--- a/文件/系統文件 第二章.docx
+++ b/文件/系統文件 第二章.docx
@@ -4,2952 +4,38 @@
   <w:body>
     <w:p>
       <w:pPr>
-        <w:ind w:left="482"/>
-        <w:jc w:val="right"/>
-        <w:rPr>
-          <w:rFonts w:eastAsia="標楷體"/>
-          <w:sz w:val="28"/>
-        </w:rPr>
-      </w:pPr>
-      <w:bookmarkStart w:id="0" w:name="_Hlk223701418"/>
-      <w:r>
-        <w:rPr>
-          <w:rFonts w:eastAsia="標楷體" w:hint="eastAsia"/>
-          <w:sz w:val="28"/>
-        </w:rPr>
-        <w:t>初評</w:t>
-      </w:r>
-      <w:r>
-        <w:rPr>
-          <w:rFonts w:eastAsia="標楷體" w:hint="eastAsia"/>
-          <w:sz w:val="28"/>
-        </w:rPr>
-        <w:t>第</w:t>
-      </w:r>
-      <w:r>
-        <w:rPr>
-          <w:rFonts w:eastAsia="標楷體" w:hint="eastAsia"/>
-          <w:sz w:val="28"/>
-        </w:rPr>
-        <w:t>1</w:t>
-      </w:r>
-      <w:r>
-        <w:rPr>
-          <w:rFonts w:eastAsia="標楷體" w:hint="eastAsia"/>
-          <w:sz w:val="28"/>
-        </w:rPr>
-        <w:t>至</w:t>
-      </w:r>
-      <w:r>
-        <w:rPr>
-          <w:rFonts w:eastAsia="標楷體" w:hint="eastAsia"/>
-          <w:sz w:val="28"/>
-        </w:rPr>
-        <w:t>8</w:t>
-      </w:r>
-      <w:r>
-        <w:rPr>
-          <w:rFonts w:eastAsia="標楷體" w:hint="eastAsia"/>
-          <w:sz w:val="28"/>
-        </w:rPr>
-        <w:t>章為主，頁數不限；</w:t>
-      </w:r>
-      <w:r>
-        <w:rPr>
-          <w:rFonts w:eastAsia="標楷體" w:hint="eastAsia"/>
-          <w:sz w:val="28"/>
-        </w:rPr>
-        <w:t>複評</w:t>
-      </w:r>
-      <w:r>
-        <w:rPr>
-          <w:rFonts w:eastAsia="標楷體" w:hint="eastAsia"/>
-          <w:sz w:val="28"/>
-        </w:rPr>
-        <w:t>所有章節，頁數</w:t>
-      </w:r>
-      <w:r>
-        <w:rPr>
-          <w:rFonts w:eastAsia="標楷體" w:hint="eastAsia"/>
-          <w:sz w:val="28"/>
-        </w:rPr>
-        <w:t>50</w:t>
-      </w:r>
-      <w:r>
-        <w:rPr>
-          <w:rFonts w:eastAsia="標楷體" w:hint="eastAsia"/>
-          <w:sz w:val="28"/>
-        </w:rPr>
-        <w:t>頁以上。</w:t>
-      </w:r>
-    </w:p>
-    <w:p>
-      <w:pPr>
-        <w:pStyle w:val="3"/>
-        <w:numPr>
-          <w:ilvl w:val="1"/>
-          <w:numId w:val="2"/>
-        </w:numPr>
-        <w:tabs>
-          <w:tab w:val="clear" w:pos="1440"/>
-          <w:tab w:val="num" w:pos="360"/>
-        </w:tabs>
-        <w:ind w:left="0" w:firstLine="0"/>
-        <w:rPr>
-          <w:rFonts w:eastAsia="標楷體" w:cs="Arial"/>
-        </w:rPr>
-      </w:pPr>
-      <w:r>
-        <w:rPr>
-          <w:rFonts w:eastAsia="標楷體" w:cs="Arial" w:hint="eastAsia"/>
-        </w:rPr>
-        <w:t>前言</w:t>
-      </w:r>
-    </w:p>
-    <w:p>
-      <w:pPr>
-        <w:pStyle w:val="a"/>
-        <w:numPr>
-          <w:ilvl w:val="0"/>
-          <w:numId w:val="0"/>
-        </w:numPr>
-        <w:ind w:left="358" w:hangingChars="128" w:hanging="358"/>
-        <w:rPr>
-          <w:rFonts w:ascii="Times New Roman"/>
-          <w:szCs w:val="28"/>
-        </w:rPr>
-      </w:pPr>
-      <w:r>
-        <w:rPr>
-          <w:rFonts w:ascii="Times New Roman" w:hint="eastAsia"/>
-          <w:szCs w:val="28"/>
-        </w:rPr>
-        <w:t xml:space="preserve">     </w:t>
-      </w:r>
-      <w:r>
-        <w:rPr>
-          <w:rFonts w:ascii="Times New Roman"/>
-          <w:szCs w:val="28"/>
-        </w:rPr>
-        <w:t>1-1</w:t>
-      </w:r>
-      <w:r>
-        <w:rPr>
-          <w:rFonts w:ascii="Times New Roman"/>
-          <w:szCs w:val="28"/>
-        </w:rPr>
-        <w:t xml:space="preserve">   </w:t>
-      </w:r>
-      <w:r>
-        <w:rPr>
-          <w:rFonts w:ascii="Times New Roman" w:hint="eastAsia"/>
-          <w:szCs w:val="28"/>
-        </w:rPr>
-        <w:t>背</w:t>
-      </w:r>
-      <w:r>
-        <w:rPr>
-          <w:rFonts w:ascii="Times New Roman"/>
-          <w:szCs w:val="28"/>
-        </w:rPr>
-        <w:t>景介紹</w:t>
-      </w:r>
-    </w:p>
-    <w:p>
-      <w:pPr>
-        <w:pStyle w:val="a"/>
-        <w:numPr>
-          <w:ilvl w:val="0"/>
-          <w:numId w:val="0"/>
-        </w:numPr>
-        <w:ind w:left="358" w:hangingChars="128" w:hanging="358"/>
-        <w:rPr>
-          <w:rFonts w:ascii="Times New Roman"/>
-          <w:szCs w:val="28"/>
-        </w:rPr>
-      </w:pPr>
-      <w:r>
-        <w:rPr>
-          <w:rFonts w:ascii="Times New Roman" w:hint="eastAsia"/>
-          <w:szCs w:val="28"/>
-        </w:rPr>
-        <w:t xml:space="preserve">     1-2   </w:t>
-      </w:r>
-      <w:r>
-        <w:rPr>
-          <w:rFonts w:ascii="Times New Roman" w:hint="eastAsia"/>
-          <w:szCs w:val="28"/>
-        </w:rPr>
-        <w:t>動</w:t>
-      </w:r>
-      <w:r>
-        <w:rPr>
-          <w:rFonts w:ascii="Times New Roman"/>
-          <w:szCs w:val="28"/>
-        </w:rPr>
-        <w:t>機</w:t>
-      </w:r>
-    </w:p>
-    <w:p>
-      <w:pPr>
-        <w:pStyle w:val="a"/>
-        <w:numPr>
-          <w:ilvl w:val="0"/>
-          <w:numId w:val="0"/>
-        </w:numPr>
-        <w:ind w:left="358" w:hangingChars="128" w:hanging="358"/>
-        <w:rPr>
-          <w:rFonts w:ascii="Times New Roman"/>
-          <w:szCs w:val="28"/>
-        </w:rPr>
-      </w:pPr>
-      <w:r>
-        <w:rPr>
-          <w:rFonts w:ascii="Times New Roman" w:hint="eastAsia"/>
-          <w:szCs w:val="28"/>
-        </w:rPr>
-        <w:t xml:space="preserve">     1-3   </w:t>
-      </w:r>
-      <w:r>
-        <w:rPr>
-          <w:rFonts w:ascii="Times New Roman" w:hint="eastAsia"/>
-          <w:szCs w:val="28"/>
-        </w:rPr>
-        <w:t>系</w:t>
-      </w:r>
-      <w:r>
-        <w:rPr>
-          <w:rFonts w:ascii="Times New Roman"/>
-          <w:szCs w:val="28"/>
-        </w:rPr>
-        <w:t>統目的與目標</w:t>
-      </w:r>
-    </w:p>
-    <w:p>
-      <w:pPr>
-        <w:pStyle w:val="a"/>
-        <w:numPr>
-          <w:ilvl w:val="0"/>
-          <w:numId w:val="0"/>
-        </w:numPr>
-        <w:ind w:left="358" w:hangingChars="128" w:hanging="358"/>
-        <w:rPr>
-          <w:rFonts w:ascii="Times New Roman"/>
-          <w:szCs w:val="28"/>
-        </w:rPr>
-      </w:pPr>
-      <w:r>
-        <w:rPr>
-          <w:rFonts w:ascii="Times New Roman" w:hint="eastAsia"/>
-          <w:szCs w:val="28"/>
-        </w:rPr>
-        <w:t xml:space="preserve">     1-4   </w:t>
-      </w:r>
-      <w:r>
-        <w:rPr>
-          <w:rFonts w:ascii="Times New Roman" w:hint="eastAsia"/>
-          <w:szCs w:val="28"/>
-        </w:rPr>
-        <w:t>預</w:t>
-      </w:r>
-      <w:r>
-        <w:rPr>
-          <w:rFonts w:ascii="Times New Roman"/>
-          <w:szCs w:val="28"/>
-        </w:rPr>
-        <w:t>期</w:t>
-      </w:r>
-      <w:r>
-        <w:rPr>
-          <w:rFonts w:ascii="Times New Roman" w:hint="eastAsia"/>
-          <w:szCs w:val="28"/>
-        </w:rPr>
-        <w:t>成</w:t>
-      </w:r>
-      <w:r>
-        <w:rPr>
-          <w:rFonts w:ascii="Times New Roman"/>
-          <w:szCs w:val="28"/>
-        </w:rPr>
-        <w:t>果</w:t>
-      </w:r>
-    </w:p>
-    <w:p>
-      <w:pPr>
-        <w:pStyle w:val="3"/>
-        <w:numPr>
-          <w:ilvl w:val="1"/>
-          <w:numId w:val="2"/>
-        </w:numPr>
-        <w:tabs>
-          <w:tab w:val="clear" w:pos="1440"/>
-          <w:tab w:val="num" w:pos="360"/>
-        </w:tabs>
-        <w:ind w:left="0" w:firstLine="0"/>
-        <w:rPr>
-          <w:rFonts w:eastAsia="標楷體" w:cs="Arial"/>
-        </w:rPr>
-      </w:pPr>
-      <w:r>
-        <w:rPr>
-          <w:rFonts w:eastAsia="標楷體" w:cs="Arial" w:hint="eastAsia"/>
-        </w:rPr>
-        <w:t>營運</w:t>
-      </w:r>
-      <w:r>
-        <w:rPr>
-          <w:rFonts w:eastAsia="標楷體" w:cs="Arial"/>
-        </w:rPr>
-        <w:t>計畫</w:t>
-      </w:r>
-    </w:p>
-    <w:p>
-      <w:pPr>
-        <w:pStyle w:val="a"/>
-        <w:numPr>
-          <w:ilvl w:val="0"/>
-          <w:numId w:val="0"/>
-        </w:numPr>
-        <w:ind w:left="358" w:hangingChars="128" w:hanging="358"/>
-        <w:rPr>
-          <w:rFonts w:ascii="Times New Roman"/>
-          <w:szCs w:val="28"/>
-        </w:rPr>
-      </w:pPr>
-      <w:r>
-        <w:rPr>
-          <w:rFonts w:ascii="Times New Roman" w:hint="eastAsia"/>
-          <w:noProof/>
-          <w:szCs w:val="28"/>
-        </w:rPr>
-        <mc:AlternateContent>
-          <mc:Choice Requires="wps">
-            <w:drawing>
-              <wp:anchor distT="45720" distB="45720" distL="114300" distR="114300" simplePos="0" relativeHeight="251661312" behindDoc="1" locked="0" layoutInCell="1" allowOverlap="1" wp14:anchorId="28F659D6" wp14:editId="44BEA07D">
-                <wp:simplePos x="0" y="0"/>
-                <wp:positionH relativeFrom="column">
-                  <wp:posOffset>3193415</wp:posOffset>
-                </wp:positionH>
-                <wp:positionV relativeFrom="paragraph">
-                  <wp:posOffset>10795</wp:posOffset>
-                </wp:positionV>
-                <wp:extent cx="3025775" cy="558165"/>
-                <wp:effectExtent l="0" t="0" r="22225" b="13970"/>
-                <wp:wrapNone/>
-                <wp:docPr id="217" name="文字方塊 6"/>
-                <wp:cNvGraphicFramePr>
-                  <a:graphicFrameLocks xmlns:a="http://schemas.openxmlformats.org/drawingml/2006/main"/>
-                </wp:cNvGraphicFramePr>
-                <a:graphic xmlns:a="http://schemas.openxmlformats.org/drawingml/2006/main">
-                  <a:graphicData uri="http://schemas.microsoft.com/office/word/2010/wordprocessingShape">
-                    <wps:wsp>
-                      <wps:cNvSpPr txBox="1">
-                        <a:spLocks noChangeArrowheads="1"/>
-                      </wps:cNvSpPr>
-                      <wps:spPr bwMode="auto">
-                        <a:xfrm>
-                          <a:off x="0" y="0"/>
-                          <a:ext cx="3025775" cy="558165"/>
-                        </a:xfrm>
-                        <a:prstGeom prst="rect">
-                          <a:avLst/>
-                        </a:prstGeom>
-                        <a:solidFill>
-                          <a:srgbClr val="FFFFFF"/>
-                        </a:solidFill>
-                        <a:ln w="9525">
-                          <a:solidFill>
-                            <a:srgbClr val="000000"/>
-                          </a:solidFill>
-                          <a:miter lim="800000"/>
-                          <a:headEnd/>
-                          <a:tailEnd/>
-                        </a:ln>
-                      </wps:spPr>
-                      <wps:txbx>
-                        <w:txbxContent>
-                          <w:p>
-                            <w:r>
-                              <w:rPr>
-                                <w:rFonts w:eastAsia="標楷體" w:hint="eastAsia"/>
-                                <w:color w:val="FF0000"/>
-                              </w:rPr>
-                              <w:t>2-2 CSR</w:t>
-                            </w:r>
-                            <w:r>
-                              <w:rPr>
-                                <w:rFonts w:eastAsia="標楷體" w:hint="eastAsia"/>
-                                <w:color w:val="FF0000"/>
-                              </w:rPr>
-                              <w:t>也算是一種商業模式，並非所有商業模式都要以盈利為目的。</w:t>
-                            </w:r>
-                          </w:p>
-                        </w:txbxContent>
-                      </wps:txbx>
-                      <wps:bodyPr rot="0" vert="horz" wrap="square" lIns="91440" tIns="45720" rIns="91440" bIns="45720" anchor="t" anchorCtr="0">
-                        <a:spAutoFit/>
-                      </wps:bodyPr>
-                    </wps:wsp>
-                  </a:graphicData>
-                </a:graphic>
-                <wp14:sizeRelH relativeFrom="margin">
-                  <wp14:pctWidth>0</wp14:pctWidth>
-                </wp14:sizeRelH>
-                <wp14:sizeRelV relativeFrom="margin">
-                  <wp14:pctHeight>20000</wp14:pctHeight>
-                </wp14:sizeRelV>
-              </wp:anchor>
-            </w:drawing>
-          </mc:Choice>
-          <mc:Fallback>
-            <w:pict>
-              <v:shapetype w14:anchorId="28F659D6" id="_x0000_t202" coordsize="21600,21600" o:spt="202" path="m,l,21600r21600,l21600,xe">
-                <v:stroke joinstyle="miter"/>
-                <v:path gradientshapeok="t" o:connecttype="rect"/>
-              </v:shapetype>
-              <v:shape id="文字方塊 6" o:spid="_x0000_s1026" type="#_x0000_t202" style="position:absolute;left:0;text-align:left;margin-left:251.45pt;margin-top:.85pt;width:238.25pt;height:43.95pt;z-index:-251655168;visibility:visible;mso-wrap-style:square;mso-width-percent:0;mso-height-percent:200;mso-wrap-distance-left:9pt;mso-wrap-distance-top:3.6pt;mso-wrap-distance-right:9pt;mso-wrap-distance-bottom:3.6pt;mso-position-horizontal:absolute;mso-position-horizontal-relative:text;mso-position-vertical:absolute;mso-position-vertical-relative:text;mso-width-percent:0;mso-height-percent:200;mso-width-relative:margin;mso-height-relative:margin;v-text-anchor:top" o:gfxdata="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">
-                <v:textbox style="mso-fit-shape-to-text:t">
-                  <w:txbxContent>
-                    <w:p>
-                      <w:r>
-                        <w:rPr>
-                          <w:rFonts w:eastAsia="標楷體" w:hint="eastAsia"/>
-                          <w:color w:val="FF0000"/>
-                        </w:rPr>
-                        <w:t>2-2 CSR</w:t>
-                      </w:r>
-                      <w:r>
-                        <w:rPr>
-                          <w:rFonts w:eastAsia="標楷體" w:hint="eastAsia"/>
-                          <w:color w:val="FF0000"/>
-                        </w:rPr>
-                        <w:t>也算是一種商業模式，並非所有商業模式都要以盈利為目的。</w:t>
-                      </w:r>
-                    </w:p>
-                  </w:txbxContent>
-                </v:textbox>
-              </v:shape>
-            </w:pict>
-          </mc:Fallback>
-        </mc:AlternateContent>
-      </w:r>
-      <w:r>
-        <w:rPr>
-          <w:rFonts w:ascii="Times New Roman" w:hint="eastAsia"/>
-          <w:szCs w:val="28"/>
-        </w:rPr>
-        <w:t xml:space="preserve">     </w:t>
-      </w:r>
-      <w:r>
-        <w:rPr>
-          <w:rFonts w:ascii="Times New Roman" w:hint="eastAsia"/>
-          <w:szCs w:val="28"/>
-        </w:rPr>
-        <w:t xml:space="preserve">2-1 </w:t>
-      </w:r>
-      <w:r>
-        <w:rPr>
-          <w:rFonts w:ascii="Times New Roman"/>
-          <w:szCs w:val="28"/>
-        </w:rPr>
-        <w:t xml:space="preserve">  </w:t>
-      </w:r>
-      <w:r>
-        <w:rPr>
-          <w:rFonts w:ascii="Times New Roman" w:hint="eastAsia"/>
-          <w:szCs w:val="28"/>
-        </w:rPr>
-        <w:t>可行</w:t>
-      </w:r>
-      <w:r>
-        <w:rPr>
-          <w:rFonts w:ascii="Times New Roman"/>
-          <w:szCs w:val="28"/>
-        </w:rPr>
-        <w:t>性分析</w:t>
-      </w:r>
-      <w:r>
-        <w:rPr>
-          <w:rFonts w:ascii="Times New Roman" w:hint="eastAsia"/>
-          <w:szCs w:val="28"/>
-        </w:rPr>
-        <w:t xml:space="preserve"> </w:t>
-      </w:r>
-    </w:p>
-    <w:p>
-      <w:pPr>
-        <w:pStyle w:val="a"/>
-        <w:numPr>
-          <w:ilvl w:val="0"/>
-          <w:numId w:val="0"/>
-        </w:numPr>
-        <w:ind w:leftChars="100" w:left="240" w:firstLineChars="150" w:firstLine="420"/>
-        <w:rPr>
-          <w:rFonts w:ascii="Times New Roman" w:cs="Arial"/>
-          <w:sz w:val="32"/>
-          <w:szCs w:val="32"/>
-        </w:rPr>
-      </w:pPr>
-      <w:r>
-        <w:rPr>
-          <w:rFonts w:ascii="Times New Roman"/>
-          <w:szCs w:val="28"/>
-        </w:rPr>
-        <w:t>2</w:t>
-      </w:r>
-      <w:r>
-        <w:rPr>
-          <w:rFonts w:ascii="Times New Roman" w:hint="eastAsia"/>
-          <w:szCs w:val="28"/>
-        </w:rPr>
-        <w:t>-2</w:t>
-      </w:r>
-      <w:r>
-        <w:rPr>
-          <w:rFonts w:ascii="Times New Roman"/>
-          <w:szCs w:val="28"/>
-        </w:rPr>
-        <w:t xml:space="preserve"> </w:t>
-      </w:r>
-      <w:r>
-        <w:rPr>
-          <w:rFonts w:ascii="Times New Roman"/>
-          <w:szCs w:val="28"/>
-        </w:rPr>
-        <w:t xml:space="preserve">  </w:t>
-      </w:r>
-      <w:r>
-        <w:rPr>
-          <w:rFonts w:ascii="Times New Roman" w:hint="eastAsia"/>
-          <w:szCs w:val="28"/>
-        </w:rPr>
-        <w:t>商業</w:t>
-      </w:r>
-      <w:r>
-        <w:rPr>
-          <w:rFonts w:ascii="Times New Roman"/>
-          <w:szCs w:val="28"/>
-        </w:rPr>
-        <w:t>模式</w:t>
-      </w:r>
-      <w:r>
-        <w:rPr>
-          <w:rFonts w:ascii="Times New Roman" w:cs="Arial" w:hint="eastAsia"/>
-          <w:sz w:val="32"/>
-          <w:szCs w:val="32"/>
-        </w:rPr>
-        <w:t>－</w:t>
-      </w:r>
-      <w:r>
-        <w:rPr>
-          <w:rFonts w:ascii="Times New Roman" w:cs="Arial" w:hint="eastAsia"/>
-          <w:sz w:val="32"/>
-          <w:szCs w:val="32"/>
-        </w:rPr>
-        <w:t>B</w:t>
-      </w:r>
-      <w:r>
-        <w:rPr>
-          <w:rFonts w:ascii="Times New Roman" w:cs="Arial"/>
-          <w:sz w:val="32"/>
-          <w:szCs w:val="32"/>
-        </w:rPr>
-        <w:t>usiness model</w:t>
-      </w:r>
-    </w:p>
-    <w:p>
-      <w:pPr>
-        <w:pStyle w:val="a"/>
-        <w:numPr>
-          <w:ilvl w:val="0"/>
-          <w:numId w:val="0"/>
-        </w:numPr>
-        <w:ind w:leftChars="100" w:left="240" w:firstLineChars="150" w:firstLine="420"/>
-        <w:rPr>
-          <w:rFonts w:ascii="Times New Roman"/>
-          <w:szCs w:val="28"/>
-        </w:rPr>
-      </w:pPr>
-      <w:r>
-        <w:rPr>
-          <w:rFonts w:ascii="Times New Roman" w:hint="eastAsia"/>
-          <w:szCs w:val="28"/>
-        </w:rPr>
-        <w:t xml:space="preserve">2-3 </w:t>
-      </w:r>
-      <w:r>
-        <w:rPr>
-          <w:rFonts w:ascii="Times New Roman"/>
-          <w:szCs w:val="28"/>
-        </w:rPr>
-        <w:t xml:space="preserve">  </w:t>
-      </w:r>
-      <w:r>
-        <w:rPr>
-          <w:rFonts w:ascii="Times New Roman" w:hint="eastAsia"/>
-          <w:szCs w:val="28"/>
-        </w:rPr>
-        <w:t>市場</w:t>
-      </w:r>
-      <w:r>
-        <w:rPr>
-          <w:rFonts w:ascii="Times New Roman"/>
-          <w:szCs w:val="28"/>
-        </w:rPr>
-        <w:t>分析</w:t>
-      </w:r>
-      <w:r>
-        <w:rPr>
-          <w:rFonts w:ascii="Times New Roman" w:hint="eastAsia"/>
-          <w:szCs w:val="28"/>
-        </w:rPr>
-        <w:t>－</w:t>
-      </w:r>
-      <w:r>
-        <w:rPr>
-          <w:rFonts w:ascii="Times New Roman" w:hint="eastAsia"/>
-          <w:szCs w:val="28"/>
-        </w:rPr>
-        <w:t>STP</w:t>
-      </w:r>
-    </w:p>
-    <w:p>
-      <w:pPr>
-        <w:pStyle w:val="a"/>
-        <w:numPr>
-          <w:ilvl w:val="0"/>
-          <w:numId w:val="0"/>
-        </w:numPr>
-        <w:ind w:leftChars="100" w:left="240" w:firstLineChars="150" w:firstLine="420"/>
-        <w:rPr>
-          <w:rFonts w:ascii="Times New Roman"/>
-          <w:szCs w:val="28"/>
-        </w:rPr>
-      </w:pPr>
-      <w:r>
-        <w:rPr>
-          <w:rFonts w:ascii="Times New Roman"/>
-          <w:szCs w:val="28"/>
-        </w:rPr>
-        <w:t xml:space="preserve">2-4   </w:t>
-      </w:r>
-      <w:r>
-        <w:rPr>
-          <w:rFonts w:ascii="Times New Roman" w:hint="eastAsia"/>
-          <w:szCs w:val="28"/>
-        </w:rPr>
-        <w:t>競爭</w:t>
-      </w:r>
-      <w:r>
-        <w:rPr>
-          <w:rFonts w:ascii="Times New Roman"/>
-          <w:szCs w:val="28"/>
-        </w:rPr>
-        <w:t>力分析</w:t>
-      </w:r>
-      <w:r>
-        <w:rPr>
-          <w:rFonts w:ascii="Times New Roman" w:hint="eastAsia"/>
-          <w:szCs w:val="28"/>
-        </w:rPr>
-        <w:t>SWOT</w:t>
-      </w:r>
-      <w:r>
-        <w:rPr>
-          <w:rFonts w:ascii="Times New Roman"/>
-          <w:szCs w:val="28"/>
-        </w:rPr>
-        <w:t>-TOWS</w:t>
-      </w:r>
-      <w:r>
-        <w:rPr>
-          <w:rFonts w:ascii="Times New Roman" w:hint="eastAsia"/>
-          <w:szCs w:val="28"/>
-        </w:rPr>
-        <w:t>或</w:t>
-      </w:r>
-      <w:r>
-        <w:rPr>
-          <w:rFonts w:ascii="Times New Roman"/>
-          <w:szCs w:val="28"/>
-        </w:rPr>
-        <w:t>五力分析</w:t>
-      </w:r>
-    </w:p>
-    <w:p>
-      <w:pPr>
-        <w:pStyle w:val="3"/>
-        <w:numPr>
-          <w:ilvl w:val="1"/>
-          <w:numId w:val="2"/>
-        </w:numPr>
-        <w:tabs>
-          <w:tab w:val="clear" w:pos="1440"/>
-          <w:tab w:val="num" w:pos="360"/>
-        </w:tabs>
-        <w:ind w:left="0" w:firstLine="0"/>
-        <w:rPr>
-          <w:rFonts w:eastAsia="標楷體" w:cs="Arial"/>
-        </w:rPr>
-      </w:pPr>
-      <w:r>
-        <w:rPr>
-          <w:rFonts w:eastAsia="標楷體" w:cs="Arial"/>
-        </w:rPr>
-        <w:t>系統規格</w:t>
-      </w:r>
-    </w:p>
-    <w:p>
-      <w:pPr>
-        <w:pStyle w:val="a"/>
-        <w:numPr>
-          <w:ilvl w:val="0"/>
-          <w:numId w:val="0"/>
-        </w:numPr>
-        <w:ind w:left="358" w:hangingChars="128" w:hanging="358"/>
-        <w:rPr>
-          <w:rFonts w:ascii="Times New Roman"/>
-          <w:szCs w:val="28"/>
-        </w:rPr>
-      </w:pPr>
-      <w:r>
-        <w:rPr>
-          <w:rFonts w:ascii="Times New Roman" w:hint="eastAsia"/>
-          <w:szCs w:val="28"/>
-        </w:rPr>
-        <w:t xml:space="preserve">     3-1   </w:t>
-      </w:r>
-      <w:r>
-        <w:rPr>
-          <w:rFonts w:ascii="Times New Roman"/>
-          <w:szCs w:val="28"/>
-        </w:rPr>
-        <w:t>系統架構</w:t>
-      </w:r>
-      <w:r>
-        <w:rPr>
-          <w:rFonts w:ascii="Times New Roman" w:hint="eastAsia"/>
-          <w:szCs w:val="28"/>
-        </w:rPr>
-        <w:t>：最好以圖示方式說明。</w:t>
-      </w:r>
-    </w:p>
-    <w:p>
-      <w:pPr>
-        <w:pStyle w:val="a"/>
-        <w:numPr>
-          <w:ilvl w:val="0"/>
-          <w:numId w:val="0"/>
-        </w:numPr>
-        <w:ind w:left="358" w:hangingChars="128" w:hanging="358"/>
-        <w:rPr>
-          <w:rFonts w:ascii="Times New Roman"/>
-          <w:szCs w:val="28"/>
-        </w:rPr>
-      </w:pPr>
-      <w:r>
-        <w:rPr>
-          <w:rFonts w:ascii="Times New Roman" w:hint="eastAsia"/>
-          <w:szCs w:val="28"/>
-        </w:rPr>
-        <w:t xml:space="preserve">     3</w:t>
-      </w:r>
-      <w:r>
-        <w:rPr>
-          <w:rFonts w:ascii="Times New Roman"/>
-          <w:szCs w:val="28"/>
-        </w:rPr>
-        <w:t xml:space="preserve">-2   </w:t>
-      </w:r>
-      <w:r>
-        <w:rPr>
-          <w:rFonts w:ascii="Times New Roman" w:hint="eastAsia"/>
-          <w:szCs w:val="28"/>
-        </w:rPr>
-        <w:t>系統</w:t>
-      </w:r>
-      <w:r>
-        <w:rPr>
-          <w:rFonts w:ascii="Times New Roman"/>
-          <w:szCs w:val="28"/>
-        </w:rPr>
-        <w:t>軟、硬體需求與技術平台</w:t>
-      </w:r>
-      <w:r>
-        <w:rPr>
-          <w:rFonts w:ascii="Times New Roman" w:hint="eastAsia"/>
-          <w:szCs w:val="28"/>
-        </w:rPr>
-        <w:t>。</w:t>
-      </w:r>
-    </w:p>
-    <w:p>
-      <w:pPr>
-        <w:pStyle w:val="a"/>
-        <w:numPr>
-          <w:ilvl w:val="0"/>
-          <w:numId w:val="0"/>
-        </w:numPr>
-        <w:ind w:left="358" w:hangingChars="128" w:hanging="358"/>
-        <w:rPr>
-          <w:rFonts w:ascii="Times New Roman"/>
-          <w:szCs w:val="28"/>
-        </w:rPr>
-      </w:pPr>
-      <w:r>
-        <w:rPr>
-          <w:rFonts w:ascii="Times New Roman" w:hint="eastAsia"/>
-          <w:szCs w:val="28"/>
-        </w:rPr>
-        <w:t xml:space="preserve">     3</w:t>
-      </w:r>
-      <w:r>
-        <w:rPr>
-          <w:rFonts w:ascii="Times New Roman"/>
-          <w:szCs w:val="28"/>
-        </w:rPr>
-        <w:t xml:space="preserve">-3   </w:t>
-      </w:r>
-      <w:r>
-        <w:rPr>
-          <w:rFonts w:ascii="Times New Roman"/>
-          <w:szCs w:val="28"/>
-        </w:rPr>
-        <w:t>使用標準與工具：使用到哪些軟體工程標準或規範，例如：</w:t>
-      </w:r>
-      <w:r>
-        <w:rPr>
-          <w:rFonts w:ascii="Times New Roman"/>
-          <w:szCs w:val="28"/>
-        </w:rPr>
-        <w:t>UML</w:t>
-      </w:r>
-      <w:r>
-        <w:rPr>
-          <w:rFonts w:ascii="Times New Roman"/>
-          <w:szCs w:val="28"/>
-        </w:rPr>
-        <w:t>、</w:t>
-      </w:r>
-      <w:r>
-        <w:rPr>
-          <w:rFonts w:ascii="Times New Roman"/>
-          <w:szCs w:val="28"/>
-        </w:rPr>
-        <w:t>UP</w:t>
-      </w:r>
-    </w:p>
-    <w:p>
-      <w:pPr>
-        <w:pStyle w:val="a"/>
-        <w:numPr>
-          <w:ilvl w:val="0"/>
-          <w:numId w:val="0"/>
-        </w:numPr>
-        <w:ind w:left="358" w:hangingChars="128" w:hanging="358"/>
-        <w:rPr>
-          <w:rFonts w:ascii="Times New Roman"/>
-          <w:szCs w:val="28"/>
-        </w:rPr>
-      </w:pPr>
-      <w:r>
-        <w:rPr>
-          <w:rFonts w:ascii="Times New Roman" w:hint="eastAsia"/>
-          <w:szCs w:val="28"/>
-        </w:rPr>
-        <w:t xml:space="preserve">           </w:t>
-      </w:r>
-      <w:r>
-        <w:rPr>
-          <w:rFonts w:ascii="Times New Roman"/>
-          <w:szCs w:val="28"/>
-        </w:rPr>
-        <w:t>等，即使用到哪些</w:t>
-      </w:r>
-      <w:r>
-        <w:rPr>
-          <w:rFonts w:ascii="Times New Roman"/>
-          <w:szCs w:val="28"/>
-        </w:rPr>
-        <w:t>CASE tools</w:t>
-      </w:r>
-      <w:r>
-        <w:rPr>
-          <w:rFonts w:ascii="Times New Roman"/>
-          <w:szCs w:val="28"/>
-        </w:rPr>
-        <w:t>，例如：</w:t>
-      </w:r>
-      <w:r>
-        <w:rPr>
-          <w:rFonts w:ascii="Times New Roman"/>
-          <w:szCs w:val="28"/>
-        </w:rPr>
-        <w:t>Microsoft Project</w:t>
-      </w:r>
-      <w:r>
-        <w:rPr>
-          <w:rFonts w:ascii="Times New Roman"/>
-          <w:szCs w:val="28"/>
-        </w:rPr>
-        <w:t>。</w:t>
-      </w:r>
-    </w:p>
-    <w:p>
-      <w:pPr>
-        <w:pStyle w:val="3"/>
-        <w:numPr>
-          <w:ilvl w:val="1"/>
-          <w:numId w:val="2"/>
-        </w:numPr>
-        <w:tabs>
-          <w:tab w:val="clear" w:pos="1440"/>
-          <w:tab w:val="num" w:pos="360"/>
-        </w:tabs>
-        <w:ind w:left="0" w:firstLine="0"/>
-        <w:rPr>
-          <w:rFonts w:eastAsia="標楷體" w:cs="Arial"/>
-        </w:rPr>
-      </w:pPr>
-      <w:r>
-        <w:rPr>
-          <w:rFonts w:eastAsia="標楷體" w:cs="Arial"/>
-          <w:noProof/>
-        </w:rPr>
-        <mc:AlternateContent>
-          <mc:Choice Requires="wps">
-            <w:drawing>
-              <wp:anchor distT="45720" distB="45720" distL="114300" distR="114300" simplePos="0" relativeHeight="251659264" behindDoc="0" locked="0" layoutInCell="1" allowOverlap="1" wp14:anchorId="0DE11E44" wp14:editId="3EB4C5D2">
-                <wp:simplePos x="0" y="0"/>
-                <wp:positionH relativeFrom="column">
-                  <wp:posOffset>4060190</wp:posOffset>
-                </wp:positionH>
-                <wp:positionV relativeFrom="paragraph">
-                  <wp:posOffset>156210</wp:posOffset>
-                </wp:positionV>
-                <wp:extent cx="2752725" cy="1015365"/>
-                <wp:effectExtent l="12065" t="13335" r="6985" b="9525"/>
-                <wp:wrapSquare wrapText="bothSides"/>
-                <wp:docPr id="670392876" name="文字方塊 5"/>
-                <wp:cNvGraphicFramePr>
-                  <a:graphicFrameLocks xmlns:a="http://schemas.openxmlformats.org/drawingml/2006/main"/>
-                </wp:cNvGraphicFramePr>
-                <a:graphic xmlns:a="http://schemas.openxmlformats.org/drawingml/2006/main">
-                  <a:graphicData uri="http://schemas.microsoft.com/office/word/2010/wordprocessingShape">
-                    <wps:wsp>
-                      <wps:cNvSpPr txBox="1">
-                        <a:spLocks noChangeArrowheads="1"/>
-                      </wps:cNvSpPr>
-                      <wps:spPr bwMode="auto">
-                        <a:xfrm>
-                          <a:off x="0" y="0"/>
-                          <a:ext cx="2752725" cy="1015365"/>
-                        </a:xfrm>
-                        <a:prstGeom prst="rect">
-                          <a:avLst/>
-                        </a:prstGeom>
-                        <a:solidFill>
-                          <a:srgbClr val="FFFFFF"/>
-                        </a:solidFill>
-                        <a:ln w="9525">
-                          <a:solidFill>
-                            <a:srgbClr val="000000"/>
-                          </a:solidFill>
-                          <a:miter lim="800000"/>
-                          <a:headEnd/>
-                          <a:tailEnd/>
-                        </a:ln>
-                      </wps:spPr>
-                      <wps:txbx>
-                        <w:txbxContent>
-                          <w:p>
-                            <w:pPr>
-                              <w:rPr>
-                                <w:color w:val="FF0000"/>
-                                <w:sz w:val="20"/>
-                                <w:szCs w:val="20"/>
-                              </w:rPr>
-                            </w:pPr>
-                            <w:r>
-                              <w:rPr>
-                                <w:rFonts w:hint="eastAsia"/>
-                                <w:color w:val="FF0000"/>
-                                <w:sz w:val="20"/>
-                                <w:szCs w:val="20"/>
-                              </w:rPr>
-                              <w:t>第</w:t>
-                            </w:r>
-                            <w:r>
-                              <w:rPr>
-                                <w:rFonts w:hint="eastAsia"/>
-                                <w:color w:val="FF0000"/>
-                                <w:sz w:val="20"/>
-                                <w:szCs w:val="20"/>
-                              </w:rPr>
-                              <w:t>4</w:t>
-                            </w:r>
-                            <w:r>
-                              <w:rPr>
-                                <w:rFonts w:hint="eastAsia"/>
-                                <w:color w:val="FF0000"/>
-                                <w:sz w:val="20"/>
-                                <w:szCs w:val="20"/>
-                              </w:rPr>
-                              <w:t>章</w:t>
-                            </w:r>
-                            <w:r>
-                              <w:rPr>
-                                <w:rFonts w:hint="eastAsia"/>
-                                <w:color w:val="FF0000"/>
-                                <w:sz w:val="20"/>
-                                <w:szCs w:val="20"/>
-                              </w:rPr>
-                              <w:t xml:space="preserve"> </w:t>
-                            </w:r>
-                            <w:r>
-                              <w:rPr>
-                                <w:rFonts w:hint="eastAsia"/>
-                                <w:color w:val="FF0000"/>
-                                <w:sz w:val="20"/>
-                                <w:szCs w:val="20"/>
-                              </w:rPr>
-                              <w:t>專</w:t>
-                            </w:r>
-                            <w:r>
-                              <w:rPr>
-                                <w:color w:val="FF0000"/>
-                                <w:sz w:val="20"/>
-                                <w:szCs w:val="20"/>
-                              </w:rPr>
-                              <w:t>案時程與組織分工</w:t>
-                            </w:r>
-                          </w:p>
-                          <w:p>
-                            <w:pPr>
-                              <w:widowControl/>
-                              <w:rPr>
-                                <w:rFonts w:eastAsia="標楷體"/>
-                                <w:b/>
-                                <w:color w:val="FF0000"/>
-                                <w:sz w:val="20"/>
-                                <w:szCs w:val="20"/>
-                                <w:bdr w:val="single" w:sz="4" w:space="0" w:color="auto"/>
-                              </w:rPr>
-                            </w:pPr>
-                            <w:r>
-                              <w:rPr>
-                                <w:rFonts w:eastAsia="標楷體" w:hint="eastAsia"/>
-                                <w:b/>
-                                <w:color w:val="FF0000"/>
-                                <w:sz w:val="20"/>
-                                <w:szCs w:val="20"/>
-                                <w:bdr w:val="single" w:sz="4" w:space="0" w:color="auto"/>
-                              </w:rPr>
-                              <w:t>1.</w:t>
-                            </w:r>
-                            <w:r>
-                              <w:rPr>
-                                <w:rFonts w:eastAsia="標楷體" w:hint="eastAsia"/>
-                                <w:b/>
-                                <w:color w:val="FF0000"/>
-                                <w:sz w:val="20"/>
-                                <w:szCs w:val="20"/>
-                                <w:bdr w:val="single" w:sz="4" w:space="0" w:color="auto"/>
-                              </w:rPr>
-                              <w:t>應詳細描述一年（二學期）之規劃與控管</w:t>
-                            </w:r>
-                          </w:p>
-                          <w:p>
-                            <w:pPr>
-                              <w:widowControl/>
-                              <w:rPr>
-                                <w:rFonts w:eastAsia="標楷體"/>
-                                <w:b/>
-                                <w:color w:val="FF0000"/>
-                                <w:sz w:val="20"/>
-                                <w:szCs w:val="20"/>
-                                <w:bdr w:val="single" w:sz="4" w:space="0" w:color="auto"/>
-                              </w:rPr>
-                            </w:pPr>
-                            <w:r>
-                              <w:rPr>
-                                <w:rFonts w:eastAsia="標楷體" w:hint="eastAsia"/>
-                                <w:b/>
-                                <w:color w:val="FF0000"/>
-                                <w:sz w:val="20"/>
-                                <w:szCs w:val="20"/>
-                                <w:bdr w:val="single" w:sz="4" w:space="0" w:color="auto"/>
-                              </w:rPr>
-                              <w:t>2.</w:t>
-                            </w:r>
-                            <w:r>
-                              <w:rPr>
-                                <w:rFonts w:eastAsia="標楷體" w:hint="eastAsia"/>
-                                <w:b/>
-                                <w:color w:val="FF0000"/>
-                                <w:sz w:val="20"/>
-                                <w:szCs w:val="20"/>
-                                <w:bdr w:val="single" w:sz="4" w:space="0" w:color="auto"/>
-                              </w:rPr>
-                              <w:t>參</w:t>
-                            </w:r>
-                            <w:r>
-                              <w:rPr>
-                                <w:rFonts w:eastAsia="標楷體"/>
-                                <w:b/>
-                                <w:color w:val="FF0000"/>
-                                <w:sz w:val="20"/>
-                                <w:szCs w:val="20"/>
-                                <w:bdr w:val="single" w:sz="4" w:space="0" w:color="auto"/>
-                              </w:rPr>
-                              <w:t>考專</w:t>
-                            </w:r>
-                            <w:r>
-                              <w:rPr>
-                                <w:rFonts w:eastAsia="標楷體" w:hint="eastAsia"/>
-                                <w:b/>
-                                <w:color w:val="FF0000"/>
-                                <w:sz w:val="20"/>
-                                <w:szCs w:val="20"/>
-                                <w:bdr w:val="single" w:sz="4" w:space="0" w:color="auto"/>
-                              </w:rPr>
-                              <w:t>案</w:t>
-                            </w:r>
-                            <w:r>
-                              <w:rPr>
-                                <w:rFonts w:eastAsia="標楷體"/>
-                                <w:b/>
-                                <w:color w:val="FF0000"/>
-                                <w:sz w:val="20"/>
-                                <w:szCs w:val="20"/>
-                                <w:bdr w:val="single" w:sz="4" w:space="0" w:color="auto"/>
-                              </w:rPr>
-                              <w:t>組織與分工</w:t>
-                            </w:r>
-                            <w:r>
-                              <w:rPr>
-                                <w:rFonts w:eastAsia="標楷體" w:hint="eastAsia"/>
-                                <w:b/>
-                                <w:color w:val="FF0000"/>
-                                <w:sz w:val="20"/>
-                                <w:szCs w:val="20"/>
-                                <w:bdr w:val="single" w:sz="4" w:space="0" w:color="auto"/>
-                              </w:rPr>
-                              <w:t>範</w:t>
-                            </w:r>
-                            <w:r>
-                              <w:rPr>
-                                <w:rFonts w:eastAsia="標楷體"/>
-                                <w:b/>
-                                <w:color w:val="FF0000"/>
-                                <w:sz w:val="20"/>
-                                <w:szCs w:val="20"/>
-                                <w:bdr w:val="single" w:sz="4" w:space="0" w:color="auto"/>
-                              </w:rPr>
-                              <w:t>本</w:t>
-                            </w:r>
-                            <w:r>
-                              <w:rPr>
-                                <w:rFonts w:eastAsia="標楷體" w:hint="eastAsia"/>
-                                <w:b/>
-                                <w:color w:val="FF0000"/>
-                                <w:sz w:val="20"/>
-                                <w:szCs w:val="20"/>
-                                <w:bdr w:val="single" w:sz="4" w:space="0" w:color="auto"/>
-                              </w:rPr>
-                              <w:t>如</w:t>
-                            </w:r>
-                            <w:r>
-                              <w:rPr>
-                                <w:rFonts w:eastAsia="標楷體"/>
-                                <w:b/>
-                                <w:color w:val="FF0000"/>
-                                <w:sz w:val="20"/>
-                                <w:szCs w:val="20"/>
-                                <w:bdr w:val="single" w:sz="4" w:space="0" w:color="auto"/>
-                              </w:rPr>
-                              <w:t>下表</w:t>
-                            </w:r>
-                            <w:r>
-                              <w:rPr>
-                                <w:rFonts w:eastAsia="標楷體" w:hint="eastAsia"/>
-                                <w:b/>
-                                <w:color w:val="FF0000"/>
-                                <w:sz w:val="20"/>
-                                <w:szCs w:val="20"/>
-                                <w:bdr w:val="single" w:sz="4" w:space="0" w:color="auto"/>
-                              </w:rPr>
-                              <w:t>，</w:t>
-                            </w:r>
-                            <w:r>
-                              <w:rPr>
-                                <w:rFonts w:eastAsia="標楷體"/>
-                                <w:b/>
-                                <w:color w:val="FF0000"/>
-                                <w:sz w:val="20"/>
-                                <w:szCs w:val="20"/>
-                                <w:bdr w:val="single" w:sz="4" w:space="0" w:color="auto"/>
-                              </w:rPr>
-                              <w:t>詳細填</w:t>
-                            </w:r>
-                            <w:r>
-                              <w:rPr>
-                                <w:rFonts w:eastAsia="標楷體" w:hint="eastAsia"/>
-                                <w:b/>
-                                <w:color w:val="FF0000"/>
-                                <w:sz w:val="20"/>
-                                <w:szCs w:val="20"/>
-                                <w:bdr w:val="single" w:sz="4" w:space="0" w:color="auto"/>
-                              </w:rPr>
-                              <w:t>寫</w:t>
-                            </w:r>
-                          </w:p>
-                          <w:p>
-                            <w:pPr>
-                              <w:widowControl/>
-                              <w:rPr>
-                                <w:color w:val="FF0000"/>
-                                <w:sz w:val="20"/>
-                                <w:szCs w:val="20"/>
-                              </w:rPr>
-                            </w:pPr>
-                            <w:r>
-                              <w:rPr>
-                                <w:rFonts w:eastAsia="標楷體" w:hint="eastAsia"/>
-                                <w:b/>
-                                <w:color w:val="FF0000"/>
-                                <w:sz w:val="20"/>
-                                <w:szCs w:val="20"/>
-                                <w:bdr w:val="single" w:sz="4" w:space="0" w:color="auto"/>
-                              </w:rPr>
-                              <w:t>3.Gi</w:t>
-                            </w:r>
-                            <w:r>
-                              <w:rPr>
-                                <w:rFonts w:eastAsia="標楷體"/>
-                                <w:b/>
-                                <w:color w:val="FF0000"/>
-                                <w:sz w:val="20"/>
-                                <w:szCs w:val="20"/>
-                                <w:bdr w:val="single" w:sz="4" w:space="0" w:color="auto"/>
-                              </w:rPr>
-                              <w:t>tHub</w:t>
-                            </w:r>
-                            <w:r>
-                              <w:rPr>
-                                <w:rFonts w:eastAsia="標楷體" w:hint="eastAsia"/>
-                                <w:b/>
-                                <w:color w:val="FF0000"/>
-                                <w:sz w:val="20"/>
-                                <w:szCs w:val="20"/>
-                                <w:bdr w:val="single" w:sz="4" w:space="0" w:color="auto"/>
-                              </w:rPr>
-                              <w:t>標註</w:t>
-                            </w:r>
-                            <w:r>
-                              <w:rPr>
-                                <w:rFonts w:eastAsia="標楷體" w:hint="eastAsia"/>
-                                <w:b/>
-                                <w:color w:val="FF0000"/>
-                                <w:sz w:val="20"/>
-                                <w:szCs w:val="20"/>
-                                <w:bdr w:val="single" w:sz="4" w:space="0" w:color="auto"/>
-                              </w:rPr>
-                              <w:t>每位同學中文姓名</w:t>
-                            </w:r>
-                            <w:r>
-                              <w:rPr>
-                                <w:rFonts w:eastAsia="標楷體" w:hint="eastAsia"/>
-                                <w:b/>
-                                <w:color w:val="FF0000"/>
-                                <w:sz w:val="20"/>
-                                <w:szCs w:val="20"/>
-                                <w:bdr w:val="single" w:sz="4" w:space="0" w:color="auto"/>
-                              </w:rPr>
-                              <w:t>及學號</w:t>
-                            </w:r>
-                          </w:p>
-                        </w:txbxContent>
-                      </wps:txbx>
-                      <wps:bodyPr rot="0" vert="horz" wrap="square" lIns="91440" tIns="45720" rIns="91440" bIns="45720" anchor="t" anchorCtr="0" upright="1">
-                        <a:spAutoFit/>
-                      </wps:bodyPr>
-                    </wps:wsp>
-                  </a:graphicData>
-                </a:graphic>
-                <wp14:sizeRelH relativeFrom="margin">
-                  <wp14:pctWidth>0</wp14:pctWidth>
-                </wp14:sizeRelH>
-                <wp14:sizeRelV relativeFrom="margin">
-                  <wp14:pctHeight>20000</wp14:pctHeight>
-                </wp14:sizeRelV>
-              </wp:anchor>
-            </w:drawing>
-          </mc:Choice>
-          <mc:Fallback>
-            <w:pict>
-              <v:shape w14:anchorId="0DE11E44" id="文字方塊 5" o:spid="_x0000_s1027" type="#_x0000_t202" style="position:absolute;left:0;text-align:left;margin-left:319.7pt;margin-top:12.3pt;width:216.75pt;height:79.95pt;z-index:251659264;visibility:visible;mso-wrap-style:square;mso-width-percent:0;mso-height-percent:200;mso-wrap-distance-left:9pt;mso-wrap-distance-top:3.6pt;mso-wrap-distance-right:9pt;mso-wrap-distance-bottom:3.6pt;mso-position-horizontal:absolute;mso-position-horizontal-relative:text;mso-position-vertical:absolute;mso-position-vertical-relative:text;mso-width-percent:0;mso-height-percent:200;mso-width-relative:margin;mso-height-relative:margin;v-text-anchor:top" o:gfxdata="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">
-                <v:textbox style="mso-fit-shape-to-text:t">
-                  <w:txbxContent>
-                    <w:p>
-                      <w:pPr>
-                        <w:rPr>
-                          <w:color w:val="FF0000"/>
-                          <w:sz w:val="20"/>
-                          <w:szCs w:val="20"/>
-                        </w:rPr>
-                      </w:pPr>
-                      <w:r>
-                        <w:rPr>
-                          <w:rFonts w:hint="eastAsia"/>
-                          <w:color w:val="FF0000"/>
-                          <w:sz w:val="20"/>
-                          <w:szCs w:val="20"/>
-                        </w:rPr>
-                        <w:t>第</w:t>
-                      </w:r>
-                      <w:r>
-                        <w:rPr>
-                          <w:rFonts w:hint="eastAsia"/>
-                          <w:color w:val="FF0000"/>
-                          <w:sz w:val="20"/>
-                          <w:szCs w:val="20"/>
-                        </w:rPr>
-                        <w:t>4</w:t>
-                      </w:r>
-                      <w:r>
-                        <w:rPr>
-                          <w:rFonts w:hint="eastAsia"/>
-                          <w:color w:val="FF0000"/>
-                          <w:sz w:val="20"/>
-                          <w:szCs w:val="20"/>
-                        </w:rPr>
-                        <w:t>章</w:t>
-                      </w:r>
-                      <w:r>
-                        <w:rPr>
-                          <w:rFonts w:hint="eastAsia"/>
-                          <w:color w:val="FF0000"/>
-                          <w:sz w:val="20"/>
-                          <w:szCs w:val="20"/>
-                        </w:rPr>
-                        <w:t xml:space="preserve"> </w:t>
-                      </w:r>
-                      <w:r>
-                        <w:rPr>
-                          <w:rFonts w:hint="eastAsia"/>
-                          <w:color w:val="FF0000"/>
-                          <w:sz w:val="20"/>
-                          <w:szCs w:val="20"/>
-                        </w:rPr>
-                        <w:t>專</w:t>
-                      </w:r>
-                      <w:r>
-                        <w:rPr>
-                          <w:color w:val="FF0000"/>
-                          <w:sz w:val="20"/>
-                          <w:szCs w:val="20"/>
-                        </w:rPr>
-                        <w:t>案時程與組織分工</w:t>
-                      </w:r>
-                    </w:p>
-                    <w:p>
-                      <w:pPr>
-                        <w:widowControl/>
-                        <w:rPr>
-                          <w:rFonts w:eastAsia="標楷體"/>
-                          <w:b/>
-                          <w:color w:val="FF0000"/>
-                          <w:sz w:val="20"/>
-                          <w:szCs w:val="20"/>
-                          <w:bdr w:val="single" w:sz="4" w:space="0" w:color="auto"/>
-                        </w:rPr>
-                      </w:pPr>
-                      <w:r>
-                        <w:rPr>
-                          <w:rFonts w:eastAsia="標楷體" w:hint="eastAsia"/>
-                          <w:b/>
-                          <w:color w:val="FF0000"/>
-                          <w:sz w:val="20"/>
-                          <w:szCs w:val="20"/>
-                          <w:bdr w:val="single" w:sz="4" w:space="0" w:color="auto"/>
-                        </w:rPr>
-                        <w:t>1.</w:t>
-                      </w:r>
-                      <w:r>
-                        <w:rPr>
-                          <w:rFonts w:eastAsia="標楷體" w:hint="eastAsia"/>
-                          <w:b/>
-                          <w:color w:val="FF0000"/>
-                          <w:sz w:val="20"/>
-                          <w:szCs w:val="20"/>
-                          <w:bdr w:val="single" w:sz="4" w:space="0" w:color="auto"/>
-                        </w:rPr>
-                        <w:t>應詳細描述一年（二學期）之規劃與控管</w:t>
-                      </w:r>
-                    </w:p>
-                    <w:p>
-                      <w:pPr>
-                        <w:widowControl/>
-                        <w:rPr>
-                          <w:rFonts w:eastAsia="標楷體"/>
-                          <w:b/>
-                          <w:color w:val="FF0000"/>
-                          <w:sz w:val="20"/>
-                          <w:szCs w:val="20"/>
-                          <w:bdr w:val="single" w:sz="4" w:space="0" w:color="auto"/>
-                        </w:rPr>
-                      </w:pPr>
-                      <w:r>
-                        <w:rPr>
-                          <w:rFonts w:eastAsia="標楷體" w:hint="eastAsia"/>
-                          <w:b/>
-                          <w:color w:val="FF0000"/>
-                          <w:sz w:val="20"/>
-                          <w:szCs w:val="20"/>
-                          <w:bdr w:val="single" w:sz="4" w:space="0" w:color="auto"/>
-                        </w:rPr>
-                        <w:t>2.</w:t>
-                      </w:r>
-                      <w:r>
-                        <w:rPr>
-                          <w:rFonts w:eastAsia="標楷體" w:hint="eastAsia"/>
-                          <w:b/>
-                          <w:color w:val="FF0000"/>
-                          <w:sz w:val="20"/>
-                          <w:szCs w:val="20"/>
-                          <w:bdr w:val="single" w:sz="4" w:space="0" w:color="auto"/>
-                        </w:rPr>
-                        <w:t>參</w:t>
-                      </w:r>
-                      <w:r>
-                        <w:rPr>
-                          <w:rFonts w:eastAsia="標楷體"/>
-                          <w:b/>
-                          <w:color w:val="FF0000"/>
-                          <w:sz w:val="20"/>
-                          <w:szCs w:val="20"/>
-                          <w:bdr w:val="single" w:sz="4" w:space="0" w:color="auto"/>
-                        </w:rPr>
-                        <w:t>考專</w:t>
-                      </w:r>
-                      <w:r>
-                        <w:rPr>
-                          <w:rFonts w:eastAsia="標楷體" w:hint="eastAsia"/>
-                          <w:b/>
-                          <w:color w:val="FF0000"/>
-                          <w:sz w:val="20"/>
-                          <w:szCs w:val="20"/>
-                          <w:bdr w:val="single" w:sz="4" w:space="0" w:color="auto"/>
-                        </w:rPr>
-                        <w:t>案</w:t>
-                      </w:r>
-                      <w:r>
-                        <w:rPr>
-                          <w:rFonts w:eastAsia="標楷體"/>
-                          <w:b/>
-                          <w:color w:val="FF0000"/>
-                          <w:sz w:val="20"/>
-                          <w:szCs w:val="20"/>
-                          <w:bdr w:val="single" w:sz="4" w:space="0" w:color="auto"/>
-                        </w:rPr>
-                        <w:t>組織與分工</w:t>
-                      </w:r>
-                      <w:r>
-                        <w:rPr>
-                          <w:rFonts w:eastAsia="標楷體" w:hint="eastAsia"/>
-                          <w:b/>
-                          <w:color w:val="FF0000"/>
-                          <w:sz w:val="20"/>
-                          <w:szCs w:val="20"/>
-                          <w:bdr w:val="single" w:sz="4" w:space="0" w:color="auto"/>
-                        </w:rPr>
-                        <w:t>範</w:t>
-                      </w:r>
-                      <w:r>
-                        <w:rPr>
-                          <w:rFonts w:eastAsia="標楷體"/>
-                          <w:b/>
-                          <w:color w:val="FF0000"/>
-                          <w:sz w:val="20"/>
-                          <w:szCs w:val="20"/>
-                          <w:bdr w:val="single" w:sz="4" w:space="0" w:color="auto"/>
-                        </w:rPr>
-                        <w:t>本</w:t>
-                      </w:r>
-                      <w:r>
-                        <w:rPr>
-                          <w:rFonts w:eastAsia="標楷體" w:hint="eastAsia"/>
-                          <w:b/>
-                          <w:color w:val="FF0000"/>
-                          <w:sz w:val="20"/>
-                          <w:szCs w:val="20"/>
-                          <w:bdr w:val="single" w:sz="4" w:space="0" w:color="auto"/>
-                        </w:rPr>
-                        <w:t>如</w:t>
-                      </w:r>
-                      <w:r>
-                        <w:rPr>
-                          <w:rFonts w:eastAsia="標楷體"/>
-                          <w:b/>
-                          <w:color w:val="FF0000"/>
-                          <w:sz w:val="20"/>
-                          <w:szCs w:val="20"/>
-                          <w:bdr w:val="single" w:sz="4" w:space="0" w:color="auto"/>
-                        </w:rPr>
-                        <w:t>下表</w:t>
-                      </w:r>
-                      <w:r>
-                        <w:rPr>
-                          <w:rFonts w:eastAsia="標楷體" w:hint="eastAsia"/>
-                          <w:b/>
-                          <w:color w:val="FF0000"/>
-                          <w:sz w:val="20"/>
-                          <w:szCs w:val="20"/>
-                          <w:bdr w:val="single" w:sz="4" w:space="0" w:color="auto"/>
-                        </w:rPr>
-                        <w:t>，</w:t>
-                      </w:r>
-                      <w:r>
-                        <w:rPr>
-                          <w:rFonts w:eastAsia="標楷體"/>
-                          <w:b/>
-                          <w:color w:val="FF0000"/>
-                          <w:sz w:val="20"/>
-                          <w:szCs w:val="20"/>
-                          <w:bdr w:val="single" w:sz="4" w:space="0" w:color="auto"/>
-                        </w:rPr>
-                        <w:t>詳細填</w:t>
-                      </w:r>
-                      <w:r>
-                        <w:rPr>
-                          <w:rFonts w:eastAsia="標楷體" w:hint="eastAsia"/>
-                          <w:b/>
-                          <w:color w:val="FF0000"/>
-                          <w:sz w:val="20"/>
-                          <w:szCs w:val="20"/>
-                          <w:bdr w:val="single" w:sz="4" w:space="0" w:color="auto"/>
-                        </w:rPr>
-                        <w:t>寫</w:t>
-                      </w:r>
-                    </w:p>
-                    <w:p>
-                      <w:pPr>
-                        <w:widowControl/>
-                        <w:rPr>
-                          <w:color w:val="FF0000"/>
-                          <w:sz w:val="20"/>
-                          <w:szCs w:val="20"/>
-                        </w:rPr>
-                      </w:pPr>
-                      <w:r>
-                        <w:rPr>
-                          <w:rFonts w:eastAsia="標楷體" w:hint="eastAsia"/>
-                          <w:b/>
-                          <w:color w:val="FF0000"/>
-                          <w:sz w:val="20"/>
-                          <w:szCs w:val="20"/>
-                          <w:bdr w:val="single" w:sz="4" w:space="0" w:color="auto"/>
-                        </w:rPr>
-                        <w:t>3.Gi</w:t>
-                      </w:r>
-                      <w:r>
-                        <w:rPr>
-                          <w:rFonts w:eastAsia="標楷體"/>
-                          <w:b/>
-                          <w:color w:val="FF0000"/>
-                          <w:sz w:val="20"/>
-                          <w:szCs w:val="20"/>
-                          <w:bdr w:val="single" w:sz="4" w:space="0" w:color="auto"/>
-                        </w:rPr>
-                        <w:t>tHub</w:t>
-                      </w:r>
-                      <w:r>
-                        <w:rPr>
-                          <w:rFonts w:eastAsia="標楷體" w:hint="eastAsia"/>
-                          <w:b/>
-                          <w:color w:val="FF0000"/>
-                          <w:sz w:val="20"/>
-                          <w:szCs w:val="20"/>
-                          <w:bdr w:val="single" w:sz="4" w:space="0" w:color="auto"/>
-                        </w:rPr>
-                        <w:t>標註</w:t>
-                      </w:r>
-                      <w:r>
-                        <w:rPr>
-                          <w:rFonts w:eastAsia="標楷體" w:hint="eastAsia"/>
-                          <w:b/>
-                          <w:color w:val="FF0000"/>
-                          <w:sz w:val="20"/>
-                          <w:szCs w:val="20"/>
-                          <w:bdr w:val="single" w:sz="4" w:space="0" w:color="auto"/>
-                        </w:rPr>
-                        <w:t>每位同學中文姓名</w:t>
-                      </w:r>
-                      <w:r>
-                        <w:rPr>
-                          <w:rFonts w:eastAsia="標楷體" w:hint="eastAsia"/>
-                          <w:b/>
-                          <w:color w:val="FF0000"/>
-                          <w:sz w:val="20"/>
-                          <w:szCs w:val="20"/>
-                          <w:bdr w:val="single" w:sz="4" w:space="0" w:color="auto"/>
-                        </w:rPr>
-                        <w:t>及學號</w:t>
-                      </w:r>
-                    </w:p>
-                  </w:txbxContent>
-                </v:textbox>
-                <w10:wrap type="square"/>
-              </v:shape>
-            </w:pict>
-          </mc:Fallback>
-        </mc:AlternateContent>
-      </w:r>
-      <w:r>
-        <w:rPr>
-          <w:rFonts w:eastAsia="標楷體" w:cs="Arial"/>
-        </w:rPr>
-        <w:t>專案</w:t>
-      </w:r>
-      <w:r>
-        <w:rPr>
-          <w:rFonts w:eastAsia="標楷體" w:cs="Arial" w:hint="eastAsia"/>
-        </w:rPr>
-        <w:t>時程</w:t>
-      </w:r>
-      <w:r>
-        <w:rPr>
-          <w:rFonts w:eastAsia="標楷體" w:cs="Arial"/>
-        </w:rPr>
-        <w:t>與組織分工</w:t>
-      </w:r>
-    </w:p>
-    <w:p>
-      <w:pPr>
-        <w:pStyle w:val="a"/>
-        <w:numPr>
-          <w:ilvl w:val="0"/>
-          <w:numId w:val="0"/>
-        </w:numPr>
-        <w:ind w:left="358" w:hangingChars="128" w:hanging="358"/>
-        <w:rPr>
-          <w:rFonts w:ascii="Times New Roman"/>
-          <w:szCs w:val="28"/>
-        </w:rPr>
-      </w:pPr>
-      <w:r>
-        <w:rPr>
-          <w:rFonts w:ascii="Times New Roman" w:hint="eastAsia"/>
-          <w:szCs w:val="28"/>
-        </w:rPr>
-        <w:t xml:space="preserve">     4-1   </w:t>
-      </w:r>
-      <w:r>
-        <w:rPr>
-          <w:rFonts w:ascii="Times New Roman"/>
-          <w:szCs w:val="28"/>
-        </w:rPr>
-        <w:t>專案時程</w:t>
-      </w:r>
-      <w:r>
-        <w:rPr>
-          <w:rFonts w:ascii="Times New Roman" w:hint="eastAsia"/>
-          <w:szCs w:val="28"/>
-        </w:rPr>
-        <w:t>：甘特圖或</w:t>
-      </w:r>
-      <w:r>
-        <w:rPr>
-          <w:rFonts w:ascii="Times New Roman" w:hint="eastAsia"/>
-          <w:szCs w:val="28"/>
-        </w:rPr>
-        <w:t>PERT</w:t>
-      </w:r>
-      <w:r>
-        <w:rPr>
-          <w:rFonts w:ascii="Times New Roman" w:hint="eastAsia"/>
-          <w:szCs w:val="28"/>
-        </w:rPr>
-        <w:t>／</w:t>
-      </w:r>
-      <w:r>
-        <w:rPr>
-          <w:rFonts w:ascii="Times New Roman" w:hint="eastAsia"/>
-          <w:szCs w:val="28"/>
-        </w:rPr>
-        <w:t>CPM</w:t>
-      </w:r>
-      <w:r>
-        <w:rPr>
-          <w:rFonts w:ascii="Times New Roman" w:hint="eastAsia"/>
-          <w:szCs w:val="28"/>
-        </w:rPr>
-        <w:t>圖。</w:t>
-      </w:r>
-    </w:p>
-    <w:p>
-      <w:pPr>
-        <w:pStyle w:val="a"/>
-        <w:numPr>
-          <w:ilvl w:val="0"/>
-          <w:numId w:val="0"/>
-        </w:numPr>
-        <w:ind w:left="358" w:hangingChars="128" w:hanging="358"/>
-        <w:rPr>
-          <w:rFonts w:ascii="Times New Roman"/>
-          <w:szCs w:val="28"/>
-        </w:rPr>
-      </w:pPr>
-      <w:r>
-        <w:rPr>
-          <w:rFonts w:ascii="Times New Roman" w:hint="eastAsia"/>
-          <w:szCs w:val="28"/>
-        </w:rPr>
-        <w:t xml:space="preserve">     </w:t>
-      </w:r>
-      <w:r>
-        <w:rPr>
-          <w:rFonts w:ascii="Times New Roman"/>
-          <w:szCs w:val="28"/>
-        </w:rPr>
-        <w:t xml:space="preserve">4-2   </w:t>
-      </w:r>
-      <w:r>
-        <w:rPr>
-          <w:rFonts w:ascii="Times New Roman"/>
-          <w:szCs w:val="28"/>
-        </w:rPr>
-        <w:t>專案組織與分工。</w:t>
-      </w:r>
-    </w:p>
-    <w:p>
-      <w:pPr>
-        <w:pStyle w:val="a"/>
-        <w:numPr>
-          <w:ilvl w:val="0"/>
-          <w:numId w:val="0"/>
-        </w:numPr>
-        <w:ind w:left="358" w:hangingChars="128" w:hanging="358"/>
-        <w:rPr>
-          <w:rFonts w:ascii="Times New Roman"/>
-          <w:szCs w:val="28"/>
-        </w:rPr>
-      </w:pPr>
-      <w:r>
-        <w:rPr>
-          <w:rFonts w:ascii="Times New Roman" w:hint="eastAsia"/>
-          <w:szCs w:val="28"/>
-        </w:rPr>
-        <w:t xml:space="preserve">     4-3   </w:t>
-      </w:r>
-      <w:r>
-        <w:rPr>
-          <w:rFonts w:ascii="Times New Roman" w:hint="eastAsia"/>
-          <w:szCs w:val="28"/>
-        </w:rPr>
-        <w:t>上傳</w:t>
-      </w:r>
-      <w:r>
-        <w:rPr>
-          <w:rFonts w:ascii="Times New Roman"/>
-          <w:szCs w:val="28"/>
-        </w:rPr>
-        <w:t>GitHub</w:t>
-      </w:r>
-      <w:r>
-        <w:rPr>
-          <w:rFonts w:ascii="Times New Roman" w:hint="eastAsia"/>
-          <w:szCs w:val="28"/>
-        </w:rPr>
-        <w:t>紀錄。</w:t>
-      </w:r>
-    </w:p>
-    <w:p>
-      <w:pPr>
-        <w:pStyle w:val="3"/>
-        <w:numPr>
-          <w:ilvl w:val="1"/>
-          <w:numId w:val="2"/>
-        </w:numPr>
-        <w:tabs>
-          <w:tab w:val="clear" w:pos="1440"/>
-          <w:tab w:val="num" w:pos="360"/>
-        </w:tabs>
-        <w:ind w:left="0" w:firstLine="0"/>
-        <w:rPr>
-          <w:rFonts w:eastAsia="標楷體" w:cs="Arial"/>
-        </w:rPr>
-      </w:pPr>
-      <w:r>
-        <w:rPr>
-          <w:rFonts w:eastAsia="標楷體" w:cs="Arial"/>
-        </w:rPr>
-        <w:t>需求</w:t>
-      </w:r>
-      <w:r>
-        <w:rPr>
-          <w:rFonts w:eastAsia="標楷體" w:cs="Arial" w:hint="eastAsia"/>
-        </w:rPr>
-        <w:t>模型</w:t>
-      </w:r>
-    </w:p>
-    <w:p>
-      <w:pPr>
-        <w:pStyle w:val="a"/>
-        <w:numPr>
-          <w:ilvl w:val="0"/>
-          <w:numId w:val="0"/>
-        </w:numPr>
-        <w:ind w:left="358" w:hangingChars="128" w:hanging="358"/>
-        <w:rPr>
-          <w:rFonts w:ascii="Times New Roman"/>
-          <w:szCs w:val="28"/>
-        </w:rPr>
-      </w:pPr>
-      <w:r>
-        <w:rPr>
-          <w:rFonts w:ascii="Times New Roman" w:hint="eastAsia"/>
-          <w:szCs w:val="28"/>
-        </w:rPr>
-        <w:t xml:space="preserve">          </w:t>
-      </w:r>
-      <w:r>
-        <w:rPr>
-          <w:rFonts w:ascii="Times New Roman"/>
-          <w:szCs w:val="28"/>
-        </w:rPr>
-        <w:t>(</w:t>
-      </w:r>
-      <w:r>
-        <w:rPr>
-          <w:rFonts w:ascii="Times New Roman"/>
-          <w:szCs w:val="28"/>
-        </w:rPr>
-        <w:t>系統分析與設計應使用</w:t>
-      </w:r>
-      <w:r>
-        <w:rPr>
-          <w:rFonts w:ascii="Times New Roman"/>
-          <w:szCs w:val="28"/>
-        </w:rPr>
-        <w:t>UML)</w:t>
-      </w:r>
-    </w:p>
-    <w:p>
-      <w:pPr>
-        <w:pStyle w:val="a"/>
-        <w:numPr>
-          <w:ilvl w:val="0"/>
-          <w:numId w:val="0"/>
-        </w:numPr>
-        <w:ind w:left="358" w:hangingChars="128" w:hanging="358"/>
-        <w:rPr>
-          <w:rFonts w:ascii="Times New Roman"/>
-          <w:szCs w:val="28"/>
-        </w:rPr>
-      </w:pPr>
-      <w:r>
-        <w:rPr>
-          <w:rFonts w:ascii="Times New Roman" w:hint="eastAsia"/>
-          <w:szCs w:val="28"/>
-        </w:rPr>
-        <w:t xml:space="preserve">     5-1   </w:t>
-      </w:r>
-      <w:r>
-        <w:rPr>
-          <w:rFonts w:ascii="Times New Roman"/>
-          <w:szCs w:val="28"/>
-        </w:rPr>
-        <w:t>使用者需求：需求清單及其說明，需分功能需求與非功能需求兩部分描述。</w:t>
-      </w:r>
-    </w:p>
-    <w:p>
-      <w:pPr>
-        <w:pStyle w:val="a"/>
-        <w:numPr>
-          <w:ilvl w:val="0"/>
-          <w:numId w:val="0"/>
-        </w:numPr>
-        <w:ind w:left="358" w:hangingChars="128" w:hanging="358"/>
-        <w:rPr>
-          <w:rFonts w:ascii="Times New Roman"/>
-          <w:szCs w:val="28"/>
-        </w:rPr>
-      </w:pPr>
-      <w:r>
-        <w:rPr>
-          <w:rFonts w:ascii="Times New Roman" w:hint="eastAsia"/>
-          <w:szCs w:val="28"/>
-        </w:rPr>
-        <w:lastRenderedPageBreak/>
-        <w:t xml:space="preserve">     5</w:t>
-      </w:r>
-      <w:r>
-        <w:rPr>
-          <w:rFonts w:ascii="Times New Roman"/>
-          <w:szCs w:val="28"/>
-        </w:rPr>
-        <w:t xml:space="preserve">-2  </w:t>
-      </w:r>
-      <w:r>
-        <w:rPr>
-          <w:rFonts w:ascii="Times New Roman" w:hint="eastAsia"/>
-          <w:szCs w:val="28"/>
-        </w:rPr>
-        <w:t xml:space="preserve"> </w:t>
-      </w:r>
-      <w:r>
-        <w:rPr>
-          <w:rFonts w:ascii="Times New Roman"/>
-          <w:szCs w:val="28"/>
-        </w:rPr>
-        <w:t>使用個案圖</w:t>
-      </w:r>
-      <w:r>
-        <w:rPr>
-          <w:rFonts w:ascii="Times New Roman"/>
-          <w:szCs w:val="28"/>
-        </w:rPr>
-        <w:t>(Use case diagram)</w:t>
-      </w:r>
-      <w:r>
-        <w:rPr>
-          <w:rFonts w:ascii="Times New Roman"/>
-          <w:szCs w:val="28"/>
-        </w:rPr>
-        <w:t>。</w:t>
-      </w:r>
-    </w:p>
-    <w:p>
-      <w:pPr>
-        <w:pStyle w:val="a"/>
-        <w:numPr>
-          <w:ilvl w:val="0"/>
-          <w:numId w:val="0"/>
-        </w:numPr>
-        <w:ind w:left="358" w:hangingChars="128" w:hanging="358"/>
-        <w:rPr>
-          <w:rFonts w:ascii="Times New Roman"/>
-          <w:szCs w:val="28"/>
-        </w:rPr>
-      </w:pPr>
-      <w:r>
-        <w:rPr>
-          <w:rFonts w:ascii="Times New Roman" w:hint="eastAsia"/>
-          <w:szCs w:val="28"/>
-        </w:rPr>
-        <w:t xml:space="preserve">     5-3   </w:t>
-      </w:r>
-      <w:r>
-        <w:rPr>
-          <w:rFonts w:ascii="Times New Roman"/>
-          <w:szCs w:val="28"/>
-        </w:rPr>
-        <w:t>使用個案描述：使用活動圖</w:t>
-      </w:r>
-      <w:r>
-        <w:rPr>
-          <w:rFonts w:ascii="Times New Roman"/>
-          <w:szCs w:val="28"/>
-        </w:rPr>
-        <w:t>(Activity diagram)</w:t>
-      </w:r>
-      <w:r>
-        <w:rPr>
-          <w:rFonts w:ascii="Times New Roman"/>
-          <w:szCs w:val="28"/>
-        </w:rPr>
-        <w:t>描述之。</w:t>
-      </w:r>
-    </w:p>
-    <w:p>
-      <w:pPr>
-        <w:pStyle w:val="a"/>
-        <w:numPr>
-          <w:ilvl w:val="0"/>
-          <w:numId w:val="0"/>
-        </w:numPr>
-        <w:ind w:left="358" w:hangingChars="128" w:hanging="358"/>
-        <w:rPr>
-          <w:rFonts w:ascii="Times New Roman"/>
-          <w:szCs w:val="28"/>
-        </w:rPr>
-      </w:pPr>
-      <w:r>
-        <w:rPr>
-          <w:rFonts w:ascii="Times New Roman" w:hint="eastAsia"/>
-          <w:szCs w:val="28"/>
-        </w:rPr>
-        <w:t xml:space="preserve">     5-4   </w:t>
-      </w:r>
-      <w:r>
-        <w:rPr>
-          <w:rFonts w:ascii="Times New Roman"/>
-          <w:szCs w:val="28"/>
-        </w:rPr>
-        <w:t>分析類別圖</w:t>
-      </w:r>
-      <w:r>
-        <w:rPr>
-          <w:rFonts w:ascii="Times New Roman"/>
-          <w:szCs w:val="28"/>
-        </w:rPr>
-        <w:t>(Analysis class diagram)</w:t>
-      </w:r>
-      <w:r>
-        <w:rPr>
-          <w:rFonts w:ascii="Times New Roman"/>
-          <w:szCs w:val="28"/>
-        </w:rPr>
-        <w:t>，甚至</w:t>
-      </w:r>
-      <w:r>
-        <w:rPr>
-          <w:rFonts w:ascii="Times New Roman" w:hint="eastAsia"/>
-          <w:szCs w:val="28"/>
-        </w:rPr>
-        <w:t>分析</w:t>
-      </w:r>
-      <w:r>
-        <w:rPr>
-          <w:rFonts w:ascii="Times New Roman"/>
-          <w:szCs w:val="28"/>
-        </w:rPr>
-        <w:t>物件圖</w:t>
-      </w:r>
-      <w:r>
-        <w:rPr>
-          <w:rFonts w:ascii="Times New Roman"/>
-          <w:szCs w:val="28"/>
-        </w:rPr>
-        <w:t>(</w:t>
-      </w:r>
-      <w:r>
-        <w:rPr>
-          <w:rFonts w:ascii="Times New Roman" w:hint="eastAsia"/>
-          <w:szCs w:val="28"/>
-        </w:rPr>
-        <w:t>Analysis o</w:t>
-      </w:r>
-      <w:r>
-        <w:rPr>
-          <w:rFonts w:ascii="Times New Roman"/>
-          <w:szCs w:val="28"/>
-        </w:rPr>
-        <w:t>bject</w:t>
-      </w:r>
-    </w:p>
-    <w:p>
-      <w:pPr>
-        <w:pStyle w:val="a"/>
-        <w:numPr>
-          <w:ilvl w:val="0"/>
-          <w:numId w:val="0"/>
-        </w:numPr>
-        <w:ind w:left="358" w:hangingChars="128" w:hanging="358"/>
-        <w:rPr>
-          <w:rFonts w:ascii="Times New Roman"/>
-          <w:szCs w:val="28"/>
-        </w:rPr>
-      </w:pPr>
-      <w:r>
-        <w:rPr>
-          <w:rFonts w:ascii="Times New Roman" w:hint="eastAsia"/>
-          <w:szCs w:val="28"/>
-        </w:rPr>
-        <w:t xml:space="preserve">        </w:t>
-      </w:r>
-      <w:r>
-        <w:rPr>
-          <w:rFonts w:ascii="Times New Roman"/>
-          <w:szCs w:val="28"/>
-        </w:rPr>
-        <w:t xml:space="preserve"> </w:t>
-      </w:r>
-      <w:r>
-        <w:rPr>
-          <w:rFonts w:ascii="Times New Roman" w:hint="eastAsia"/>
-          <w:szCs w:val="28"/>
-        </w:rPr>
-        <w:t xml:space="preserve">  </w:t>
-      </w:r>
-      <w:r>
-        <w:rPr>
-          <w:rFonts w:ascii="Times New Roman"/>
-          <w:szCs w:val="28"/>
-        </w:rPr>
-        <w:t>diagram)</w:t>
-      </w:r>
-      <w:r>
-        <w:rPr>
-          <w:rFonts w:ascii="Times New Roman"/>
-          <w:szCs w:val="28"/>
-        </w:rPr>
-        <w:t>。</w:t>
-      </w:r>
-    </w:p>
-    <w:p>
-      <w:pPr>
-        <w:pStyle w:val="3"/>
-        <w:numPr>
-          <w:ilvl w:val="1"/>
-          <w:numId w:val="2"/>
-        </w:numPr>
-        <w:tabs>
-          <w:tab w:val="clear" w:pos="1440"/>
-          <w:tab w:val="num" w:pos="360"/>
-        </w:tabs>
-        <w:ind w:left="0" w:firstLine="0"/>
-        <w:rPr>
-          <w:rFonts w:eastAsia="標楷體" w:cs="Arial"/>
-        </w:rPr>
-      </w:pPr>
-      <w:r>
-        <w:rPr>
-          <w:rFonts w:eastAsia="標楷體" w:cs="Arial"/>
-        </w:rPr>
-        <w:t>設計模型</w:t>
-      </w:r>
-    </w:p>
-    <w:p>
-      <w:pPr>
-        <w:pStyle w:val="a"/>
-        <w:numPr>
-          <w:ilvl w:val="0"/>
-          <w:numId w:val="0"/>
-        </w:numPr>
-        <w:ind w:leftChars="100" w:left="240" w:firstLineChars="200" w:firstLine="560"/>
-        <w:rPr>
-          <w:rFonts w:ascii="Times New Roman"/>
-          <w:szCs w:val="28"/>
-        </w:rPr>
-      </w:pPr>
-      <w:r>
-        <w:rPr>
-          <w:rFonts w:ascii="Times New Roman"/>
-          <w:szCs w:val="28"/>
-        </w:rPr>
-        <w:t>6</w:t>
-      </w:r>
-      <w:r>
-        <w:rPr>
-          <w:rFonts w:ascii="Times New Roman" w:hint="eastAsia"/>
-          <w:szCs w:val="28"/>
-        </w:rPr>
-        <w:t xml:space="preserve">-1   </w:t>
-      </w:r>
-      <w:r>
-        <w:rPr>
-          <w:rFonts w:ascii="Times New Roman"/>
-          <w:szCs w:val="28"/>
-        </w:rPr>
-        <w:t>循序圖</w:t>
-      </w:r>
-      <w:r>
-        <w:rPr>
-          <w:rFonts w:ascii="Times New Roman"/>
-          <w:szCs w:val="28"/>
-        </w:rPr>
-        <w:t>(Sequential diagram)</w:t>
-      </w:r>
-      <w:r>
-        <w:rPr>
-          <w:rFonts w:ascii="Times New Roman" w:hint="eastAsia"/>
-          <w:szCs w:val="28"/>
-        </w:rPr>
-        <w:t>或通訊圖</w:t>
-      </w:r>
-      <w:r>
-        <w:rPr>
-          <w:rFonts w:ascii="Times New Roman" w:hint="eastAsia"/>
-          <w:szCs w:val="28"/>
-        </w:rPr>
-        <w:t>(Communication diagram)</w:t>
-      </w:r>
-      <w:r>
-        <w:rPr>
-          <w:rFonts w:ascii="Times New Roman"/>
-          <w:szCs w:val="28"/>
-        </w:rPr>
-        <w:t>。</w:t>
-      </w:r>
-    </w:p>
-    <w:p>
-      <w:pPr>
-        <w:pStyle w:val="a"/>
-        <w:numPr>
-          <w:ilvl w:val="0"/>
-          <w:numId w:val="0"/>
-        </w:numPr>
-        <w:ind w:leftChars="274" w:left="658" w:firstLineChars="50" w:firstLine="140"/>
-        <w:rPr>
-          <w:rFonts w:ascii="Times New Roman"/>
-          <w:szCs w:val="28"/>
-        </w:rPr>
-      </w:pPr>
-      <w:r>
-        <w:rPr>
-          <w:rFonts w:ascii="Times New Roman" w:hint="eastAsia"/>
-          <w:szCs w:val="28"/>
-        </w:rPr>
-        <w:t xml:space="preserve">6-2   </w:t>
-      </w:r>
-      <w:r>
-        <w:rPr>
-          <w:rFonts w:ascii="Times New Roman"/>
-          <w:szCs w:val="28"/>
-        </w:rPr>
-        <w:t>設計類別圖</w:t>
-      </w:r>
-      <w:r>
-        <w:rPr>
-          <w:rFonts w:ascii="Times New Roman"/>
-          <w:szCs w:val="28"/>
-        </w:rPr>
-        <w:t>(Design class diagram)</w:t>
-      </w:r>
-      <w:r>
-        <w:rPr>
-          <w:rFonts w:ascii="Times New Roman"/>
-          <w:szCs w:val="28"/>
-        </w:rPr>
-        <w:t>，甚至</w:t>
-      </w:r>
-      <w:r>
-        <w:rPr>
-          <w:rFonts w:ascii="Times New Roman" w:hint="eastAsia"/>
-          <w:szCs w:val="28"/>
-        </w:rPr>
-        <w:t>設計</w:t>
-      </w:r>
-      <w:r>
-        <w:rPr>
-          <w:rFonts w:ascii="Times New Roman"/>
-          <w:szCs w:val="28"/>
-        </w:rPr>
-        <w:t>物件圖</w:t>
-      </w:r>
-      <w:r>
-        <w:rPr>
-          <w:rFonts w:ascii="Times New Roman"/>
-          <w:szCs w:val="28"/>
-        </w:rPr>
-        <w:t>(</w:t>
-      </w:r>
-      <w:r>
-        <w:rPr>
-          <w:rFonts w:ascii="Times New Roman" w:hint="eastAsia"/>
-          <w:szCs w:val="28"/>
-        </w:rPr>
-        <w:t>Design o</w:t>
-      </w:r>
-      <w:r>
-        <w:rPr>
-          <w:rFonts w:ascii="Times New Roman"/>
-          <w:szCs w:val="28"/>
-        </w:rPr>
-        <w:t>bject</w:t>
-      </w:r>
-    </w:p>
-    <w:p>
-      <w:pPr>
-        <w:pStyle w:val="a"/>
-        <w:numPr>
-          <w:ilvl w:val="0"/>
-          <w:numId w:val="0"/>
-        </w:numPr>
-        <w:ind w:leftChars="473" w:left="1135" w:firstLine="302"/>
-        <w:rPr>
-          <w:rFonts w:ascii="Times New Roman"/>
-          <w:szCs w:val="28"/>
-        </w:rPr>
-      </w:pPr>
-      <w:r>
-        <w:rPr>
-          <w:rFonts w:ascii="Times New Roman" w:hint="eastAsia"/>
-          <w:szCs w:val="28"/>
-        </w:rPr>
-        <w:t xml:space="preserve"> </w:t>
-      </w:r>
-      <w:r>
-        <w:rPr>
-          <w:rFonts w:ascii="Times New Roman"/>
-          <w:szCs w:val="28"/>
-        </w:rPr>
-        <w:t>diagram)</w:t>
-      </w:r>
-      <w:r>
-        <w:rPr>
-          <w:rFonts w:ascii="Times New Roman"/>
-          <w:szCs w:val="28"/>
-        </w:rPr>
-        <w:t>。</w:t>
-      </w:r>
-    </w:p>
-    <w:p>
-      <w:pPr>
-        <w:pStyle w:val="3"/>
-        <w:numPr>
-          <w:ilvl w:val="1"/>
-          <w:numId w:val="2"/>
-        </w:numPr>
-        <w:tabs>
-          <w:tab w:val="clear" w:pos="1440"/>
-          <w:tab w:val="num" w:pos="360"/>
-        </w:tabs>
-        <w:ind w:left="0" w:firstLine="0"/>
-        <w:rPr>
-          <w:rFonts w:eastAsia="標楷體" w:cs="Arial"/>
-        </w:rPr>
-      </w:pPr>
-      <w:r>
-        <w:rPr>
-          <w:rFonts w:eastAsia="標楷體" w:cs="Arial"/>
-        </w:rPr>
-        <w:t>實作模型</w:t>
-      </w:r>
-    </w:p>
-    <w:p>
-      <w:pPr>
-        <w:pStyle w:val="a"/>
-        <w:numPr>
-          <w:ilvl w:val="0"/>
-          <w:numId w:val="0"/>
-        </w:numPr>
-        <w:ind w:leftChars="100" w:left="240" w:firstLineChars="200" w:firstLine="560"/>
-        <w:rPr>
-          <w:rFonts w:ascii="Times New Roman"/>
-          <w:szCs w:val="28"/>
-        </w:rPr>
-      </w:pPr>
-      <w:r>
-        <w:rPr>
-          <w:rFonts w:ascii="Times New Roman" w:hint="eastAsia"/>
-          <w:szCs w:val="28"/>
-        </w:rPr>
-        <w:t xml:space="preserve">7-1   </w:t>
-      </w:r>
-      <w:r>
-        <w:rPr>
-          <w:rFonts w:ascii="Times New Roman"/>
-          <w:szCs w:val="28"/>
-        </w:rPr>
-        <w:t>佈署圖</w:t>
-      </w:r>
-      <w:r>
-        <w:rPr>
-          <w:rFonts w:ascii="Times New Roman"/>
-          <w:szCs w:val="28"/>
-        </w:rPr>
-        <w:t>(Deployment diagram)</w:t>
-      </w:r>
-      <w:r>
-        <w:rPr>
-          <w:rFonts w:ascii="Times New Roman"/>
-          <w:szCs w:val="28"/>
-        </w:rPr>
-        <w:t>。</w:t>
-      </w:r>
-    </w:p>
-    <w:p>
-      <w:pPr>
-        <w:pStyle w:val="a"/>
-        <w:numPr>
-          <w:ilvl w:val="0"/>
-          <w:numId w:val="0"/>
-        </w:numPr>
-        <w:ind w:leftChars="100" w:left="240" w:firstLineChars="200" w:firstLine="560"/>
-        <w:rPr>
-          <w:rFonts w:ascii="Times New Roman"/>
-          <w:szCs w:val="28"/>
-        </w:rPr>
-      </w:pPr>
-      <w:r>
-        <w:rPr>
-          <w:rFonts w:ascii="Times New Roman"/>
-          <w:szCs w:val="28"/>
-        </w:rPr>
-        <w:t>7</w:t>
-      </w:r>
-      <w:r>
-        <w:rPr>
-          <w:rFonts w:ascii="Times New Roman" w:hint="eastAsia"/>
-          <w:szCs w:val="28"/>
-        </w:rPr>
-        <w:t xml:space="preserve">-2   </w:t>
-      </w:r>
-      <w:r>
-        <w:rPr>
-          <w:rFonts w:ascii="Times New Roman"/>
-          <w:szCs w:val="28"/>
-        </w:rPr>
-        <w:t>套件圖</w:t>
-      </w:r>
-      <w:r>
-        <w:rPr>
-          <w:rFonts w:ascii="Times New Roman"/>
-          <w:szCs w:val="28"/>
-        </w:rPr>
-        <w:t>(Package diagram)</w:t>
-      </w:r>
-      <w:r>
-        <w:rPr>
-          <w:rFonts w:ascii="Times New Roman"/>
-          <w:szCs w:val="28"/>
-        </w:rPr>
-        <w:t>。</w:t>
-      </w:r>
-    </w:p>
-    <w:p>
-      <w:pPr>
-        <w:pStyle w:val="a"/>
-        <w:numPr>
-          <w:ilvl w:val="0"/>
-          <w:numId w:val="0"/>
-        </w:numPr>
-        <w:ind w:leftChars="100" w:left="240" w:firstLineChars="200" w:firstLine="560"/>
-        <w:rPr>
-          <w:rFonts w:ascii="Times New Roman"/>
-          <w:szCs w:val="28"/>
-        </w:rPr>
-      </w:pPr>
-      <w:r>
-        <w:rPr>
-          <w:rFonts w:ascii="Times New Roman"/>
-          <w:szCs w:val="28"/>
-        </w:rPr>
-        <w:t>7</w:t>
-      </w:r>
-      <w:r>
-        <w:rPr>
-          <w:rFonts w:ascii="Times New Roman" w:hint="eastAsia"/>
-          <w:szCs w:val="28"/>
-        </w:rPr>
-        <w:t xml:space="preserve">-3   </w:t>
-      </w:r>
-      <w:r>
-        <w:rPr>
-          <w:rFonts w:ascii="Times New Roman"/>
-          <w:szCs w:val="28"/>
-        </w:rPr>
-        <w:t>元件圖</w:t>
-      </w:r>
-      <w:r>
-        <w:rPr>
-          <w:rFonts w:ascii="Times New Roman"/>
-          <w:szCs w:val="28"/>
-        </w:rPr>
-        <w:t>(Component diagram)</w:t>
-      </w:r>
-      <w:r>
-        <w:rPr>
-          <w:rFonts w:ascii="Times New Roman"/>
-          <w:szCs w:val="28"/>
-        </w:rPr>
-        <w:t>。</w:t>
-      </w:r>
-    </w:p>
-    <w:p>
-      <w:pPr>
-        <w:pStyle w:val="a"/>
-        <w:numPr>
-          <w:ilvl w:val="0"/>
-          <w:numId w:val="0"/>
-        </w:numPr>
-        <w:ind w:leftChars="100" w:left="240" w:firstLineChars="200" w:firstLine="560"/>
-        <w:rPr>
-          <w:rFonts w:ascii="Times New Roman"/>
-          <w:szCs w:val="28"/>
-        </w:rPr>
-      </w:pPr>
-      <w:r>
-        <w:rPr>
-          <w:rFonts w:ascii="Times New Roman"/>
-          <w:szCs w:val="28"/>
-        </w:rPr>
-        <w:t>7</w:t>
-      </w:r>
-      <w:r>
-        <w:rPr>
-          <w:rFonts w:ascii="Times New Roman" w:hint="eastAsia"/>
-          <w:szCs w:val="28"/>
-        </w:rPr>
-        <w:t xml:space="preserve">-4   </w:t>
-      </w:r>
-      <w:r>
-        <w:rPr>
-          <w:rFonts w:ascii="Times New Roman"/>
-          <w:szCs w:val="28"/>
-        </w:rPr>
-        <w:t>狀態機</w:t>
-      </w:r>
-      <w:r>
-        <w:rPr>
-          <w:rFonts w:ascii="Times New Roman"/>
-          <w:szCs w:val="28"/>
-        </w:rPr>
-        <w:t>(State machine)</w:t>
-      </w:r>
-      <w:r>
-        <w:rPr>
-          <w:rFonts w:ascii="Times New Roman"/>
-          <w:szCs w:val="28"/>
-        </w:rPr>
-        <w:t>，甚至時序圖</w:t>
-      </w:r>
-      <w:r>
-        <w:rPr>
-          <w:rFonts w:ascii="Times New Roman"/>
-          <w:szCs w:val="28"/>
-        </w:rPr>
-        <w:t>(Timing diagram)</w:t>
-      </w:r>
-      <w:r>
-        <w:rPr>
-          <w:rFonts w:ascii="Times New Roman"/>
-          <w:szCs w:val="28"/>
-        </w:rPr>
-        <w:t>。</w:t>
-      </w:r>
-    </w:p>
-    <w:bookmarkEnd w:id="0"/>
-    <w:p/>
-    <w:p/>
-    <w:p>
-      <w:r>
-        <w:br w:type="page"/>
-      </w:r>
-    </w:p>
-    <w:p>
-      <w:pPr>
-        <w:rPr>
-          <w:b/>
-          <w:bCs/>
-        </w:rPr>
-      </w:pPr>
-      <w:r>
-        <w:rPr>
-          <w:b/>
-          <w:bCs/>
-        </w:rPr>
-        <w:lastRenderedPageBreak/>
-        <w:t>第</w:t>
-      </w:r>
-      <w:r>
-        <w:rPr>
-          <w:b/>
-          <w:bCs/>
-        </w:rPr>
-        <w:t xml:space="preserve"> 1 </w:t>
-      </w:r>
-      <w:r>
-        <w:rPr>
-          <w:b/>
-          <w:bCs/>
-        </w:rPr>
-        <w:t>章</w:t>
-      </w:r>
-      <w:r>
-        <w:rPr>
-          <w:b/>
-          <w:bCs/>
-        </w:rPr>
-        <w:t xml:space="preserve"> </w:t>
-      </w:r>
-      <w:r>
-        <w:rPr>
-          <w:b/>
-          <w:bCs/>
-        </w:rPr>
-        <w:t>前言</w:t>
-      </w:r>
-    </w:p>
-    <w:p>
-      <w:pPr>
-        <w:rPr>
-          <w:b/>
-          <w:bCs/>
-        </w:rPr>
-      </w:pPr>
-      <w:r>
-        <w:rPr>
-          <w:b/>
-          <w:bCs/>
-        </w:rPr>
-        <w:t xml:space="preserve">1-1 </w:t>
-      </w:r>
-      <w:r>
-        <w:rPr>
-          <w:b/>
-          <w:bCs/>
-        </w:rPr>
-        <w:t>背景介紹</w:t>
-      </w:r>
-    </w:p>
-    <w:p>
-      <w:r>
-        <w:t>隨著數位轉型加速，企業對資訊系統的依賴程度日益加深，隨之而來的資安威脅（如勒索病毒、資料外洩等）也</w:t>
-      </w:r>
-      <w:r>
-        <w:rPr>
-          <w:rFonts w:hint="eastAsia"/>
-        </w:rPr>
-        <w:t>越來越</w:t>
-      </w:r>
-      <w:r>
-        <w:t>複雜。為了落實資安管理，許多企業選擇導入資訊安全管理系統。然而，傳統的資安風險評估流程極度依賴專業資安專家的經驗，不僅耗時冗長，對於缺乏資源的中小企業而言，高昂的顧問費用與複雜的合規標準更是一大門檻。</w:t>
-      </w:r>
-    </w:p>
-    <w:p>
-      <w:pPr>
-        <w:rPr>
-          <w:b/>
-          <w:bCs/>
-        </w:rPr>
-      </w:pPr>
-      <w:r>
-        <w:rPr>
-          <w:b/>
-          <w:bCs/>
-        </w:rPr>
-        <w:t xml:space="preserve">1-2 </w:t>
-      </w:r>
-      <w:r>
-        <w:rPr>
-          <w:b/>
-          <w:bCs/>
-        </w:rPr>
-        <w:t>動機</w:t>
-      </w:r>
-    </w:p>
-    <w:p>
-      <w:r>
-        <w:t>在資安領域中，「風險評估」是防禦的核心，但目前市面上的工具大多僅限於靜態的資產盤點或表格紀錄。我們觀察到，雖然大型語言模型技術已</w:t>
-      </w:r>
-      <w:r>
-        <w:rPr>
-          <w:rFonts w:hint="eastAsia"/>
-        </w:rPr>
-        <w:t>經接近</w:t>
-      </w:r>
-      <w:r>
-        <w:t>成熟，但在專業的資安風險場景中，仍</w:t>
-      </w:r>
-      <w:r>
-        <w:rPr>
-          <w:rFonts w:hint="eastAsia"/>
-        </w:rPr>
-        <w:t>然</w:t>
-      </w:r>
-      <w:r>
-        <w:t>缺乏一個能結合國際標準並提供即時、自動化分析的互動式工具。因此，我們希望開發一套結合</w:t>
-      </w:r>
-      <w:r>
-        <w:t xml:space="preserve"> AI </w:t>
-      </w:r>
-      <w:r>
-        <w:t>語意理解能力的顧問系統，降低技術門檻，讓非資安專業背景的人員也能快速上手進行初步評估。</w:t>
-      </w:r>
-    </w:p>
-    <w:p>
-      <w:pPr>
-        <w:rPr>
-          <w:b/>
-          <w:bCs/>
-        </w:rPr>
-      </w:pPr>
-      <w:r>
-        <w:rPr>
-          <w:b/>
-          <w:bCs/>
-        </w:rPr>
-        <w:t xml:space="preserve">1-3 </w:t>
-      </w:r>
-      <w:r>
-        <w:rPr>
-          <w:b/>
-          <w:bCs/>
-        </w:rPr>
-        <w:t>系統目的與目標</w:t>
-      </w:r>
-    </w:p>
-    <w:p>
-      <w:r>
-        <w:rPr>
-          <w:rFonts w:hint="eastAsia"/>
-        </w:rPr>
-        <w:t>系統建置的目的是希望</w:t>
-      </w:r>
-      <w:r>
-        <w:t>打造一個「資安風險評估</w:t>
-      </w:r>
-      <w:r>
-        <w:t xml:space="preserve"> AI </w:t>
-      </w:r>
-      <w:r>
-        <w:t>顧問」，主要目標如下：</w:t>
-      </w:r>
-    </w:p>
-    <w:p>
-      <w:pPr>
-        <w:numPr>
-          <w:ilvl w:val="0"/>
-          <w:numId w:val="3"/>
-        </w:numPr>
-        <w:spacing w:after="160" w:line="278" w:lineRule="auto"/>
-      </w:pPr>
-      <w:r>
-        <w:rPr>
-          <w:b/>
-          <w:bCs/>
-        </w:rPr>
-        <w:t>自動化風險識別</w:t>
-      </w:r>
-      <w:r>
-        <w:t>：</w:t>
-      </w:r>
-      <w:r>
-        <w:t xml:space="preserve"> </w:t>
-      </w:r>
-      <w:r>
-        <w:t>透過</w:t>
-      </w:r>
-      <w:r>
-        <w:t xml:space="preserve"> AI </w:t>
-      </w:r>
-      <w:r>
-        <w:t>分析使用者的情境描述，自動對應潛在的威脅與弱點。</w:t>
-      </w:r>
-    </w:p>
-    <w:p>
-      <w:pPr>
-        <w:numPr>
-          <w:ilvl w:val="0"/>
-          <w:numId w:val="3"/>
-        </w:numPr>
-        <w:spacing w:after="160" w:line="278" w:lineRule="auto"/>
-      </w:pPr>
-      <w:r>
-        <w:rPr>
-          <w:b/>
-          <w:bCs/>
-        </w:rPr>
-        <w:t>標準合規輔助</w:t>
-      </w:r>
-      <w:r>
-        <w:t>：</w:t>
-      </w:r>
-      <w:r>
-        <w:t xml:space="preserve"> </w:t>
-      </w:r>
-      <w:r>
-        <w:t>整合</w:t>
-      </w:r>
-      <w:r>
-        <w:t xml:space="preserve"> ISO 27001 </w:t>
-      </w:r>
-      <w:r>
-        <w:t>等標準邏輯，引導使用者完成符合規範的評估流程。</w:t>
-      </w:r>
-    </w:p>
-    <w:p>
-      <w:pPr>
-        <w:numPr>
-          <w:ilvl w:val="0"/>
-          <w:numId w:val="3"/>
-        </w:numPr>
-        <w:spacing w:after="160" w:line="278" w:lineRule="auto"/>
-      </w:pPr>
-      <w:r>
-        <w:rPr>
-          <w:b/>
-          <w:bCs/>
-        </w:rPr>
-        <w:t>互動式諮詢</w:t>
-      </w:r>
-      <w:r>
-        <w:t>：</w:t>
-      </w:r>
-      <w:r>
-        <w:t xml:space="preserve"> </w:t>
-      </w:r>
-      <w:r>
-        <w:t>提供即時的問答與建議，協助使用者針對評估結果擬定風險處理計畫。</w:t>
-      </w:r>
-    </w:p>
-    <w:p>
-      <w:pPr>
-        <w:numPr>
-          <w:ilvl w:val="0"/>
-          <w:numId w:val="3"/>
-        </w:numPr>
-        <w:spacing w:after="160" w:line="278" w:lineRule="auto"/>
-      </w:pPr>
-      <w:r>
-        <w:rPr>
-          <w:b/>
-          <w:bCs/>
-        </w:rPr>
-        <w:t>提升評估效率</w:t>
-      </w:r>
-      <w:r>
-        <w:t>：</w:t>
-      </w:r>
-      <w:r>
-        <w:t xml:space="preserve"> </w:t>
-      </w:r>
-      <w:r>
-        <w:t>縮短傳統顧問訪談與資料整理的時間，達成高效能的資安治理。</w:t>
-      </w:r>
-    </w:p>
-    <w:p>
-      <w:pPr>
-        <w:rPr>
-          <w:b/>
-          <w:bCs/>
-        </w:rPr>
-      </w:pPr>
-      <w:r>
-        <w:rPr>
-          <w:b/>
-          <w:bCs/>
-        </w:rPr>
-        <w:t xml:space="preserve">1-4 </w:t>
-      </w:r>
-      <w:r>
-        <w:rPr>
-          <w:b/>
-          <w:bCs/>
-        </w:rPr>
-        <w:t>預期成果</w:t>
-      </w:r>
-    </w:p>
-    <w:p>
-      <w:pPr>
-        <w:numPr>
-          <w:ilvl w:val="0"/>
-          <w:numId w:val="3"/>
-        </w:numPr>
-        <w:spacing w:after="160" w:line="278" w:lineRule="auto"/>
-      </w:pPr>
-      <w:r>
-        <w:rPr>
-          <w:b/>
-          <w:bCs/>
-        </w:rPr>
-        <w:t>系統</w:t>
-      </w:r>
-      <w:r>
-        <w:rPr>
-          <w:rFonts w:hint="eastAsia"/>
-          <w:b/>
-          <w:bCs/>
-        </w:rPr>
-        <w:t>規劃與</w:t>
-      </w:r>
-      <w:r>
-        <w:rPr>
-          <w:b/>
-          <w:bCs/>
-        </w:rPr>
-        <w:t>開發：</w:t>
-      </w:r>
-      <w:r>
-        <w:t xml:space="preserve"> </w:t>
-      </w:r>
-      <w:r>
-        <w:t>完成一套具備對話介面與風險分析邏輯的</w:t>
-      </w:r>
-      <w:r>
-        <w:t xml:space="preserve"> AI </w:t>
-      </w:r>
-      <w:r>
-        <w:t>系統。</w:t>
-      </w:r>
-    </w:p>
-    <w:p>
-      <w:pPr>
-        <w:numPr>
-          <w:ilvl w:val="0"/>
-          <w:numId w:val="3"/>
-        </w:numPr>
-        <w:spacing w:after="160" w:line="278" w:lineRule="auto"/>
-      </w:pPr>
-      <w:r>
-        <w:rPr>
-          <w:b/>
-          <w:bCs/>
-        </w:rPr>
-        <w:t>評估報表產出：</w:t>
-      </w:r>
-      <w:r>
-        <w:t xml:space="preserve"> </w:t>
-      </w:r>
-      <w:r>
-        <w:t>系統能根據評估結果，自動產出初步的資安風險報告。</w:t>
-      </w:r>
-    </w:p>
-    <w:p>
-      <w:pPr>
-        <w:numPr>
-          <w:ilvl w:val="0"/>
-          <w:numId w:val="3"/>
-        </w:numPr>
-        <w:spacing w:after="160" w:line="278" w:lineRule="auto"/>
-      </w:pPr>
-      <w:r>
-        <w:rPr>
-          <w:b/>
-          <w:bCs/>
-        </w:rPr>
-        <w:t>知識賦能：</w:t>
-      </w:r>
-      <w:r>
-        <w:t xml:space="preserve"> </w:t>
-      </w:r>
-      <w:r>
-        <w:t>降低中小企業理解資安風險的成本，強化其整體防禦意識。</w:t>
-      </w:r>
-    </w:p>
-    <w:p/>
-    <w:p/>
-    <w:p>
-      <w:pPr>
-        <w:widowControl/>
-        <w:spacing w:after="160" w:line="278" w:lineRule="auto"/>
-      </w:pPr>
-      <w:r>
-        <w:br w:type="page"/>
-      </w:r>
-    </w:p>
-    <w:p>
-      <w:pPr>
         <w:tabs>
           <w:tab w:val="num" w:pos="360"/>
         </w:tabs>
+        <w:overflowPunct w:val="0"/>
         <w:jc w:val="center"/>
         <w:outlineLvl w:val="0"/>
         <w:rPr>
           <w:rFonts w:eastAsia="標楷體"/>
+          <w:b/>
+          <w:bCs/>
           <w:sz w:val="36"/>
           <w:szCs w:val="36"/>
         </w:rPr>
       </w:pPr>
-      <w:bookmarkStart w:id="1" w:name="_Toc167696207"/>
-      <w:bookmarkStart w:id="2" w:name="_Toc179739969"/>
+      <w:bookmarkStart w:id="0" w:name="_Toc167696207"/>
+      <w:bookmarkStart w:id="1" w:name="_Toc179739969"/>
+      <w:bookmarkStart w:id="2" w:name="_Toc229258893"/>
       <w:r>
         <w:rPr>
           <w:rFonts w:eastAsia="標楷體" w:hint="eastAsia"/>
+          <w:b/>
+          <w:bCs/>
           <w:sz w:val="36"/>
           <w:szCs w:val="36"/>
         </w:rPr>
-        <w:lastRenderedPageBreak/>
         <w:t>第</w:t>
       </w:r>
       <w:r>
         <w:rPr>
           <w:rFonts w:eastAsia="標楷體" w:hint="eastAsia"/>
+          <w:b/>
+          <w:bCs/>
           <w:sz w:val="36"/>
           <w:szCs w:val="36"/>
         </w:rPr>
@@ -2958,6 +44,8 @@
       <w:r>
         <w:rPr>
           <w:rFonts w:eastAsia="標楷體" w:hint="eastAsia"/>
+          <w:b/>
+          <w:bCs/>
           <w:sz w:val="36"/>
           <w:szCs w:val="36"/>
         </w:rPr>
@@ -2966,6 +54,8 @@
       <w:r>
         <w:rPr>
           <w:rFonts w:eastAsia="標楷體" w:hint="eastAsia"/>
+          <w:b/>
+          <w:bCs/>
           <w:sz w:val="36"/>
           <w:szCs w:val="36"/>
         </w:rPr>
@@ -2974,11 +64,14 @@
       <w:r>
         <w:rPr>
           <w:rFonts w:eastAsia="標楷體" w:hint="eastAsia"/>
+          <w:b/>
+          <w:bCs/>
           <w:sz w:val="36"/>
           <w:szCs w:val="36"/>
         </w:rPr>
         <w:t>營運計畫</w:t>
       </w:r>
+      <w:bookmarkEnd w:id="0"/>
       <w:bookmarkEnd w:id="1"/>
       <w:bookmarkEnd w:id="2"/>
     </w:p>
@@ -2987,6 +80,7 @@
         <w:tabs>
           <w:tab w:val="num" w:pos="360"/>
         </w:tabs>
+        <w:overflowPunct w:val="0"/>
         <w:jc w:val="both"/>
         <w:outlineLvl w:val="1"/>
         <w:rPr>
@@ -2997,6 +91,7 @@
       </w:pPr>
       <w:bookmarkStart w:id="3" w:name="_Toc167696208"/>
       <w:bookmarkStart w:id="4" w:name="_Toc179739970"/>
+      <w:bookmarkStart w:id="5" w:name="_Toc229258894"/>
       <w:r>
         <w:rPr>
           <w:rFonts w:eastAsia="標楷體" w:hint="eastAsia"/>
@@ -3015,6 +110,7 @@
       </w:r>
       <w:bookmarkEnd w:id="3"/>
       <w:bookmarkEnd w:id="4"/>
+      <w:bookmarkEnd w:id="5"/>
     </w:p>
     <w:p>
       <w:pPr>
@@ -3026,6 +122,7 @@
         <w:tabs>
           <w:tab w:val="num" w:pos="360"/>
         </w:tabs>
+        <w:overflowPunct w:val="0"/>
         <w:jc w:val="both"/>
         <w:rPr>
           <w:rFonts w:eastAsia="標楷體"/>
@@ -3047,6 +144,7 @@
           <w:ilvl w:val="1"/>
           <w:numId w:val="12"/>
         </w:numPr>
+        <w:overflowPunct w:val="0"/>
         <w:jc w:val="both"/>
         <w:rPr>
           <w:rFonts w:eastAsia="標楷體"/>
@@ -3055,38 +153,24 @@
       </w:pPr>
       <w:r>
         <w:rPr>
-          <w:rFonts w:eastAsia="標楷體" w:hint="eastAsia"/>
-          <w:sz w:val="28"/>
-        </w:rPr>
-        <w:t>隨著</w:t>
-      </w:r>
-      <w:r>
-        <w:rPr>
-          <w:rFonts w:eastAsia="標楷體" w:hint="eastAsia"/>
-          <w:sz w:val="28"/>
-        </w:rPr>
-        <w:t>ISO27001</w:t>
-      </w:r>
-      <w:r>
-        <w:rPr>
-          <w:rFonts w:eastAsia="標楷體" w:hint="eastAsia"/>
-          <w:sz w:val="28"/>
-        </w:rPr>
-        <w:t>、資通安全管理</w:t>
-      </w:r>
-      <w:r>
-        <w:rPr>
-          <w:rFonts w:eastAsia="標楷體" w:hint="eastAsia"/>
-          <w:sz w:val="28"/>
-        </w:rPr>
-        <w:t>法等要求普及，不僅政府機關，中小企業也被要求合規</w:t>
-      </w:r>
-      <w:r>
-        <w:rPr>
-          <w:rFonts w:eastAsia="標楷體" w:hint="eastAsia"/>
-          <w:sz w:val="28"/>
-        </w:rPr>
-        <w:t>。</w:t>
+          <w:rFonts w:eastAsia="標楷體"/>
+          <w:sz w:val="28"/>
+        </w:rPr>
+        <w:t>各部門人員常因不具備資安專業，而在資產盤點與風險評估時感到困擾。本系統能將專業術語轉化為白話建議，降低全員參與</w:t>
+      </w:r>
+      <w:r>
+        <w:rPr>
+          <w:rFonts w:eastAsia="標楷體"/>
+          <w:sz w:val="28"/>
+        </w:rPr>
+        <w:t xml:space="preserve"> ISMS </w:t>
+      </w:r>
+      <w:r>
+        <w:rPr>
+          <w:rFonts w:eastAsia="標楷體"/>
+          <w:sz w:val="28"/>
+        </w:rPr>
+        <w:t>的門檻。</w:t>
       </w:r>
     </w:p>
     <w:p>
@@ -3096,6 +180,7 @@
           <w:ilvl w:val="1"/>
           <w:numId w:val="12"/>
         </w:numPr>
+        <w:overflowPunct w:val="0"/>
         <w:jc w:val="both"/>
         <w:rPr>
           <w:rFonts w:eastAsia="標楷體"/>
@@ -3107,56 +192,21 @@
           <w:rFonts w:eastAsia="標楷體" w:hint="eastAsia"/>
           <w:sz w:val="28"/>
         </w:rPr>
-        <w:t>中小企業缺乏專業資安顧問，但目前顧問費用極高，此專案能填補專業人力缺口</w:t>
+        <w:t>傳統人工盤點資產與填寫風險評估表耗時耗力，利用</w:t>
       </w:r>
       <w:r>
         <w:rPr>
           <w:rFonts w:eastAsia="標楷體" w:hint="eastAsia"/>
           <w:sz w:val="28"/>
         </w:rPr>
-        <w:t>。</w:t>
-      </w:r>
-    </w:p>
-    <w:p>
-      <w:pPr>
-        <w:pStyle w:val="aa"/>
-        <w:numPr>
-          <w:ilvl w:val="1"/>
-          <w:numId w:val="12"/>
-        </w:numPr>
-        <w:jc w:val="both"/>
-        <w:rPr>
-          <w:rFonts w:eastAsia="標楷體"/>
-          <w:sz w:val="28"/>
-        </w:rPr>
-      </w:pPr>
+        <w:t>AI</w:t>
+      </w:r>
       <w:r>
         <w:rPr>
           <w:rFonts w:eastAsia="標楷體" w:hint="eastAsia"/>
           <w:sz w:val="28"/>
         </w:rPr>
-        <w:t>傳統人工盤點資產與填寫風險評估表耗時耗力，利用</w:t>
-      </w:r>
-      <w:r>
-        <w:rPr>
-          <w:rFonts w:eastAsia="標楷體" w:hint="eastAsia"/>
-          <w:sz w:val="28"/>
-        </w:rPr>
-        <w:t>AI</w:t>
-      </w:r>
-      <w:r>
-        <w:rPr>
-          <w:rFonts w:eastAsia="標楷體" w:hint="eastAsia"/>
-          <w:sz w:val="28"/>
-        </w:rPr>
-        <w:t>自動化產出，能減少大量時間，提升效率</w:t>
-      </w:r>
-      <w:r>
-        <w:rPr>
-          <w:rFonts w:eastAsia="標楷體" w:hint="eastAsia"/>
-          <w:sz w:val="28"/>
-        </w:rPr>
-        <w:t>。</w:t>
+        <w:t>自動化產出，能減少大量時間，提升效率。</w:t>
       </w:r>
     </w:p>
     <w:p>
@@ -3169,6 +219,7 @@
         <w:tabs>
           <w:tab w:val="num" w:pos="360"/>
         </w:tabs>
+        <w:overflowPunct w:val="0"/>
         <w:jc w:val="both"/>
         <w:rPr>
           <w:rFonts w:eastAsia="標楷體"/>
@@ -3190,6 +241,7 @@
           <w:ilvl w:val="1"/>
           <w:numId w:val="12"/>
         </w:numPr>
+        <w:overflowPunct w:val="0"/>
         <w:jc w:val="both"/>
         <w:rPr>
           <w:rFonts w:eastAsia="標楷體"/>
@@ -3211,6 +263,7 @@
           <w:ilvl w:val="1"/>
           <w:numId w:val="12"/>
         </w:numPr>
+        <w:overflowPunct w:val="0"/>
         <w:jc w:val="both"/>
         <w:rPr>
           <w:rFonts w:eastAsia="標楷體"/>
@@ -3235,6 +288,7 @@
         <w:tabs>
           <w:tab w:val="num" w:pos="360"/>
         </w:tabs>
+        <w:overflowPunct w:val="0"/>
         <w:jc w:val="both"/>
         <w:rPr>
           <w:rFonts w:eastAsia="標楷體"/>
@@ -3256,6 +310,7 @@
           <w:ilvl w:val="1"/>
           <w:numId w:val="12"/>
         </w:numPr>
+        <w:overflowPunct w:val="0"/>
         <w:jc w:val="both"/>
         <w:rPr>
           <w:rFonts w:eastAsia="標楷體"/>
@@ -3274,14 +329,7 @@
           <w:rFonts w:eastAsia="標楷體" w:hint="eastAsia"/>
           <w:sz w:val="28"/>
         </w:rPr>
-        <w:t>幻覺及準確性</w:t>
-      </w:r>
-      <w:r>
-        <w:rPr>
-          <w:rFonts w:eastAsia="標楷體" w:hint="eastAsia"/>
-          <w:sz w:val="28"/>
-        </w:rPr>
-        <w:t>。</w:t>
+        <w:t>幻覺及準確性。</w:t>
       </w:r>
     </w:p>
     <w:p>
@@ -3291,6 +339,7 @@
           <w:ilvl w:val="1"/>
           <w:numId w:val="12"/>
         </w:numPr>
+        <w:overflowPunct w:val="0"/>
         <w:jc w:val="both"/>
         <w:rPr>
           <w:rFonts w:eastAsia="標楷體"/>
@@ -3302,14 +351,7 @@
           <w:rFonts w:eastAsia="標楷體" w:hint="eastAsia"/>
           <w:sz w:val="28"/>
         </w:rPr>
-        <w:t>資安隱私風險</w:t>
-      </w:r>
-      <w:r>
-        <w:rPr>
-          <w:rFonts w:eastAsia="標楷體" w:hint="eastAsia"/>
-          <w:sz w:val="28"/>
-        </w:rPr>
-        <w:t>。</w:t>
+        <w:t>資安隱私風險。</w:t>
       </w:r>
     </w:p>
     <w:p>
@@ -3319,6 +361,7 @@
           <w:ilvl w:val="1"/>
           <w:numId w:val="12"/>
         </w:numPr>
+        <w:overflowPunct w:val="0"/>
         <w:jc w:val="both"/>
         <w:rPr>
           <w:rFonts w:eastAsia="標楷體"/>
@@ -3330,18 +373,12 @@
           <w:rFonts w:eastAsia="標楷體" w:hint="eastAsia"/>
           <w:sz w:val="28"/>
         </w:rPr>
-        <w:t>法規變動快速</w:t>
-      </w:r>
-      <w:r>
-        <w:rPr>
-          <w:rFonts w:eastAsia="標楷體" w:hint="eastAsia"/>
-          <w:sz w:val="28"/>
-        </w:rPr>
-        <w:t>。</w:t>
+        <w:t>法規變動快速。</w:t>
       </w:r>
     </w:p>
     <w:p>
       <w:pPr>
+        <w:overflowPunct w:val="0"/>
         <w:jc w:val="both"/>
         <w:rPr>
           <w:rFonts w:eastAsia="標楷體"/>
@@ -3361,6 +398,7 @@
         <w:tabs>
           <w:tab w:val="num" w:pos="360"/>
         </w:tabs>
+        <w:overflowPunct w:val="0"/>
         <w:jc w:val="both"/>
         <w:outlineLvl w:val="1"/>
         <w:rPr>
@@ -3369,8 +407,9 @@
           <w:szCs w:val="32"/>
         </w:rPr>
       </w:pPr>
-      <w:bookmarkStart w:id="5" w:name="_Toc167696209"/>
-      <w:bookmarkStart w:id="6" w:name="_Toc179739971"/>
+      <w:bookmarkStart w:id="6" w:name="_Toc167696209"/>
+      <w:bookmarkStart w:id="7" w:name="_Toc179739971"/>
+      <w:bookmarkStart w:id="8" w:name="_Toc229258895"/>
       <w:r>
         <w:rPr>
           <w:rFonts w:eastAsia="標楷體" w:hint="eastAsia"/>
@@ -3388,14 +427,16 @@
         </w:rPr>
         <w:t>商業模式</w:t>
       </w:r>
-      <w:bookmarkEnd w:id="5"/>
       <w:bookmarkEnd w:id="6"/>
+      <w:bookmarkEnd w:id="7"/>
+      <w:bookmarkEnd w:id="8"/>
     </w:p>
     <w:p>
       <w:pPr>
         <w:pStyle w:val="af1"/>
         <w:keepNext/>
-        <w:spacing w:before="160" w:after="0" w:line="240" w:lineRule="auto"/>
+        <w:overflowPunct w:val="0"/>
+        <w:spacing w:after="0" w:line="240" w:lineRule="auto"/>
         <w:jc w:val="center"/>
         <w:rPr>
           <w:rFonts w:ascii="Times New Roman" w:eastAsia="標楷體" w:hAnsi="Times New Roman"/>
@@ -3431,12 +472,12 @@
         <w:tblLook w:val="04A0" w:firstRow="1" w:lastRow="0" w:firstColumn="1" w:lastColumn="0" w:noHBand="0" w:noVBand="1"/>
       </w:tblPr>
       <w:tblGrid>
-        <w:gridCol w:w="1606"/>
-        <w:gridCol w:w="1820"/>
-        <w:gridCol w:w="720"/>
-        <w:gridCol w:w="1151"/>
-        <w:gridCol w:w="1608"/>
-        <w:gridCol w:w="1391"/>
+        <w:gridCol w:w="1591"/>
+        <w:gridCol w:w="1803"/>
+        <w:gridCol w:w="715"/>
+        <w:gridCol w:w="1140"/>
+        <w:gridCol w:w="1594"/>
+        <w:gridCol w:w="1453"/>
       </w:tblGrid>
       <w:tr>
         <w:tc>
@@ -3447,6 +488,8 @@
           <w:p>
             <w:pPr>
               <w:pStyle w:val="af1"/>
+              <w:overflowPunct w:val="0"/>
+              <w:spacing w:after="0" w:line="240" w:lineRule="auto"/>
               <w:rPr>
                 <w:rFonts w:ascii="Times New Roman" w:eastAsia="標楷體" w:hAnsi="Times New Roman"/>
                 <w:b/>
@@ -3456,8 +499,8 @@
                 <w:lang w:eastAsia="ja-JP"/>
               </w:rPr>
             </w:pPr>
-            <w:bookmarkStart w:id="7" w:name="_Toc167702324"/>
-            <w:bookmarkStart w:id="8" w:name="_Toc167702333"/>
+            <w:bookmarkStart w:id="9" w:name="_Toc167702324"/>
+            <w:bookmarkStart w:id="10" w:name="_Toc167702333"/>
             <w:r>
               <w:rPr>
                 <w:rFonts w:ascii="Times New Roman" w:eastAsia="標楷體" w:hAnsi="Times New Roman" w:hint="eastAsia"/>
@@ -3472,24 +515,29 @@
           </w:p>
           <w:p>
             <w:pPr>
-              <w:spacing w:after="60"/>
-              <w:rPr>
-                <w:rFonts w:ascii="標楷體" w:eastAsia="標楷體" w:hAnsi="標楷體"/>
-                <w:shd w:val="pct15" w:color="auto" w:fill="FFFFFF"/>
-              </w:rPr>
-            </w:pPr>
-            <w:r>
-              <w:rPr>
-                <w:rFonts w:ascii="標楷體" w:eastAsia="標楷體" w:hAnsi="標楷體" w:hint="eastAsia"/>
+              <w:overflowPunct w:val="0"/>
+              <w:rPr>
+                <w:rFonts w:eastAsia="標楷體"/>
+              </w:rPr>
+            </w:pPr>
+            <w:r>
+              <w:rPr>
+                <w:rFonts w:eastAsia="標楷體" w:hint="eastAsia"/>
                 <w:lang w:eastAsia="ja-JP"/>
               </w:rPr>
               <w:t>・</w:t>
             </w:r>
             <w:r>
               <w:rPr>
-                <w:rFonts w:ascii="標楷體" w:eastAsia="標楷體" w:hAnsi="標楷體" w:hint="eastAsia"/>
-              </w:rPr>
-              <w:t>中小型企業</w:t>
+                <w:rFonts w:eastAsia="標楷體" w:hint="eastAsia"/>
+              </w:rPr>
+              <w:t>AI</w:t>
+            </w:r>
+            <w:r>
+              <w:rPr>
+                <w:rFonts w:eastAsia="標楷體" w:hint="eastAsia"/>
+              </w:rPr>
+              <w:t>模型供應商</w:t>
             </w:r>
           </w:p>
         </w:tc>
@@ -3500,6 +548,8 @@
           <w:p>
             <w:pPr>
               <w:pStyle w:val="af1"/>
+              <w:overflowPunct w:val="0"/>
+              <w:spacing w:after="0" w:line="240" w:lineRule="auto"/>
               <w:rPr>
                 <w:rFonts w:ascii="Times New Roman" w:eastAsia="標楷體" w:hAnsi="Times New Roman"/>
                 <w:b/>
@@ -3523,15 +573,15 @@
           </w:p>
           <w:p>
             <w:pPr>
-              <w:spacing w:after="60"/>
-              <w:rPr>
-                <w:rFonts w:ascii="標楷體" w:eastAsia="標楷體" w:hAnsi="標楷體"/>
+              <w:overflowPunct w:val="0"/>
+              <w:rPr>
+                <w:rFonts w:eastAsia="標楷體"/>
                 <w:lang w:eastAsia="ja-JP"/>
               </w:rPr>
             </w:pPr>
             <w:r>
               <w:rPr>
-                <w:rFonts w:ascii="標楷體" w:eastAsia="標楷體" w:hAnsi="標楷體" w:hint="eastAsia"/>
+                <w:rFonts w:eastAsia="標楷體" w:hint="eastAsia"/>
                 <w:lang w:eastAsia="ja-JP"/>
               </w:rPr>
               <w:t>・平台開發和維護</w:t>
@@ -3539,15 +589,15 @@
           </w:p>
           <w:p>
             <w:pPr>
-              <w:spacing w:after="60"/>
-              <w:rPr>
-                <w:rFonts w:ascii="標楷體" w:eastAsia="標楷體" w:hAnsi="標楷體"/>
+              <w:overflowPunct w:val="0"/>
+              <w:rPr>
+                <w:rFonts w:eastAsia="標楷體"/>
                 <w:lang w:eastAsia="ja-JP"/>
               </w:rPr>
             </w:pPr>
             <w:r>
               <w:rPr>
-                <w:rFonts w:ascii="標楷體" w:eastAsia="標楷體" w:hAnsi="標楷體" w:hint="eastAsia"/>
+                <w:rFonts w:eastAsia="標楷體" w:hint="eastAsia"/>
                 <w:lang w:eastAsia="ja-JP"/>
               </w:rPr>
               <w:t>・內容創建和更新</w:t>
@@ -3555,15 +605,15 @@
           </w:p>
           <w:p>
             <w:pPr>
-              <w:spacing w:after="60"/>
-              <w:rPr>
-                <w:rFonts w:ascii="標楷體" w:eastAsia="標楷體" w:hAnsi="標楷體"/>
+              <w:overflowPunct w:val="0"/>
+              <w:rPr>
+                <w:rFonts w:eastAsia="標楷體"/>
                 <w:lang w:eastAsia="ja-JP"/>
               </w:rPr>
             </w:pPr>
             <w:r>
               <w:rPr>
-                <w:rFonts w:ascii="標楷體" w:eastAsia="標楷體" w:hAnsi="標楷體" w:hint="eastAsia"/>
+                <w:rFonts w:eastAsia="標楷體" w:hint="eastAsia"/>
                 <w:lang w:eastAsia="ja-JP"/>
               </w:rPr>
               <w:t>・用戶支持與客戶服務</w:t>
@@ -3571,15 +621,15 @@
           </w:p>
           <w:p>
             <w:pPr>
-              <w:spacing w:after="60"/>
-              <w:rPr>
-                <w:rFonts w:ascii="標楷體" w:eastAsia="標楷體" w:hAnsi="標楷體"/>
+              <w:overflowPunct w:val="0"/>
+              <w:rPr>
+                <w:rFonts w:eastAsia="標楷體"/>
                 <w:shd w:val="pct15" w:color="auto" w:fill="FFFFFF"/>
               </w:rPr>
             </w:pPr>
             <w:r>
               <w:rPr>
-                <w:rFonts w:ascii="標楷體" w:eastAsia="標楷體" w:hAnsi="標楷體" w:hint="eastAsia"/>
+                <w:rFonts w:eastAsia="標楷體" w:hint="eastAsia"/>
               </w:rPr>
               <w:t>・市場營銷和推廣</w:t>
             </w:r>
@@ -3594,6 +644,8 @@
           <w:p>
             <w:pPr>
               <w:pStyle w:val="af1"/>
+              <w:overflowPunct w:val="0"/>
+              <w:spacing w:after="0" w:line="240" w:lineRule="auto"/>
               <w:rPr>
                 <w:rFonts w:ascii="Times New Roman" w:eastAsia="標楷體" w:hAnsi="Times New Roman"/>
                 <w:b/>
@@ -3617,63 +669,51 @@
           </w:p>
           <w:p>
             <w:pPr>
-              <w:spacing w:after="60"/>
-              <w:rPr>
-                <w:rFonts w:ascii="標楷體" w:eastAsia="標楷體" w:hAnsi="標楷體"/>
-              </w:rPr>
-            </w:pPr>
-            <w:r>
-              <w:rPr>
-                <w:rFonts w:ascii="標楷體" w:eastAsia="標楷體" w:hAnsi="標楷體" w:hint="eastAsia"/>
+              <w:overflowPunct w:val="0"/>
+              <w:rPr>
+                <w:rFonts w:eastAsia="標楷體"/>
+              </w:rPr>
+            </w:pPr>
+            <w:r>
+              <w:rPr>
+                <w:rFonts w:eastAsia="標楷體" w:hint="eastAsia"/>
                 <w:lang w:eastAsia="ja-JP"/>
               </w:rPr>
               <w:t>・</w:t>
             </w:r>
             <w:r>
               <w:rPr>
-                <w:rFonts w:ascii="標楷體" w:eastAsia="標楷體" w:hAnsi="標楷體" w:hint="eastAsia"/>
+                <w:rFonts w:eastAsia="標楷體" w:hint="eastAsia"/>
               </w:rPr>
               <w:t>降低資安風險成本</w:t>
             </w:r>
           </w:p>
           <w:p>
             <w:pPr>
-              <w:spacing w:after="60"/>
-              <w:rPr>
-                <w:rFonts w:ascii="標楷體" w:eastAsia="標楷體" w:hAnsi="標楷體"/>
-              </w:rPr>
-            </w:pPr>
-            <w:r>
-              <w:rPr>
-                <w:rFonts w:ascii="標楷體" w:eastAsia="標楷體" w:hAnsi="標楷體" w:hint="eastAsia"/>
+              <w:overflowPunct w:val="0"/>
+              <w:rPr>
+                <w:rFonts w:eastAsia="標楷體"/>
+              </w:rPr>
+            </w:pPr>
+            <w:r>
+              <w:rPr>
+                <w:rFonts w:eastAsia="標楷體" w:hint="eastAsia"/>
                 <w:lang w:eastAsia="ja-JP"/>
               </w:rPr>
               <w:t>・</w:t>
             </w:r>
             <w:r>
               <w:rPr>
-                <w:rFonts w:ascii="標楷體" w:eastAsia="標楷體" w:hAnsi="標楷體" w:hint="eastAsia"/>
-              </w:rPr>
-              <w:t>即時</w:t>
-            </w:r>
-            <w:r>
-              <w:rPr>
-                <w:rFonts w:ascii="標楷體" w:eastAsia="標楷體" w:hAnsi="標楷體" w:hint="eastAsia"/>
-              </w:rPr>
-              <w:t>、高效的</w:t>
-            </w:r>
-            <w:r>
-              <w:rPr>
-                <w:rFonts w:ascii="標楷體" w:eastAsia="標楷體" w:hAnsi="標楷體" w:hint="eastAsia"/>
-              </w:rPr>
-              <w:t>追蹤風險</w:t>
-            </w:r>
-          </w:p>
-          <w:p>
-            <w:pPr>
-              <w:spacing w:after="60"/>
-              <w:rPr>
-                <w:rFonts w:ascii="標楷體" w:eastAsia="標楷體" w:hAnsi="標楷體"/>
+                <w:rFonts w:eastAsia="標楷體" w:hint="eastAsia"/>
+              </w:rPr>
+              <w:t>即時、高效的追蹤風險</w:t>
+            </w:r>
+          </w:p>
+          <w:p>
+            <w:pPr>
+              <w:overflowPunct w:val="0"/>
+              <w:rPr>
+                <w:rFonts w:eastAsia="標楷體"/>
                 <w:sz w:val="22"/>
                 <w:shd w:val="pct15" w:color="auto" w:fill="FFFFFF"/>
                 <w:lang w:eastAsia="ja-JP"/>
@@ -3688,6 +728,8 @@
           <w:p>
             <w:pPr>
               <w:pStyle w:val="af1"/>
+              <w:overflowPunct w:val="0"/>
+              <w:spacing w:after="0" w:line="240" w:lineRule="auto"/>
               <w:rPr>
                 <w:rFonts w:ascii="Times New Roman" w:eastAsia="標楷體" w:hAnsi="Times New Roman"/>
                 <w:b/>
@@ -3711,15 +753,15 @@
           </w:p>
           <w:p>
             <w:pPr>
-              <w:spacing w:after="60"/>
-              <w:rPr>
-                <w:rFonts w:ascii="標楷體" w:eastAsia="標楷體" w:hAnsi="標楷體"/>
+              <w:overflowPunct w:val="0"/>
+              <w:rPr>
+                <w:rFonts w:eastAsia="標楷體"/>
                 <w:lang w:eastAsia="ja-JP"/>
               </w:rPr>
             </w:pPr>
             <w:r>
               <w:rPr>
-                <w:rFonts w:ascii="標楷體" w:eastAsia="標楷體" w:hAnsi="標楷體" w:hint="eastAsia"/>
+                <w:rFonts w:eastAsia="標楷體" w:hint="eastAsia"/>
                 <w:lang w:eastAsia="ja-JP"/>
               </w:rPr>
               <w:t>・定期更新</w:t>
@@ -3727,9 +769,9 @@
           </w:p>
           <w:p>
             <w:pPr>
-              <w:spacing w:after="60"/>
-              <w:rPr>
-                <w:rFonts w:ascii="標楷體" w:eastAsia="標楷體" w:hAnsi="標楷體"/>
+              <w:overflowPunct w:val="0"/>
+              <w:rPr>
+                <w:rFonts w:eastAsia="標楷體"/>
                 <w:sz w:val="28"/>
                 <w:szCs w:val="28"/>
                 <w:shd w:val="pct15" w:color="auto" w:fill="FFFFFF"/>
@@ -3738,7 +780,7 @@
             </w:pPr>
             <w:r>
               <w:rPr>
-                <w:rFonts w:ascii="標楷體" w:eastAsia="標楷體" w:hAnsi="標楷體" w:hint="eastAsia"/>
+                <w:rFonts w:eastAsia="標楷體" w:hint="eastAsia"/>
                 <w:lang w:eastAsia="ja-JP"/>
               </w:rPr>
               <w:t>・用戶互動</w:t>
@@ -3753,6 +795,8 @@
           <w:p>
             <w:pPr>
               <w:pStyle w:val="af1"/>
+              <w:overflowPunct w:val="0"/>
+              <w:spacing w:after="0" w:line="240" w:lineRule="auto"/>
               <w:rPr>
                 <w:rFonts w:ascii="Times New Roman" w:eastAsia="標楷體" w:hAnsi="Times New Roman"/>
                 <w:b/>
@@ -3776,30 +820,42 @@
           </w:p>
           <w:p>
             <w:pPr>
-              <w:spacing w:after="60"/>
-              <w:rPr>
-                <w:rFonts w:ascii="標楷體" w:eastAsia="標楷體" w:hAnsi="標楷體"/>
-              </w:rPr>
-            </w:pPr>
-            <w:r>
-              <w:rPr>
-                <w:rFonts w:ascii="標楷體" w:eastAsia="標楷體" w:hAnsi="標楷體" w:hint="eastAsia"/>
+              <w:overflowPunct w:val="0"/>
+              <w:rPr>
+                <w:rFonts w:eastAsia="標楷體"/>
+              </w:rPr>
+            </w:pPr>
+            <w:r>
+              <w:rPr>
+                <w:rFonts w:eastAsia="標楷體" w:hint="eastAsia"/>
                 <w:lang w:eastAsia="ja-JP"/>
               </w:rPr>
               <w:t>・</w:t>
             </w:r>
             <w:r>
               <w:rPr>
-                <w:rFonts w:ascii="標楷體" w:eastAsia="標楷體" w:hAnsi="標楷體" w:hint="eastAsia"/>
-              </w:rPr>
-              <w:t>中小型企業</w:t>
-            </w:r>
-          </w:p>
-          <w:p>
-            <w:pPr>
-              <w:spacing w:after="60"/>
-              <w:rPr>
-                <w:rFonts w:ascii="標楷體" w:eastAsia="標楷體" w:hAnsi="標楷體"/>
+                <w:rFonts w:eastAsia="標楷體" w:hint="eastAsia"/>
+              </w:rPr>
+              <w:t>所有導入</w:t>
+            </w:r>
+            <w:r>
+              <w:rPr>
+                <w:rFonts w:eastAsia="標楷體" w:hint="eastAsia"/>
+              </w:rPr>
+              <w:t>ISMS</w:t>
+            </w:r>
+            <w:r>
+              <w:rPr>
+                <w:rFonts w:eastAsia="標楷體" w:hint="eastAsia"/>
+              </w:rPr>
+              <w:t>的單位之人員</w:t>
+            </w:r>
+          </w:p>
+          <w:p>
+            <w:pPr>
+              <w:overflowPunct w:val="0"/>
+              <w:rPr>
+                <w:rFonts w:eastAsia="標楷體"/>
                 <w:shd w:val="pct15" w:color="auto" w:fill="FFFFFF"/>
                 <w:lang w:eastAsia="ja-JP"/>
               </w:rPr>
@@ -3816,6 +872,8 @@
           <w:p>
             <w:pPr>
               <w:pStyle w:val="af1"/>
+              <w:overflowPunct w:val="0"/>
+              <w:spacing w:after="0" w:line="240" w:lineRule="auto"/>
               <w:rPr>
                 <w:rFonts w:ascii="Times New Roman" w:eastAsia="標楷體" w:hAnsi="Times New Roman"/>
                 <w:sz w:val="28"/>
@@ -3833,6 +891,8 @@
           <w:p>
             <w:pPr>
               <w:pStyle w:val="af1"/>
+              <w:overflowPunct w:val="0"/>
+              <w:spacing w:after="0" w:line="240" w:lineRule="auto"/>
               <w:rPr>
                 <w:rFonts w:ascii="Times New Roman" w:eastAsia="標楷體" w:hAnsi="Times New Roman"/>
                 <w:b/>
@@ -3856,14 +916,15 @@
           </w:p>
           <w:p>
             <w:pPr>
-              <w:rPr>
-                <w:rFonts w:ascii="標楷體" w:eastAsia="標楷體" w:hAnsi="標楷體"/>
+              <w:overflowPunct w:val="0"/>
+              <w:rPr>
+                <w:rFonts w:eastAsia="標楷體"/>
                 <w:lang w:eastAsia="ja-JP"/>
               </w:rPr>
             </w:pPr>
             <w:r>
               <w:rPr>
-                <w:rFonts w:ascii="標楷體" w:eastAsia="標楷體" w:hAnsi="標楷體" w:hint="eastAsia"/>
+                <w:rFonts w:eastAsia="標楷體" w:hint="eastAsia"/>
                 <w:lang w:eastAsia="ja-JP"/>
               </w:rPr>
               <w:t>・開發團隊</w:t>
@@ -3871,14 +932,15 @@
           </w:p>
           <w:p>
             <w:pPr>
-              <w:rPr>
-                <w:rFonts w:ascii="標楷體" w:eastAsia="標楷體" w:hAnsi="標楷體"/>
+              <w:overflowPunct w:val="0"/>
+              <w:rPr>
+                <w:rFonts w:eastAsia="標楷體"/>
                 <w:lang w:eastAsia="ja-JP"/>
               </w:rPr>
             </w:pPr>
             <w:r>
               <w:rPr>
-                <w:rFonts w:ascii="標楷體" w:eastAsia="標楷體" w:hAnsi="標楷體" w:hint="eastAsia"/>
+                <w:rFonts w:eastAsia="標楷體" w:hint="eastAsia"/>
                 <w:lang w:eastAsia="ja-JP"/>
               </w:rPr>
               <w:t>・伺服器和技術基礎設施</w:t>
@@ -3886,15 +948,16 @@
           </w:p>
           <w:p>
             <w:pPr>
-              <w:rPr>
-                <w:rFonts w:ascii="標楷體" w:eastAsia="標楷體" w:hAnsi="標楷體"/>
+              <w:overflowPunct w:val="0"/>
+              <w:rPr>
+                <w:rFonts w:eastAsia="標楷體"/>
                 <w:shd w:val="pct15" w:color="auto" w:fill="FFFFFF"/>
                 <w:lang w:eastAsia="ja-JP"/>
               </w:rPr>
             </w:pPr>
             <w:r>
               <w:rPr>
-                <w:rFonts w:ascii="標楷體" w:eastAsia="標楷體" w:hAnsi="標楷體" w:hint="eastAsia"/>
+                <w:rFonts w:eastAsia="標楷體" w:hint="eastAsia"/>
                 <w:lang w:eastAsia="ja-JP"/>
               </w:rPr>
               <w:t>・市場推廣資源</w:t>
@@ -3910,6 +973,8 @@
           <w:p>
             <w:pPr>
               <w:pStyle w:val="af1"/>
+              <w:overflowPunct w:val="0"/>
+              <w:spacing w:after="0" w:line="240" w:lineRule="auto"/>
               <w:rPr>
                 <w:rFonts w:ascii="Times New Roman" w:eastAsia="標楷體" w:hAnsi="Times New Roman"/>
                 <w:sz w:val="28"/>
@@ -3927,6 +992,8 @@
           <w:p>
             <w:pPr>
               <w:pStyle w:val="af1"/>
+              <w:overflowPunct w:val="0"/>
+              <w:spacing w:after="0" w:line="240" w:lineRule="auto"/>
               <w:rPr>
                 <w:rFonts w:ascii="Times New Roman" w:eastAsia="標楷體" w:hAnsi="Times New Roman"/>
                 <w:b/>
@@ -3950,15 +1017,15 @@
           </w:p>
           <w:p>
             <w:pPr>
-              <w:spacing w:after="60"/>
-              <w:rPr>
-                <w:rFonts w:ascii="標楷體" w:eastAsia="標楷體" w:hAnsi="標楷體"/>
+              <w:overflowPunct w:val="0"/>
+              <w:rPr>
+                <w:rFonts w:eastAsia="標楷體"/>
                 <w:lang w:eastAsia="ja-JP"/>
               </w:rPr>
             </w:pPr>
             <w:r>
               <w:rPr>
-                <w:rFonts w:ascii="標楷體" w:eastAsia="標楷體" w:hAnsi="標楷體" w:hint="eastAsia"/>
+                <w:rFonts w:eastAsia="標楷體" w:hint="eastAsia"/>
                 <w:lang w:eastAsia="ja-JP"/>
               </w:rPr>
               <w:t>・線上平台</w:t>
@@ -3966,7 +1033,7 @@
           </w:p>
           <w:p>
             <w:pPr>
-              <w:spacing w:after="60"/>
+              <w:overflowPunct w:val="0"/>
               <w:rPr>
                 <w:rFonts w:eastAsia="標楷體"/>
                 <w:sz w:val="22"/>
@@ -3983,6 +1050,8 @@
           <w:p>
             <w:pPr>
               <w:pStyle w:val="af1"/>
+              <w:overflowPunct w:val="0"/>
+              <w:spacing w:after="0" w:line="240" w:lineRule="auto"/>
               <w:rPr>
                 <w:rFonts w:ascii="Times New Roman" w:eastAsia="標楷體" w:hAnsi="Times New Roman"/>
                 <w:sz w:val="28"/>
@@ -4003,6 +1072,8 @@
           <w:p>
             <w:pPr>
               <w:pStyle w:val="af1"/>
+              <w:overflowPunct w:val="0"/>
+              <w:spacing w:after="0" w:line="240" w:lineRule="auto"/>
               <w:rPr>
                 <w:rFonts w:ascii="Times New Roman" w:eastAsia="標楷體" w:hAnsi="Times New Roman"/>
                 <w:b/>
@@ -4026,15 +1097,15 @@
           </w:p>
           <w:p>
             <w:pPr>
-              <w:spacing w:after="60"/>
-              <w:rPr>
-                <w:rFonts w:ascii="標楷體" w:eastAsia="標楷體" w:hAnsi="標楷體"/>
+              <w:overflowPunct w:val="0"/>
+              <w:rPr>
+                <w:rFonts w:eastAsia="標楷體"/>
                 <w:lang w:eastAsia="ja-JP"/>
               </w:rPr>
             </w:pPr>
             <w:r>
               <w:rPr>
-                <w:rFonts w:ascii="標楷體" w:eastAsia="標楷體" w:hAnsi="標楷體" w:hint="eastAsia"/>
+                <w:rFonts w:eastAsia="標楷體" w:hint="eastAsia"/>
                 <w:lang w:eastAsia="ja-JP"/>
               </w:rPr>
               <w:t>・開發和運營成本</w:t>
@@ -4042,15 +1113,15 @@
           </w:p>
           <w:p>
             <w:pPr>
-              <w:spacing w:after="60"/>
-              <w:rPr>
-                <w:rFonts w:ascii="標楷體" w:eastAsia="標楷體" w:hAnsi="標楷體"/>
+              <w:overflowPunct w:val="0"/>
+              <w:rPr>
+                <w:rFonts w:eastAsia="標楷體"/>
                 <w:lang w:eastAsia="ja-JP"/>
               </w:rPr>
             </w:pPr>
             <w:r>
               <w:rPr>
-                <w:rFonts w:ascii="標楷體" w:eastAsia="標楷體" w:hAnsi="標楷體" w:hint="eastAsia"/>
+                <w:rFonts w:eastAsia="標楷體" w:hint="eastAsia"/>
                 <w:lang w:eastAsia="ja-JP"/>
               </w:rPr>
               <w:t>・市場推廣和銷售成本</w:t>
@@ -4058,16 +1129,16 @@
           </w:p>
           <w:p>
             <w:pPr>
-              <w:spacing w:after="60"/>
-              <w:rPr>
-                <w:rFonts w:ascii="標楷體" w:eastAsia="標楷體" w:hAnsi="標楷體"/>
+              <w:overflowPunct w:val="0"/>
+              <w:rPr>
+                <w:rFonts w:eastAsia="標楷體"/>
                 <w:shd w:val="pct15" w:color="auto" w:fill="FFFFFF"/>
                 <w:lang w:eastAsia="ja-JP"/>
               </w:rPr>
             </w:pPr>
             <w:r>
               <w:rPr>
-                <w:rFonts w:ascii="標楷體" w:eastAsia="標楷體" w:hAnsi="標楷體" w:hint="eastAsia"/>
+                <w:rFonts w:eastAsia="標楷體" w:hint="eastAsia"/>
                 <w:lang w:eastAsia="ja-JP"/>
               </w:rPr>
               <w:t>・伺服器和技術基礎設施成本</w:t>
@@ -4082,6 +1153,8 @@
           <w:p>
             <w:pPr>
               <w:pStyle w:val="af1"/>
+              <w:overflowPunct w:val="0"/>
+              <w:spacing w:after="0" w:line="240" w:lineRule="auto"/>
               <w:rPr>
                 <w:rFonts w:ascii="Times New Roman" w:eastAsia="標楷體" w:hAnsi="Times New Roman"/>
                 <w:b/>
@@ -4105,46 +1178,52 @@
           </w:p>
           <w:p>
             <w:pPr>
-              <w:spacing w:after="60"/>
-              <w:rPr>
-                <w:rFonts w:ascii="標楷體" w:eastAsia="標楷體" w:hAnsi="標楷體"/>
+              <w:overflowPunct w:val="0"/>
+              <w:rPr>
+                <w:rFonts w:eastAsia="標楷體"/>
                 <w:lang w:eastAsia="ja-JP"/>
               </w:rPr>
             </w:pPr>
             <w:r>
               <w:rPr>
-                <w:rFonts w:ascii="標楷體" w:eastAsia="標楷體" w:hAnsi="標楷體" w:hint="eastAsia"/>
+                <w:rFonts w:eastAsia="標楷體" w:hint="eastAsia"/>
                 <w:lang w:eastAsia="ja-JP"/>
               </w:rPr>
               <w:t>・</w:t>
             </w:r>
             <w:r>
               <w:rPr>
-                <w:rFonts w:ascii="標楷體" w:eastAsia="標楷體" w:hAnsi="標楷體"/>
+                <w:rFonts w:eastAsia="標楷體" w:hint="eastAsia"/>
+              </w:rPr>
+              <w:t>訂閱制</w:t>
+            </w:r>
+            <w:r>
+              <w:rPr>
+                <w:rFonts w:eastAsia="標楷體"/>
                 <w:lang w:eastAsia="ja-JP"/>
               </w:rPr>
-              <w:t>廣告收入</w:t>
-            </w:r>
-          </w:p>
-          <w:p>
-            <w:pPr>
-              <w:spacing w:after="60"/>
-              <w:rPr>
-                <w:rFonts w:ascii="標楷體" w:eastAsia="標楷體" w:hAnsi="標楷體"/>
+              <w:t>收入</w:t>
+            </w:r>
+          </w:p>
+          <w:p>
+            <w:pPr>
+              <w:overflowPunct w:val="0"/>
+              <w:rPr>
+                <w:rFonts w:eastAsia="標楷體"/>
                 <w:shd w:val="pct15" w:color="auto" w:fill="FFFFFF"/>
                 <w:lang w:eastAsia="ja-JP"/>
               </w:rPr>
             </w:pPr>
             <w:r>
               <w:rPr>
-                <w:rFonts w:ascii="標楷體" w:eastAsia="標楷體" w:hAnsi="標楷體" w:hint="eastAsia"/>
+                <w:rFonts w:eastAsia="標楷體" w:hint="eastAsia"/>
                 <w:lang w:eastAsia="ja-JP"/>
               </w:rPr>
               <w:t>・</w:t>
             </w:r>
             <w:r>
               <w:rPr>
-                <w:rFonts w:ascii="標楷體" w:eastAsia="標楷體" w:hAnsi="標楷體"/>
+                <w:rFonts w:eastAsia="標楷體"/>
                 <w:lang w:eastAsia="ja-JP"/>
               </w:rPr>
               <w:t>合作夥伴</w:t>
@@ -4155,19 +1234,22 @@
     </w:tbl>
     <w:p>
       <w:pPr>
-        <w:rPr>
+        <w:overflowPunct w:val="0"/>
+        <w:rPr>
+          <w:rFonts w:eastAsia="標楷體"/>
           <w:shd w:val="pct15" w:color="auto" w:fill="FFFFFF"/>
         </w:rPr>
       </w:pPr>
-      <w:bookmarkStart w:id="9" w:name="_Toc167696211"/>
-      <w:bookmarkEnd w:id="7"/>
-      <w:bookmarkEnd w:id="8"/>
+      <w:bookmarkStart w:id="11" w:name="_Toc167696211"/>
+      <w:bookmarkEnd w:id="9"/>
+      <w:bookmarkEnd w:id="10"/>
     </w:p>
     <w:p>
       <w:pPr>
         <w:pStyle w:val="af1"/>
         <w:keepNext/>
-        <w:spacing w:before="160" w:after="0" w:line="240" w:lineRule="auto"/>
+        <w:overflowPunct w:val="0"/>
+        <w:spacing w:after="0" w:line="240" w:lineRule="auto"/>
         <w:jc w:val="center"/>
         <w:rPr>
           <w:rFonts w:ascii="Times New Roman" w:eastAsia="標楷體" w:hAnsi="Times New Roman"/>
@@ -4217,6 +1299,7 @@
           <w:p>
             <w:pPr>
               <w:widowControl/>
+              <w:overflowPunct w:val="0"/>
               <w:jc w:val="center"/>
               <w:rPr>
                 <w:rFonts w:eastAsia="標楷體"/>
@@ -4243,6 +1326,7 @@
           <w:p>
             <w:pPr>
               <w:widowControl/>
+              <w:overflowPunct w:val="0"/>
               <w:rPr>
                 <w:rFonts w:eastAsia="標楷體"/>
                 <w:bCs/>
@@ -4267,6 +1351,7 @@
           <w:p>
             <w:pPr>
               <w:widowControl/>
+              <w:overflowPunct w:val="0"/>
               <w:jc w:val="right"/>
               <w:rPr>
                 <w:rFonts w:eastAsia="標楷體"/>
@@ -4302,6 +1387,7 @@
           <w:p>
             <w:pPr>
               <w:widowControl/>
+              <w:overflowPunct w:val="0"/>
               <w:rPr>
                 <w:rFonts w:eastAsia="標楷體"/>
                 <w:bCs/>
@@ -4326,6 +1412,7 @@
           <w:p>
             <w:pPr>
               <w:widowControl/>
+              <w:overflowPunct w:val="0"/>
               <w:jc w:val="right"/>
               <w:rPr>
                 <w:rFonts w:eastAsia="標楷體"/>
@@ -4361,6 +1448,7 @@
           <w:p>
             <w:pPr>
               <w:widowControl/>
+              <w:overflowPunct w:val="0"/>
               <w:rPr>
                 <w:rFonts w:eastAsia="標楷體"/>
                 <w:sz w:val="28"/>
@@ -4384,6 +1472,7 @@
           <w:p>
             <w:pPr>
               <w:widowControl/>
+              <w:overflowPunct w:val="0"/>
               <w:jc w:val="right"/>
               <w:rPr>
                 <w:rFonts w:eastAsia="標楷體"/>
@@ -4418,6 +1507,7 @@
           <w:p>
             <w:pPr>
               <w:widowControl/>
+              <w:overflowPunct w:val="0"/>
               <w:rPr>
                 <w:rFonts w:eastAsia="標楷體"/>
                 <w:sz w:val="28"/>
@@ -4429,7 +1519,6 @@
                 <w:bCs/>
                 <w:sz w:val="28"/>
               </w:rPr>
-              <w:lastRenderedPageBreak/>
               <w:t>推廣成本</w:t>
             </w:r>
           </w:p>
@@ -4442,6 +1531,7 @@
           <w:p>
             <w:pPr>
               <w:widowControl/>
+              <w:overflowPunct w:val="0"/>
               <w:jc w:val="right"/>
               <w:rPr>
                 <w:rFonts w:eastAsia="標楷體"/>
@@ -4476,6 +1566,7 @@
           <w:p>
             <w:pPr>
               <w:widowControl/>
+              <w:overflowPunct w:val="0"/>
               <w:jc w:val="right"/>
               <w:rPr>
                 <w:rFonts w:eastAsia="標楷體"/>
@@ -4488,6 +1579,7 @@
                 <w:bCs/>
                 <w:sz w:val="28"/>
               </w:rPr>
+              <w:lastRenderedPageBreak/>
               <w:t>共計</w:t>
             </w:r>
           </w:p>
@@ -4500,6 +1592,7 @@
           <w:p>
             <w:pPr>
               <w:widowControl/>
+              <w:overflowPunct w:val="0"/>
               <w:jc w:val="right"/>
               <w:rPr>
                 <w:rFonts w:eastAsia="標楷體"/>
@@ -4526,6 +1619,7 @@
     </w:tbl>
     <w:p>
       <w:pPr>
+        <w:overflowPunct w:val="0"/>
         <w:rPr>
           <w:rFonts w:eastAsia="標楷體"/>
           <w:bCs/>
@@ -4540,6 +1634,7 @@
           <w:ilvl w:val="0"/>
           <w:numId w:val="13"/>
         </w:numPr>
+        <w:overflowPunct w:val="0"/>
         <w:rPr>
           <w:rFonts w:eastAsia="標楷體"/>
           <w:bCs/>
@@ -4565,6 +1660,7 @@
     </w:p>
     <w:p>
       <w:pPr>
+        <w:overflowPunct w:val="0"/>
         <w:rPr>
           <w:rFonts w:eastAsia="標楷體"/>
           <w:bCs/>
@@ -4585,7 +1681,7 @@
           <w:bCs/>
           <w:sz w:val="28"/>
         </w:rPr>
-        <w:t>: 3,000</w:t>
+        <w:t xml:space="preserve">: </w:t>
       </w:r>
       <w:r>
         <w:rPr>
@@ -4593,7 +1689,7 @@
           <w:bCs/>
           <w:sz w:val="28"/>
         </w:rPr>
-        <w:t>人、每用戶每日觀看廣告次數：</w:t>
+        <w:t>5</w:t>
       </w:r>
       <w:r>
         <w:rPr>
@@ -4601,7 +1697,7 @@
           <w:bCs/>
           <w:sz w:val="28"/>
         </w:rPr>
-        <w:t>5</w:t>
+        <w:t>00</w:t>
       </w:r>
       <w:r>
         <w:rPr>
@@ -4609,11 +1705,12 @@
           <w:bCs/>
           <w:sz w:val="28"/>
         </w:rPr>
-        <w:t>次、</w:t>
+        <w:t>人</w:t>
       </w:r>
     </w:p>
     <w:p>
       <w:pPr>
+        <w:overflowPunct w:val="0"/>
         <w:rPr>
           <w:rFonts w:eastAsia="標楷體"/>
           <w:bCs/>
@@ -4626,7 +1723,7 @@
           <w:bCs/>
           <w:sz w:val="28"/>
         </w:rPr>
-        <w:t>廣告每千次展示收入：</w:t>
+        <w:t>訂閱制</w:t>
       </w:r>
       <w:r>
         <w:rPr>
@@ -4634,95 +1731,71 @@
           <w:bCs/>
           <w:sz w:val="28"/>
         </w:rPr>
-        <w:t>$3</w:t>
+        <w:t>收入</w:t>
+      </w:r>
+      <w:r>
+        <w:rPr>
+          <w:rFonts w:eastAsia="標楷體" w:hint="eastAsia"/>
+          <w:bCs/>
+          <w:sz w:val="28"/>
+        </w:rPr>
+        <w:t xml:space="preserve">: </w:t>
+      </w:r>
+      <w:r>
+        <w:rPr>
+          <w:rFonts w:eastAsia="標楷體" w:hint="eastAsia"/>
+          <w:bCs/>
+          <w:sz w:val="28"/>
+        </w:rPr>
+        <w:t>5</w:t>
+      </w:r>
+      <w:r>
+        <w:rPr>
+          <w:rFonts w:eastAsia="標楷體" w:hint="eastAsia"/>
+          <w:bCs/>
+          <w:sz w:val="28"/>
+        </w:rPr>
+        <w:t>00</w:t>
+      </w:r>
+      <w:r>
+        <w:rPr>
+          <w:rFonts w:eastAsia="標楷體" w:hint="eastAsia"/>
+          <w:bCs/>
+          <w:sz w:val="28"/>
+        </w:rPr>
+        <w:t>人</w:t>
+      </w:r>
+      <w:r>
+        <w:rPr>
+          <w:rFonts w:eastAsia="標楷體" w:hint="eastAsia"/>
+          <w:bCs/>
+          <w:sz w:val="28"/>
+        </w:rPr>
+        <w:t>*</w:t>
+      </w:r>
+      <w:r>
+        <w:rPr>
+          <w:rFonts w:eastAsia="標楷體" w:hint="eastAsia"/>
+          <w:bCs/>
+          <w:sz w:val="28"/>
+        </w:rPr>
+        <w:t>500</w:t>
+      </w:r>
+      <w:r>
+        <w:rPr>
+          <w:rFonts w:eastAsia="標楷體" w:hint="eastAsia"/>
+          <w:bCs/>
+          <w:sz w:val="28"/>
+        </w:rPr>
+        <w:t>元</w:t>
       </w:r>
     </w:p>
     <w:p>
       <w:pPr>
-        <w:rPr>
-          <w:rFonts w:eastAsia="標楷體"/>
-          <w:bCs/>
-          <w:sz w:val="28"/>
-        </w:rPr>
-      </w:pPr>
-      <w:r>
-        <w:rPr>
-          <w:rFonts w:eastAsia="標楷體" w:hint="eastAsia"/>
-          <w:bCs/>
-          <w:sz w:val="28"/>
-        </w:rPr>
-        <w:t>廣告收入</w:t>
-      </w:r>
-      <w:r>
-        <w:rPr>
-          <w:rFonts w:eastAsia="標楷體" w:hint="eastAsia"/>
-          <w:bCs/>
-          <w:sz w:val="28"/>
-        </w:rPr>
-        <w:t>: 3,000</w:t>
-      </w:r>
-      <w:r>
-        <w:rPr>
-          <w:rFonts w:eastAsia="標楷體" w:hint="eastAsia"/>
-          <w:bCs/>
-          <w:sz w:val="28"/>
-        </w:rPr>
-        <w:t>人</w:t>
-      </w:r>
-      <w:r>
-        <w:rPr>
-          <w:rFonts w:eastAsia="標楷體" w:hint="eastAsia"/>
-          <w:bCs/>
-          <w:sz w:val="28"/>
-        </w:rPr>
-        <w:t>*5</w:t>
-      </w:r>
-      <w:r>
-        <w:rPr>
-          <w:rFonts w:eastAsia="標楷體" w:hint="eastAsia"/>
-          <w:bCs/>
-          <w:sz w:val="28"/>
-        </w:rPr>
-        <w:t>次</w:t>
-      </w:r>
-      <w:r>
-        <w:rPr>
-          <w:rFonts w:eastAsia="標楷體" w:hint="eastAsia"/>
-          <w:bCs/>
-          <w:sz w:val="28"/>
-        </w:rPr>
-        <w:t>*(3/1000)</w:t>
-      </w:r>
-      <w:r>
-        <w:rPr>
-          <w:rFonts w:eastAsia="標楷體" w:hint="eastAsia"/>
-          <w:bCs/>
-          <w:sz w:val="28"/>
-        </w:rPr>
-        <w:t>元</w:t>
-      </w:r>
-      <w:r>
-        <w:rPr>
-          <w:rFonts w:eastAsia="標楷體" w:hint="eastAsia"/>
-          <w:bCs/>
-          <w:sz w:val="28"/>
-        </w:rPr>
-        <w:t>*30</w:t>
-      </w:r>
-      <w:r>
-        <w:rPr>
-          <w:rFonts w:eastAsia="標楷體" w:hint="eastAsia"/>
-          <w:bCs/>
-          <w:sz w:val="28"/>
-        </w:rPr>
-        <w:t>天</w:t>
-      </w:r>
-    </w:p>
-    <w:p>
-      <w:pPr>
         <w:pStyle w:val="af1"/>
         <w:keepNext/>
-        <w:spacing w:before="160" w:after="0" w:line="240" w:lineRule="auto"/>
+        <w:overflowPunct w:val="0"/>
+        <w:spacing w:after="0" w:line="240" w:lineRule="auto"/>
         <w:jc w:val="center"/>
         <w:rPr>
           <w:rFonts w:ascii="Times New Roman" w:eastAsia="標楷體" w:hAnsi="Times New Roman"/>
@@ -4772,6 +1845,7 @@
           <w:p>
             <w:pPr>
               <w:widowControl/>
+              <w:overflowPunct w:val="0"/>
               <w:jc w:val="center"/>
               <w:rPr>
                 <w:rFonts w:eastAsia="標楷體"/>
@@ -4797,6 +1871,7 @@
           <w:p>
             <w:pPr>
               <w:widowControl/>
+              <w:overflowPunct w:val="0"/>
               <w:rPr>
                 <w:rFonts w:eastAsia="標楷體"/>
                 <w:bCs/>
@@ -4809,7 +1884,15 @@
                 <w:bCs/>
                 <w:sz w:val="28"/>
               </w:rPr>
-              <w:t>廣告收入</w:t>
+              <w:t>訂閱制</w:t>
+            </w:r>
+            <w:r>
+              <w:rPr>
+                <w:rFonts w:eastAsia="標楷體" w:hint="eastAsia"/>
+                <w:bCs/>
+                <w:sz w:val="28"/>
+              </w:rPr>
+              <w:t>收入</w:t>
             </w:r>
           </w:p>
         </w:tc>
@@ -4821,6 +1904,7 @@
           <w:p>
             <w:pPr>
               <w:widowControl/>
+              <w:overflowPunct w:val="0"/>
               <w:jc w:val="right"/>
               <w:rPr>
                 <w:rFonts w:eastAsia="標楷體"/>
@@ -4834,7 +1918,39 @@
                 <w:bCs/>
                 <w:sz w:val="28"/>
               </w:rPr>
-              <w:t>$1,350/</w:t>
+              <w:t>$</w:t>
+            </w:r>
+            <w:r>
+              <w:rPr>
+                <w:rFonts w:eastAsia="標楷體" w:hint="eastAsia"/>
+                <w:bCs/>
+                <w:sz w:val="28"/>
+              </w:rPr>
+              <w:t>2</w:t>
+            </w:r>
+            <w:r>
+              <w:rPr>
+                <w:rFonts w:eastAsia="標楷體" w:hint="eastAsia"/>
+                <w:bCs/>
+                <w:sz w:val="28"/>
+              </w:rPr>
+              <w:t>,</w:t>
+            </w:r>
+            <w:r>
+              <w:rPr>
+                <w:rFonts w:eastAsia="標楷體" w:hint="eastAsia"/>
+                <w:bCs/>
+                <w:sz w:val="28"/>
+              </w:rPr>
+              <w:t>50</w:t>
+            </w:r>
+            <w:r>
+              <w:rPr>
+                <w:rFonts w:eastAsia="標楷體" w:hint="eastAsia"/>
+                <w:bCs/>
+                <w:sz w:val="28"/>
+              </w:rPr>
+              <w:t>0/</w:t>
             </w:r>
             <w:r>
               <w:rPr>
@@ -4856,6 +1972,7 @@
           <w:p>
             <w:pPr>
               <w:widowControl/>
+              <w:overflowPunct w:val="0"/>
               <w:rPr>
                 <w:rFonts w:eastAsia="標楷體"/>
                 <w:sz w:val="28"/>
@@ -4879,6 +1996,7 @@
           <w:p>
             <w:pPr>
               <w:widowControl/>
+              <w:overflowPunct w:val="0"/>
               <w:jc w:val="right"/>
               <w:rPr>
                 <w:rFonts w:eastAsia="標楷體"/>
@@ -4913,6 +2031,7 @@
           <w:p>
             <w:pPr>
               <w:widowControl/>
+              <w:overflowPunct w:val="0"/>
               <w:jc w:val="right"/>
               <w:rPr>
                 <w:rFonts w:eastAsia="標楷體"/>
@@ -4937,6 +2056,7 @@
           <w:p>
             <w:pPr>
               <w:widowControl/>
+              <w:overflowPunct w:val="0"/>
               <w:jc w:val="right"/>
               <w:rPr>
                 <w:rFonts w:eastAsia="標楷體"/>
@@ -4948,7 +2068,35 @@
                 <w:rFonts w:eastAsia="標楷體" w:hint="eastAsia"/>
                 <w:sz w:val="28"/>
               </w:rPr>
-              <w:t>$1,550/</w:t>
+              <w:t>$</w:t>
+            </w:r>
+            <w:r>
+              <w:rPr>
+                <w:rFonts w:eastAsia="標楷體" w:hint="eastAsia"/>
+                <w:sz w:val="28"/>
+              </w:rPr>
+              <w:t>2</w:t>
+            </w:r>
+            <w:r>
+              <w:rPr>
+                <w:rFonts w:eastAsia="標楷體" w:hint="eastAsia"/>
+                <w:sz w:val="28"/>
+              </w:rPr>
+              <w:t>,</w:t>
+            </w:r>
+            <w:r>
+              <w:rPr>
+                <w:rFonts w:eastAsia="標楷體" w:hint="eastAsia"/>
+                <w:sz w:val="28"/>
+              </w:rPr>
+              <w:t>70</w:t>
+            </w:r>
+            <w:r>
+              <w:rPr>
+                <w:rFonts w:eastAsia="標楷體" w:hint="eastAsia"/>
+                <w:sz w:val="28"/>
+              </w:rPr>
+              <w:t>0/</w:t>
             </w:r>
             <w:r>
               <w:rPr>
@@ -4966,6 +2114,7 @@
         <w:tabs>
           <w:tab w:val="num" w:pos="360"/>
         </w:tabs>
+        <w:overflowPunct w:val="0"/>
         <w:jc w:val="both"/>
         <w:rPr>
           <w:rFonts w:eastAsia="標楷體"/>
@@ -4977,7 +2126,7 @@
     <w:p>
       <w:pPr>
         <w:widowControl/>
-        <w:spacing w:after="160" w:line="278" w:lineRule="auto"/>
+        <w:overflowPunct w:val="0"/>
         <w:rPr>
           <w:rFonts w:eastAsia="標楷體"/>
           <w:sz w:val="28"/>
@@ -4998,6 +2147,7 @@
         <w:tabs>
           <w:tab w:val="num" w:pos="360"/>
         </w:tabs>
+        <w:overflowPunct w:val="0"/>
         <w:jc w:val="both"/>
         <w:outlineLvl w:val="1"/>
         <w:rPr>
@@ -5006,7 +2156,8 @@
           <w:szCs w:val="32"/>
         </w:rPr>
       </w:pPr>
-      <w:bookmarkStart w:id="10" w:name="_Toc179739972"/>
+      <w:bookmarkStart w:id="12" w:name="_Toc179739972"/>
+      <w:bookmarkStart w:id="13" w:name="_Toc229258896"/>
       <w:r>
         <w:rPr>
           <w:rFonts w:eastAsia="標楷體" w:hint="eastAsia"/>
@@ -5032,21 +2183,23 @@
         </w:rPr>
         <w:t>STP</w:t>
       </w:r>
-      <w:bookmarkEnd w:id="9"/>
-      <w:bookmarkEnd w:id="10"/>
+      <w:bookmarkEnd w:id="11"/>
+      <w:bookmarkEnd w:id="12"/>
+      <w:bookmarkEnd w:id="13"/>
     </w:p>
     <w:p>
       <w:pPr>
         <w:tabs>
           <w:tab w:val="num" w:pos="360"/>
         </w:tabs>
+        <w:overflowPunct w:val="0"/>
         <w:jc w:val="both"/>
         <w:rPr>
           <w:rFonts w:eastAsia="標楷體"/>
           <w:sz w:val="28"/>
         </w:rPr>
       </w:pPr>
-      <w:bookmarkStart w:id="11" w:name="_Toc167696212"/>
+      <w:bookmarkStart w:id="14" w:name="_Toc167696212"/>
       <w:r>
         <w:rPr>
           <w:rFonts w:eastAsia="標楷體" w:hint="eastAsia"/>
@@ -5061,13 +2214,14 @@
         </w:rPr>
         <w:t>市場區隔：</w:t>
       </w:r>
-      <w:bookmarkEnd w:id="11"/>
+      <w:bookmarkEnd w:id="14"/>
     </w:p>
     <w:p>
       <w:pPr>
         <w:tabs>
           <w:tab w:val="num" w:pos="360"/>
         </w:tabs>
+        <w:overflowPunct w:val="0"/>
         <w:jc w:val="both"/>
         <w:rPr>
           <w:rFonts w:eastAsia="標楷體"/>
@@ -5081,7 +2235,7 @@
         </w:rPr>
         <w:tab/>
       </w:r>
-      <w:bookmarkStart w:id="12" w:name="_Toc167696213"/>
+      <w:bookmarkStart w:id="15" w:name="_Toc167696213"/>
       <w:r>
         <w:rPr>
           <w:rFonts w:eastAsia="標楷體" w:hint="eastAsia"/>
@@ -5096,13 +2250,27 @@
         </w:rPr>
         <w:t>客層：</w:t>
       </w:r>
-      <w:bookmarkEnd w:id="12"/>
+      <w:bookmarkEnd w:id="15"/>
       <w:r>
         <w:rPr>
           <w:rFonts w:eastAsia="標楷體" w:hint="eastAsia"/>
           <w:sz w:val="28"/>
         </w:rPr>
-        <w:t>中小型企業</w:t>
+        <w:t>所有導入</w:t>
+      </w:r>
+      <w:r>
+        <w:rPr>
+          <w:rFonts w:eastAsia="標楷體" w:hint="eastAsia"/>
+          <w:sz w:val="28"/>
+        </w:rPr>
+        <w:t>ISMS</w:t>
+      </w:r>
+      <w:r>
+        <w:rPr>
+          <w:rFonts w:eastAsia="標楷體" w:hint="eastAsia"/>
+          <w:sz w:val="28"/>
+        </w:rPr>
+        <w:t>的單位之人員</w:t>
       </w:r>
     </w:p>
     <w:p>
@@ -5110,160 +2278,172 @@
         <w:tabs>
           <w:tab w:val="num" w:pos="360"/>
         </w:tabs>
+        <w:overflowPunct w:val="0"/>
         <w:jc w:val="both"/>
         <w:rPr>
           <w:rFonts w:eastAsia="標楷體"/>
           <w:sz w:val="28"/>
         </w:rPr>
       </w:pPr>
-      <w:r>
-        <w:rPr>
-          <w:rFonts w:eastAsia="標楷體"/>
-          <w:sz w:val="28"/>
-        </w:rPr>
-        <w:tab/>
-      </w:r>
-      <w:bookmarkStart w:id="13" w:name="_Toc167696214"/>
+      <w:bookmarkStart w:id="16" w:name="_Toc167696215"/>
       <w:r>
         <w:rPr>
           <w:rFonts w:eastAsia="標楷體" w:hint="eastAsia"/>
           <w:sz w:val="28"/>
         </w:rPr>
-        <w:t>(2)</w:t>
+        <w:t xml:space="preserve">2. </w:t>
       </w:r>
       <w:r>
         <w:rPr>
           <w:rFonts w:eastAsia="標楷體" w:hint="eastAsia"/>
           <w:sz w:val="28"/>
         </w:rPr>
-        <w:t>生活型態：</w:t>
-      </w:r>
-      <w:bookmarkEnd w:id="13"/>
-      <w:r>
-        <w:rPr>
-          <w:rFonts w:eastAsia="標楷體" w:hint="eastAsia"/>
-          <w:sz w:val="28"/>
-        </w:rPr>
-        <w:t>規模不大，希望藉由</w:t>
-      </w:r>
-      <w:r>
-        <w:rPr>
-          <w:rFonts w:eastAsia="標楷體" w:hint="eastAsia"/>
-          <w:sz w:val="28"/>
-        </w:rPr>
-        <w:t>AI</w:t>
-      </w:r>
-      <w:r>
-        <w:rPr>
-          <w:rFonts w:eastAsia="標楷體" w:hint="eastAsia"/>
-          <w:sz w:val="28"/>
-        </w:rPr>
-        <w:t>輔助之企業</w:t>
-      </w:r>
+        <w:t>目標市場：</w:t>
+      </w:r>
+      <w:bookmarkEnd w:id="16"/>
     </w:p>
     <w:p>
       <w:pPr>
         <w:tabs>
           <w:tab w:val="num" w:pos="360"/>
         </w:tabs>
+        <w:overflowPunct w:val="0"/>
         <w:jc w:val="both"/>
         <w:rPr>
           <w:rFonts w:eastAsia="標楷體"/>
           <w:sz w:val="28"/>
         </w:rPr>
       </w:pPr>
-      <w:bookmarkStart w:id="14" w:name="_Toc167696215"/>
+      <w:r>
+        <w:rPr>
+          <w:rFonts w:eastAsia="標楷體"/>
+          <w:sz w:val="28"/>
+        </w:rPr>
+        <w:tab/>
+      </w:r>
+      <w:bookmarkStart w:id="17" w:name="_Toc167696216"/>
       <w:r>
         <w:rPr>
           <w:rFonts w:eastAsia="標楷體" w:hint="eastAsia"/>
           <w:sz w:val="28"/>
         </w:rPr>
-        <w:t xml:space="preserve">2. </w:t>
-      </w:r>
+        <w:t>(1)</w:t>
+      </w:r>
+      <w:bookmarkEnd w:id="17"/>
       <w:r>
         <w:rPr>
           <w:rFonts w:eastAsia="標楷體" w:hint="eastAsia"/>
           <w:sz w:val="28"/>
         </w:rPr>
-        <w:t>目標市場：</w:t>
-      </w:r>
-      <w:bookmarkEnd w:id="14"/>
+        <w:t xml:space="preserve"> </w:t>
+      </w:r>
+      <w:r>
+        <w:rPr>
+          <w:rFonts w:eastAsia="標楷體" w:hint="eastAsia"/>
+          <w:sz w:val="28"/>
+        </w:rPr>
+        <w:t>所有導入</w:t>
+      </w:r>
+      <w:r>
+        <w:rPr>
+          <w:rFonts w:eastAsia="標楷體" w:hint="eastAsia"/>
+          <w:sz w:val="28"/>
+        </w:rPr>
+        <w:t>ISMS</w:t>
+      </w:r>
+      <w:r>
+        <w:rPr>
+          <w:rFonts w:eastAsia="標楷體" w:hint="eastAsia"/>
+          <w:sz w:val="28"/>
+        </w:rPr>
+        <w:t>的單位之人員</w:t>
+      </w:r>
     </w:p>
     <w:p>
       <w:pPr>
         <w:tabs>
           <w:tab w:val="num" w:pos="360"/>
         </w:tabs>
+        <w:overflowPunct w:val="0"/>
         <w:jc w:val="both"/>
         <w:rPr>
           <w:rFonts w:eastAsia="標楷體"/>
           <w:sz w:val="28"/>
         </w:rPr>
       </w:pPr>
-      <w:r>
-        <w:rPr>
-          <w:rFonts w:eastAsia="標楷體"/>
-          <w:sz w:val="28"/>
-        </w:rPr>
-        <w:tab/>
-      </w:r>
-      <w:bookmarkStart w:id="15" w:name="_Toc167696216"/>
+      <w:bookmarkStart w:id="18" w:name="_Toc167696217"/>
       <w:r>
         <w:rPr>
           <w:rFonts w:eastAsia="標楷體" w:hint="eastAsia"/>
           <w:sz w:val="28"/>
         </w:rPr>
-        <w:t>(1)</w:t>
-      </w:r>
-      <w:bookmarkEnd w:id="15"/>
+        <w:t xml:space="preserve">3. </w:t>
+      </w:r>
       <w:r>
         <w:rPr>
           <w:rFonts w:eastAsia="標楷體" w:hint="eastAsia"/>
           <w:sz w:val="28"/>
         </w:rPr>
-        <w:t xml:space="preserve"> </w:t>
-      </w:r>
-      <w:r>
-        <w:rPr>
-          <w:rFonts w:eastAsia="標楷體" w:hint="eastAsia"/>
-          <w:sz w:val="28"/>
-        </w:rPr>
-        <w:t>中小型企業</w:t>
-      </w:r>
+        <w:t>產品定位：</w:t>
+      </w:r>
+      <w:bookmarkEnd w:id="18"/>
     </w:p>
     <w:p>
       <w:pPr>
         <w:tabs>
           <w:tab w:val="num" w:pos="360"/>
         </w:tabs>
+        <w:overflowPunct w:val="0"/>
         <w:jc w:val="both"/>
         <w:rPr>
           <w:rFonts w:eastAsia="標楷體"/>
           <w:sz w:val="28"/>
         </w:rPr>
       </w:pPr>
-      <w:bookmarkStart w:id="16" w:name="_Toc167696217"/>
+      <w:r>
+        <w:rPr>
+          <w:rFonts w:eastAsia="標楷體"/>
+          <w:sz w:val="28"/>
+        </w:rPr>
+        <w:tab/>
+      </w:r>
+      <w:bookmarkStart w:id="19" w:name="_Toc167696218"/>
       <w:r>
         <w:rPr>
           <w:rFonts w:eastAsia="標楷體" w:hint="eastAsia"/>
           <w:sz w:val="28"/>
         </w:rPr>
-        <w:t xml:space="preserve">3. </w:t>
-      </w:r>
+        <w:t>(1)</w:t>
+      </w:r>
+      <w:bookmarkEnd w:id="19"/>
       <w:r>
         <w:rPr>
           <w:rFonts w:eastAsia="標楷體" w:hint="eastAsia"/>
           <w:sz w:val="28"/>
         </w:rPr>
-        <w:t>產品定位：</w:t>
-      </w:r>
-      <w:bookmarkEnd w:id="16"/>
+        <w:t>更有效率的</w:t>
+      </w:r>
+      <w:r>
+        <w:rPr>
+          <w:rFonts w:eastAsia="標楷體" w:hint="eastAsia"/>
+          <w:sz w:val="28"/>
+        </w:rPr>
+        <w:t>AI</w:t>
+      </w:r>
+      <w:r>
+        <w:rPr>
+          <w:rFonts w:eastAsia="標楷體" w:hint="eastAsia"/>
+          <w:sz w:val="28"/>
+        </w:rPr>
+        <w:t>助理</w:t>
+      </w:r>
     </w:p>
     <w:p>
       <w:pPr>
         <w:tabs>
           <w:tab w:val="num" w:pos="360"/>
         </w:tabs>
+        <w:overflowPunct w:val="0"/>
         <w:jc w:val="both"/>
         <w:rPr>
           <w:rFonts w:eastAsia="標楷體"/>
@@ -5277,35 +2457,21 @@
         </w:rPr>
         <w:tab/>
       </w:r>
-      <w:bookmarkStart w:id="17" w:name="_Toc167696218"/>
+      <w:bookmarkStart w:id="20" w:name="_Toc167696219"/>
       <w:r>
         <w:rPr>
           <w:rFonts w:eastAsia="標楷體" w:hint="eastAsia"/>
           <w:sz w:val="28"/>
         </w:rPr>
-        <w:t>(1)</w:t>
-      </w:r>
-      <w:bookmarkEnd w:id="17"/>
+        <w:t>(2)</w:t>
+      </w:r>
+      <w:bookmarkEnd w:id="20"/>
       <w:r>
         <w:rPr>
           <w:rFonts w:eastAsia="標楷體" w:hint="eastAsia"/>
           <w:sz w:val="28"/>
         </w:rPr>
-        <w:t>更有效率的</w:t>
-      </w:r>
-      <w:r>
-        <w:rPr>
-          <w:rFonts w:eastAsia="標楷體" w:hint="eastAsia"/>
-          <w:sz w:val="28"/>
-        </w:rPr>
-        <w:t>AI</w:t>
-      </w:r>
-      <w:r>
-        <w:rPr>
-          <w:rFonts w:eastAsia="標楷體" w:hint="eastAsia"/>
-          <w:sz w:val="28"/>
-        </w:rPr>
-        <w:t>助理</w:t>
+        <w:t>即時追蹤資安風險</w:t>
       </w:r>
     </w:p>
     <w:p>
@@ -5313,48 +2479,20 @@
         <w:tabs>
           <w:tab w:val="num" w:pos="360"/>
         </w:tabs>
+        <w:overflowPunct w:val="0"/>
         <w:jc w:val="both"/>
         <w:rPr>
           <w:rFonts w:eastAsia="標楷體"/>
           <w:sz w:val="28"/>
         </w:rPr>
       </w:pPr>
-      <w:r>
-        <w:rPr>
-          <w:rFonts w:eastAsia="標楷體"/>
-          <w:sz w:val="28"/>
-        </w:rPr>
-        <w:tab/>
-      </w:r>
-      <w:bookmarkStart w:id="18" w:name="_Toc167696219"/>
-      <w:r>
-        <w:rPr>
-          <w:rFonts w:eastAsia="標楷體" w:hint="eastAsia"/>
-          <w:sz w:val="28"/>
-        </w:rPr>
-        <w:t>(2)</w:t>
-      </w:r>
-      <w:bookmarkEnd w:id="18"/>
-      <w:r>
-        <w:rPr>
-          <w:rFonts w:eastAsia="標楷體" w:hint="eastAsia"/>
-          <w:sz w:val="28"/>
-        </w:rPr>
-        <w:t>即時追蹤</w:t>
-      </w:r>
-      <w:r>
-        <w:rPr>
-          <w:rFonts w:eastAsia="標楷體" w:hint="eastAsia"/>
-          <w:sz w:val="28"/>
-        </w:rPr>
-        <w:t>資安風險</w:t>
-      </w:r>
     </w:p>
     <w:p>
       <w:pPr>
         <w:tabs>
           <w:tab w:val="num" w:pos="360"/>
         </w:tabs>
+        <w:overflowPunct w:val="0"/>
         <w:jc w:val="both"/>
         <w:outlineLvl w:val="1"/>
         <w:rPr>
@@ -5363,8 +2501,9 @@
           <w:szCs w:val="32"/>
         </w:rPr>
       </w:pPr>
-      <w:bookmarkStart w:id="19" w:name="_Toc167696222"/>
-      <w:bookmarkStart w:id="20" w:name="_Toc179739973"/>
+      <w:bookmarkStart w:id="21" w:name="_Toc167696222"/>
+      <w:bookmarkStart w:id="22" w:name="_Toc179739973"/>
+      <w:bookmarkStart w:id="23" w:name="_Toc229258897"/>
       <w:r>
         <w:rPr>
           <w:rFonts w:eastAsia="標楷體" w:hint="eastAsia"/>
@@ -5389,8 +2528,9 @@
         </w:rPr>
         <w:t>SWOT-TOWS</w:t>
       </w:r>
-      <w:bookmarkEnd w:id="19"/>
-      <w:bookmarkEnd w:id="20"/>
+      <w:bookmarkEnd w:id="21"/>
+      <w:bookmarkEnd w:id="22"/>
+      <w:bookmarkEnd w:id="23"/>
       <w:r>
         <w:rPr>
           <w:rFonts w:eastAsia="標楷體"/>
@@ -5404,14 +2544,15 @@
       <w:pPr>
         <w:pStyle w:val="af1"/>
         <w:keepNext/>
-        <w:spacing w:before="160" w:after="0" w:line="240" w:lineRule="auto"/>
+        <w:overflowPunct w:val="0"/>
+        <w:spacing w:after="0" w:line="240" w:lineRule="auto"/>
         <w:jc w:val="center"/>
         <w:rPr>
           <w:rFonts w:ascii="Times New Roman" w:eastAsia="標楷體" w:hAnsi="Times New Roman"/>
           <w:sz w:val="24"/>
         </w:rPr>
       </w:pPr>
-      <w:bookmarkStart w:id="21" w:name="_Toc167710112"/>
+      <w:bookmarkStart w:id="24" w:name="_Toc167710112"/>
       <w:r>
         <w:rPr>
           <w:rFonts w:ascii="Times New Roman" w:eastAsia="標楷體" w:hAnsi="Times New Roman" w:hint="eastAsia"/>
@@ -5447,7 +2588,7 @@
         </w:rPr>
         <w:t>分析</w:t>
       </w:r>
-      <w:bookmarkEnd w:id="21"/>
+      <w:bookmarkEnd w:id="24"/>
     </w:p>
     <w:tbl>
       <w:tblPr>
@@ -5471,13 +2612,14 @@
               <w:tabs>
                 <w:tab w:val="num" w:pos="360"/>
               </w:tabs>
+              <w:overflowPunct w:val="0"/>
               <w:jc w:val="center"/>
               <w:rPr>
                 <w:rFonts w:eastAsia="標楷體"/>
                 <w:sz w:val="28"/>
               </w:rPr>
             </w:pPr>
-            <w:bookmarkStart w:id="22" w:name="_Toc167696223"/>
+            <w:bookmarkStart w:id="25" w:name="_Toc167696223"/>
             <w:r>
               <w:rPr>
                 <w:rFonts w:eastAsia="標楷體" w:hint="eastAsia"/>
@@ -5492,7 +2634,7 @@
               </w:rPr>
               <w:t xml:space="preserve"> S</w:t>
             </w:r>
-            <w:bookmarkEnd w:id="22"/>
+            <w:bookmarkEnd w:id="25"/>
           </w:p>
         </w:tc>
         <w:tc>
@@ -5506,13 +2648,14 @@
               <w:tabs>
                 <w:tab w:val="num" w:pos="360"/>
               </w:tabs>
+              <w:overflowPunct w:val="0"/>
               <w:jc w:val="center"/>
               <w:rPr>
                 <w:rFonts w:eastAsia="標楷體"/>
                 <w:sz w:val="28"/>
               </w:rPr>
             </w:pPr>
-            <w:bookmarkStart w:id="23" w:name="_Toc167696224"/>
+            <w:bookmarkStart w:id="26" w:name="_Toc167696224"/>
             <w:r>
               <w:rPr>
                 <w:rFonts w:eastAsia="標楷體" w:hint="eastAsia"/>
@@ -5527,7 +2670,7 @@
               </w:rPr>
               <w:t xml:space="preserve"> W</w:t>
             </w:r>
-            <w:bookmarkEnd w:id="23"/>
+            <w:bookmarkEnd w:id="26"/>
           </w:p>
         </w:tc>
       </w:tr>
@@ -5549,6 +2692,7 @@
               <w:tabs>
                 <w:tab w:val="num" w:pos="360"/>
               </w:tabs>
+              <w:overflowPunct w:val="0"/>
               <w:jc w:val="both"/>
               <w:rPr>
                 <w:rFonts w:eastAsia="標楷體"/>
@@ -5573,6 +2717,7 @@
               <w:tabs>
                 <w:tab w:val="num" w:pos="360"/>
               </w:tabs>
+              <w:overflowPunct w:val="0"/>
               <w:jc w:val="both"/>
               <w:rPr>
                 <w:rFonts w:eastAsia="標楷體"/>
@@ -5605,6 +2750,7 @@
               <w:tabs>
                 <w:tab w:val="num" w:pos="360"/>
               </w:tabs>
+              <w:overflowPunct w:val="0"/>
               <w:jc w:val="both"/>
               <w:rPr>
                 <w:rFonts w:eastAsia="標楷體"/>
@@ -5636,6 +2782,7 @@
               <w:tabs>
                 <w:tab w:val="num" w:pos="360"/>
               </w:tabs>
+              <w:overflowPunct w:val="0"/>
               <w:jc w:val="both"/>
               <w:rPr>
                 <w:rFonts w:eastAsia="標楷體"/>
@@ -5647,7 +2794,14 @@
                 <w:rFonts w:eastAsia="標楷體" w:hint="eastAsia"/>
                 <w:sz w:val="28"/>
               </w:rPr>
-              <w:t>隱私疑慮</w:t>
+              <w:t>開發、維護</w:t>
+            </w:r>
+            <w:r>
+              <w:rPr>
+                <w:rFonts w:eastAsia="標楷體" w:hint="eastAsia"/>
+                <w:sz w:val="28"/>
+              </w:rPr>
+              <w:t>成本高</w:t>
             </w:r>
           </w:p>
           <w:p>
@@ -5660,6 +2814,7 @@
               <w:tabs>
                 <w:tab w:val="num" w:pos="360"/>
               </w:tabs>
+              <w:overflowPunct w:val="0"/>
               <w:jc w:val="both"/>
               <w:rPr>
                 <w:rFonts w:eastAsia="標楷體"/>
@@ -5671,14 +2826,21 @@
                 <w:rFonts w:eastAsia="標楷體" w:hint="eastAsia"/>
                 <w:sz w:val="28"/>
               </w:rPr>
-              <w:t>API</w:t>
-            </w:r>
-            <w:r>
-              <w:rPr>
-                <w:rFonts w:eastAsia="標楷體" w:hint="eastAsia"/>
-                <w:sz w:val="28"/>
-              </w:rPr>
-              <w:t>成本高</w:t>
+              <w:t>過度依賴</w:t>
+            </w:r>
+            <w:r>
+              <w:rPr>
+                <w:rFonts w:eastAsia="標楷體" w:hint="eastAsia"/>
+                <w:sz w:val="28"/>
+              </w:rPr>
+              <w:t>AI</w:t>
+            </w:r>
+            <w:r>
+              <w:rPr>
+                <w:rFonts w:eastAsia="標楷體" w:hint="eastAsia"/>
+                <w:sz w:val="28"/>
+              </w:rPr>
+              <w:t>資訊</w:t>
             </w:r>
           </w:p>
         </w:tc>
@@ -5695,13 +2857,14 @@
               <w:tabs>
                 <w:tab w:val="num" w:pos="360"/>
               </w:tabs>
+              <w:overflowPunct w:val="0"/>
               <w:jc w:val="center"/>
               <w:rPr>
                 <w:rFonts w:eastAsia="標楷體"/>
                 <w:sz w:val="28"/>
               </w:rPr>
             </w:pPr>
-            <w:bookmarkStart w:id="24" w:name="_Toc167696225"/>
+            <w:bookmarkStart w:id="27" w:name="_Toc167696225"/>
             <w:r>
               <w:rPr>
                 <w:rFonts w:eastAsia="標楷體" w:hint="eastAsia"/>
@@ -5716,7 +2879,7 @@
               </w:rPr>
               <w:t xml:space="preserve"> O</w:t>
             </w:r>
-            <w:bookmarkEnd w:id="24"/>
+            <w:bookmarkEnd w:id="27"/>
           </w:p>
         </w:tc>
         <w:tc>
@@ -5730,13 +2893,14 @@
               <w:tabs>
                 <w:tab w:val="num" w:pos="360"/>
               </w:tabs>
+              <w:overflowPunct w:val="0"/>
               <w:jc w:val="center"/>
               <w:rPr>
                 <w:rFonts w:eastAsia="標楷體"/>
                 <w:sz w:val="28"/>
               </w:rPr>
             </w:pPr>
-            <w:bookmarkStart w:id="25" w:name="_Toc167696226"/>
+            <w:bookmarkStart w:id="28" w:name="_Toc167696226"/>
             <w:r>
               <w:rPr>
                 <w:rFonts w:eastAsia="標楷體" w:hint="eastAsia"/>
@@ -5751,7 +2915,7 @@
               </w:rPr>
               <w:t xml:space="preserve"> T</w:t>
             </w:r>
-            <w:bookmarkEnd w:id="25"/>
+            <w:bookmarkEnd w:id="28"/>
           </w:p>
         </w:tc>
       </w:tr>
@@ -5770,6 +2934,7 @@
               <w:tabs>
                 <w:tab w:val="num" w:pos="360"/>
               </w:tabs>
+              <w:overflowPunct w:val="0"/>
               <w:jc w:val="both"/>
               <w:rPr>
                 <w:rFonts w:eastAsia="標楷體"/>
@@ -5781,7 +2946,7 @@
                 <w:rFonts w:eastAsia="標楷體" w:hint="eastAsia"/>
                 <w:sz w:val="28"/>
               </w:rPr>
-              <w:t>數位轉型機會多</w:t>
+              <w:t>法規需求</w:t>
             </w:r>
           </w:p>
           <w:p>
@@ -5794,6 +2959,7 @@
               <w:tabs>
                 <w:tab w:val="num" w:pos="360"/>
               </w:tabs>
+              <w:overflowPunct w:val="0"/>
               <w:jc w:val="both"/>
               <w:rPr>
                 <w:rFonts w:eastAsia="標楷體"/>
@@ -5821,6 +2987,7 @@
                 <w:ilvl w:val="0"/>
                 <w:numId w:val="7"/>
               </w:numPr>
+              <w:overflowPunct w:val="0"/>
               <w:jc w:val="both"/>
               <w:rPr>
                 <w:rFonts w:eastAsia="標楷體"/>
@@ -5850,6 +3017,7 @@
                 <w:ilvl w:val="0"/>
                 <w:numId w:val="7"/>
               </w:numPr>
+              <w:overflowPunct w:val="0"/>
               <w:jc w:val="both"/>
               <w:rPr>
                 <w:rFonts w:eastAsia="標楷體"/>
@@ -5862,6 +3030,29 @@
                 <w:sz w:val="28"/>
               </w:rPr>
               <w:t>法規變動快</w:t>
+            </w:r>
+          </w:p>
+          <w:p>
+            <w:pPr>
+              <w:pStyle w:val="aa"/>
+              <w:keepNext/>
+              <w:numPr>
+                <w:ilvl w:val="0"/>
+                <w:numId w:val="7"/>
+              </w:numPr>
+              <w:overflowPunct w:val="0"/>
+              <w:jc w:val="both"/>
+              <w:rPr>
+                <w:rFonts w:eastAsia="標楷體"/>
+                <w:sz w:val="28"/>
+              </w:rPr>
+            </w:pPr>
+            <w:r>
+              <w:rPr>
+                <w:rFonts w:eastAsia="標楷體" w:hint="eastAsia"/>
+                <w:sz w:val="28"/>
+              </w:rPr>
+              <w:t>隱私疑慮</w:t>
             </w:r>
           </w:p>
         </w:tc>
@@ -5871,6 +3062,7 @@
       <w:pPr>
         <w:pStyle w:val="af1"/>
         <w:keepNext/>
+        <w:overflowPunct w:val="0"/>
         <w:spacing w:after="0" w:line="240" w:lineRule="auto"/>
         <w:jc w:val="center"/>
         <w:rPr>
@@ -5878,24 +3070,13 @@
           <w:sz w:val="24"/>
         </w:rPr>
       </w:pPr>
-      <w:bookmarkStart w:id="26" w:name="_Toc167710113"/>
-    </w:p>
-    <w:p>
-      <w:pPr>
-        <w:pStyle w:val="af1"/>
-        <w:keepNext/>
-        <w:spacing w:before="160" w:after="0" w:line="240" w:lineRule="auto"/>
-        <w:jc w:val="center"/>
-        <w:rPr>
-          <w:rFonts w:ascii="Times New Roman" w:eastAsia="標楷體" w:hAnsi="Times New Roman"/>
-          <w:sz w:val="24"/>
-        </w:rPr>
-      </w:pPr>
+      <w:bookmarkStart w:id="29" w:name="_Toc167710113"/>
       <w:r>
         <w:rPr>
           <w:rFonts w:ascii="Times New Roman" w:eastAsia="標楷體" w:hAnsi="Times New Roman" w:hint="eastAsia"/>
           <w:sz w:val="24"/>
         </w:rPr>
+        <w:lastRenderedPageBreak/>
         <w:t>表</w:t>
       </w:r>
       <w:r>
@@ -5903,44 +3084,30 @@
           <w:rFonts w:ascii="Times New Roman" w:eastAsia="標楷體" w:hAnsi="Times New Roman" w:hint="eastAsia"/>
           <w:sz w:val="24"/>
         </w:rPr>
-        <w:t xml:space="preserve"> </w:t>
+        <w:t xml:space="preserve"> 2-4-2</w:t>
       </w:r>
       <w:r>
         <w:rPr>
           <w:rFonts w:ascii="Times New Roman" w:eastAsia="標楷體" w:hAnsi="Times New Roman" w:hint="eastAsia"/>
           <w:sz w:val="24"/>
         </w:rPr>
-        <w:t>2</w:t>
+        <w:t>：</w:t>
       </w:r>
       <w:r>
         <w:rPr>
           <w:rFonts w:ascii="Times New Roman" w:eastAsia="標楷體" w:hAnsi="Times New Roman" w:hint="eastAsia"/>
           <w:sz w:val="24"/>
         </w:rPr>
-        <w:t>-4-2</w:t>
+        <w:t>TOWS</w:t>
       </w:r>
       <w:r>
         <w:rPr>
           <w:rFonts w:ascii="Times New Roman" w:eastAsia="標楷體" w:hAnsi="Times New Roman" w:hint="eastAsia"/>
           <w:sz w:val="24"/>
         </w:rPr>
-        <w:t>：</w:t>
-      </w:r>
-      <w:r>
-        <w:rPr>
-          <w:rFonts w:ascii="Times New Roman" w:eastAsia="標楷體" w:hAnsi="Times New Roman" w:hint="eastAsia"/>
-          <w:sz w:val="24"/>
-        </w:rPr>
-        <w:t>TOWS</w:t>
-      </w:r>
-      <w:r>
-        <w:rPr>
-          <w:rFonts w:ascii="Times New Roman" w:eastAsia="標楷體" w:hAnsi="Times New Roman" w:hint="eastAsia"/>
-          <w:sz w:val="24"/>
-        </w:rPr>
         <w:t>分析</w:t>
       </w:r>
-      <w:bookmarkEnd w:id="26"/>
+      <w:bookmarkEnd w:id="29"/>
     </w:p>
     <w:tbl>
       <w:tblPr>
@@ -5967,6 +3134,7 @@
               <w:tabs>
                 <w:tab w:val="num" w:pos="360"/>
               </w:tabs>
+              <w:overflowPunct w:val="0"/>
               <w:jc w:val="both"/>
               <w:rPr>
                 <w:rFonts w:eastAsia="標楷體"/>
@@ -5986,13 +3154,14 @@
               <w:tabs>
                 <w:tab w:val="num" w:pos="360"/>
               </w:tabs>
+              <w:overflowPunct w:val="0"/>
               <w:jc w:val="center"/>
               <w:rPr>
                 <w:rFonts w:eastAsia="標楷體"/>
                 <w:sz w:val="28"/>
               </w:rPr>
             </w:pPr>
-            <w:bookmarkStart w:id="27" w:name="_Toc167696227"/>
+            <w:bookmarkStart w:id="30" w:name="_Toc167696227"/>
             <w:r>
               <w:rPr>
                 <w:rFonts w:eastAsia="標楷體" w:hint="eastAsia"/>
@@ -6007,7 +3176,7 @@
               </w:rPr>
               <w:t xml:space="preserve"> S</w:t>
             </w:r>
-            <w:bookmarkEnd w:id="27"/>
+            <w:bookmarkEnd w:id="30"/>
           </w:p>
         </w:tc>
         <w:tc>
@@ -6021,13 +3190,14 @@
               <w:tabs>
                 <w:tab w:val="num" w:pos="360"/>
               </w:tabs>
+              <w:overflowPunct w:val="0"/>
               <w:jc w:val="center"/>
               <w:rPr>
                 <w:rFonts w:eastAsia="標楷體"/>
                 <w:sz w:val="28"/>
               </w:rPr>
             </w:pPr>
-            <w:bookmarkStart w:id="28" w:name="_Toc167696228"/>
+            <w:bookmarkStart w:id="31" w:name="_Toc167696228"/>
             <w:r>
               <w:rPr>
                 <w:rFonts w:eastAsia="標楷體" w:hint="eastAsia"/>
@@ -6042,7 +3212,7 @@
               </w:rPr>
               <w:t xml:space="preserve"> W</w:t>
             </w:r>
-            <w:bookmarkEnd w:id="28"/>
+            <w:bookmarkEnd w:id="31"/>
           </w:p>
         </w:tc>
       </w:tr>
@@ -6058,13 +3228,14 @@
               <w:tabs>
                 <w:tab w:val="num" w:pos="360"/>
               </w:tabs>
+              <w:overflowPunct w:val="0"/>
               <w:jc w:val="center"/>
               <w:rPr>
                 <w:rFonts w:eastAsia="標楷體"/>
                 <w:sz w:val="28"/>
               </w:rPr>
             </w:pPr>
-            <w:bookmarkStart w:id="29" w:name="_Toc167696229"/>
+            <w:bookmarkStart w:id="32" w:name="_Toc167696229"/>
             <w:r>
               <w:rPr>
                 <w:rFonts w:eastAsia="標楷體" w:hint="eastAsia"/>
@@ -6072,20 +3243,21 @@
               </w:rPr>
               <w:t>機會</w:t>
             </w:r>
-            <w:bookmarkEnd w:id="29"/>
+            <w:bookmarkEnd w:id="32"/>
           </w:p>
           <w:p>
             <w:pPr>
               <w:tabs>
                 <w:tab w:val="num" w:pos="360"/>
               </w:tabs>
+              <w:overflowPunct w:val="0"/>
               <w:jc w:val="center"/>
               <w:rPr>
                 <w:rFonts w:eastAsia="標楷體"/>
                 <w:sz w:val="28"/>
               </w:rPr>
             </w:pPr>
-            <w:bookmarkStart w:id="30" w:name="_Toc167696230"/>
+            <w:bookmarkStart w:id="33" w:name="_Toc167696230"/>
             <w:r>
               <w:rPr>
                 <w:rFonts w:eastAsia="標楷體" w:hint="eastAsia"/>
@@ -6093,7 +3265,7 @@
               </w:rPr>
               <w:t>O</w:t>
             </w:r>
-            <w:bookmarkEnd w:id="30"/>
+            <w:bookmarkEnd w:id="33"/>
           </w:p>
         </w:tc>
         <w:tc>
@@ -6110,6 +3282,7 @@
               <w:tabs>
                 <w:tab w:val="num" w:pos="360"/>
               </w:tabs>
+              <w:overflowPunct w:val="0"/>
               <w:jc w:val="both"/>
               <w:rPr>
                 <w:rFonts w:eastAsia="標楷體"/>
@@ -6122,30 +3295,6 @@
                 <w:sz w:val="28"/>
               </w:rPr>
               <w:t>低門檻、高效率</w:t>
-            </w:r>
-          </w:p>
-          <w:p>
-            <w:pPr>
-              <w:pStyle w:val="aa"/>
-              <w:numPr>
-                <w:ilvl w:val="0"/>
-                <w:numId w:val="8"/>
-              </w:numPr>
-              <w:tabs>
-                <w:tab w:val="num" w:pos="360"/>
-              </w:tabs>
-              <w:jc w:val="both"/>
-              <w:rPr>
-                <w:rFonts w:eastAsia="標楷體"/>
-                <w:sz w:val="28"/>
-              </w:rPr>
-            </w:pPr>
-            <w:r>
-              <w:rPr>
-                <w:rFonts w:eastAsia="標楷體" w:hint="eastAsia"/>
-                <w:sz w:val="28"/>
-              </w:rPr>
-              <w:t>中小企業缺乏資安專才</w:t>
             </w:r>
           </w:p>
         </w:tc>
@@ -6160,6 +3309,7 @@
                 <w:ilvl w:val="0"/>
                 <w:numId w:val="10"/>
               </w:numPr>
+              <w:overflowPunct w:val="0"/>
               <w:jc w:val="both"/>
               <w:rPr>
                 <w:rFonts w:eastAsia="標楷體"/>
@@ -6171,21 +3321,29 @@
                 <w:rFonts w:eastAsia="標楷體" w:hint="eastAsia"/>
                 <w:sz w:val="28"/>
               </w:rPr>
-              <w:t>不斷優化系統，</w:t>
-            </w:r>
-            <w:r>
-              <w:rPr>
-                <w:rFonts w:eastAsia="標楷體" w:hint="eastAsia"/>
-                <w:sz w:val="28"/>
-              </w:rPr>
-              <w:t>解決隱私疑慮</w:t>
-            </w:r>
-            <w:r>
-              <w:rPr>
-                <w:rFonts w:eastAsia="標楷體" w:hint="eastAsia"/>
-                <w:sz w:val="28"/>
-              </w:rPr>
-              <w:t>。</w:t>
+              <w:t>不斷優化系統</w:t>
+            </w:r>
+          </w:p>
+          <w:p>
+            <w:pPr>
+              <w:pStyle w:val="aa"/>
+              <w:numPr>
+                <w:ilvl w:val="0"/>
+                <w:numId w:val="10"/>
+              </w:numPr>
+              <w:overflowPunct w:val="0"/>
+              <w:jc w:val="both"/>
+              <w:rPr>
+                <w:rFonts w:eastAsia="標楷體"/>
+                <w:sz w:val="28"/>
+              </w:rPr>
+            </w:pPr>
+            <w:r>
+              <w:rPr>
+                <w:rFonts w:eastAsia="標楷體" w:hint="eastAsia"/>
+                <w:sz w:val="28"/>
+              </w:rPr>
+              <w:t>解決隱私疑慮。</w:t>
             </w:r>
           </w:p>
         </w:tc>
@@ -6202,13 +3360,14 @@
               <w:tabs>
                 <w:tab w:val="num" w:pos="360"/>
               </w:tabs>
+              <w:overflowPunct w:val="0"/>
               <w:jc w:val="center"/>
               <w:rPr>
                 <w:rFonts w:eastAsia="標楷體"/>
                 <w:sz w:val="28"/>
               </w:rPr>
             </w:pPr>
-            <w:bookmarkStart w:id="31" w:name="_Toc167696231"/>
+            <w:bookmarkStart w:id="34" w:name="_Toc167696231"/>
             <w:r>
               <w:rPr>
                 <w:rFonts w:eastAsia="標楷體" w:hint="eastAsia"/>
@@ -6216,20 +3375,21 @@
               </w:rPr>
               <w:t>威脅</w:t>
             </w:r>
-            <w:bookmarkEnd w:id="31"/>
+            <w:bookmarkEnd w:id="34"/>
           </w:p>
           <w:p>
             <w:pPr>
               <w:tabs>
                 <w:tab w:val="num" w:pos="360"/>
               </w:tabs>
+              <w:overflowPunct w:val="0"/>
               <w:jc w:val="center"/>
               <w:rPr>
                 <w:rFonts w:eastAsia="標楷體"/>
                 <w:sz w:val="28"/>
               </w:rPr>
             </w:pPr>
-            <w:bookmarkStart w:id="32" w:name="_Toc167696232"/>
+            <w:bookmarkStart w:id="35" w:name="_Toc167696232"/>
             <w:r>
               <w:rPr>
                 <w:rFonts w:eastAsia="標楷體" w:hint="eastAsia"/>
@@ -6237,7 +3397,7 @@
               </w:rPr>
               <w:t>T</w:t>
             </w:r>
-            <w:bookmarkEnd w:id="32"/>
+            <w:bookmarkEnd w:id="35"/>
           </w:p>
         </w:tc>
         <w:tc>
@@ -6254,6 +3414,7 @@
               <w:tabs>
                 <w:tab w:val="num" w:pos="360"/>
               </w:tabs>
+              <w:overflowPunct w:val="0"/>
               <w:jc w:val="both"/>
               <w:rPr>
                 <w:rFonts w:eastAsia="標楷體"/>
@@ -6265,14 +3426,7 @@
                 <w:rFonts w:eastAsia="標楷體" w:hint="eastAsia"/>
                 <w:sz w:val="28"/>
               </w:rPr>
-              <w:t>系統會動態即時更新，</w:t>
-            </w:r>
-            <w:r>
-              <w:rPr>
-                <w:rFonts w:eastAsia="標楷體" w:hint="eastAsia"/>
-                <w:sz w:val="28"/>
-              </w:rPr>
-              <w:t>能根據每日新聞調整風險評估分數</w:t>
+              <w:t>系統會動態即時更新，能根據每日新聞調整風險評估分數</w:t>
             </w:r>
           </w:p>
         </w:tc>
@@ -6290,6 +3444,7 @@
               <w:tabs>
                 <w:tab w:val="num" w:pos="360"/>
               </w:tabs>
+              <w:overflowPunct w:val="0"/>
               <w:jc w:val="both"/>
               <w:rPr>
                 <w:rFonts w:eastAsia="標楷體"/>
@@ -6315,7 +3470,46 @@
                 <w:rFonts w:eastAsia="標楷體" w:hint="eastAsia"/>
                 <w:sz w:val="28"/>
               </w:rPr>
-              <w:t>幻覺及駭客攻擊，需加入人工確認流程</w:t>
+              <w:t>幻覺及駭客攻擊</w:t>
+            </w:r>
+          </w:p>
+          <w:p>
+            <w:pPr>
+              <w:pStyle w:val="aa"/>
+              <w:numPr>
+                <w:ilvl w:val="0"/>
+                <w:numId w:val="11"/>
+              </w:numPr>
+              <w:tabs>
+                <w:tab w:val="num" w:pos="360"/>
+              </w:tabs>
+              <w:overflowPunct w:val="0"/>
+              <w:jc w:val="both"/>
+              <w:rPr>
+                <w:rFonts w:eastAsia="標楷體"/>
+                <w:sz w:val="28"/>
+              </w:rPr>
+            </w:pPr>
+            <w:r>
+              <w:rPr>
+                <w:rFonts w:eastAsia="標楷體" w:hint="eastAsia"/>
+                <w:sz w:val="28"/>
+              </w:rPr>
+              <w:t>只是給建議，由</w:t>
+            </w:r>
+            <w:r>
+              <w:rPr>
+                <w:rFonts w:eastAsia="標楷體" w:hint="eastAsia"/>
+                <w:sz w:val="28"/>
+              </w:rPr>
+              <w:t>人工</w:t>
+            </w:r>
+            <w:r>
+              <w:rPr>
+                <w:rFonts w:eastAsia="標楷體" w:hint="eastAsia"/>
+                <w:sz w:val="28"/>
+              </w:rPr>
+              <w:t>作最後判斷</w:t>
             </w:r>
           </w:p>
         </w:tc>
@@ -6323,201 +3517,713 @@
     </w:tbl>
     <w:p>
       <w:pPr>
-        <w:widowControl/>
-        <w:spacing w:after="160" w:line="278" w:lineRule="auto"/>
-      </w:pPr>
-    </w:p>
-    <w:p/>
-    <w:p>
-      <w:pPr>
-        <w:sectPr>
-          <w:pgSz w:w="11906" w:h="16838"/>
-          <w:pgMar w:top="1440" w:right="1800" w:bottom="1440" w:left="1800" w:header="851" w:footer="992" w:gutter="0"/>
-          <w:cols w:space="425"/>
-          <w:docGrid w:type="lines" w:linePitch="360"/>
-        </w:sectPr>
+        <w:overflowPunct w:val="0"/>
+        <w:rPr>
+          <w:rFonts w:eastAsia="標楷體"/>
+        </w:rPr>
       </w:pPr>
     </w:p>
     <w:p>
-      <w:r>
-        <w:lastRenderedPageBreak/>
-        <w:t xml:space="preserve">7-3 </w:t>
-      </w:r>
-      <w:r>
-        <w:t>元件圖</w:t>
-      </w:r>
+      <w:pPr>
+        <w:pStyle w:val="af1"/>
+        <w:keepNext/>
+        <w:spacing w:before="160" w:after="0" w:line="240" w:lineRule="auto"/>
+        <w:jc w:val="center"/>
+        <w:rPr>
+          <w:rFonts w:ascii="Times New Roman" w:eastAsia="標楷體" w:hAnsi="Times New Roman"/>
+          <w:sz w:val="24"/>
+        </w:rPr>
+      </w:pPr>
+      <w:bookmarkStart w:id="36" w:name="_Toc167710114"/>
+      <w:r>
+        <w:rPr>
+          <w:rFonts w:ascii="Times New Roman" w:eastAsia="標楷體" w:hAnsi="Times New Roman" w:hint="eastAsia"/>
+          <w:sz w:val="24"/>
+        </w:rPr>
+        <w:t>表</w:t>
+      </w:r>
+      <w:r>
+        <w:rPr>
+          <w:rFonts w:ascii="Times New Roman" w:eastAsia="標楷體" w:hAnsi="Times New Roman" w:hint="eastAsia"/>
+          <w:sz w:val="24"/>
+        </w:rPr>
+        <w:t xml:space="preserve"> 2-4-3</w:t>
+      </w:r>
+      <w:r>
+        <w:rPr>
+          <w:rFonts w:ascii="Times New Roman" w:eastAsia="標楷體" w:hAnsi="Times New Roman" w:hint="eastAsia"/>
+          <w:sz w:val="24"/>
+        </w:rPr>
+        <w:t>：相關系統比較</w:t>
+      </w:r>
+      <w:bookmarkEnd w:id="36"/>
     </w:p>
-    <w:p/>
-    <w:p>
-      <w:r>
-        <w:rPr>
-          <w:noProof/>
-        </w:rPr>
-        <w:drawing>
-          <wp:inline distT="0" distB="0" distL="0" distR="0" wp14:anchorId="006C7CAC" wp14:editId="7DD6A9C4">
-            <wp:extent cx="5274310" cy="8007985"/>
-            <wp:effectExtent l="0" t="0" r="2540" b="0"/>
-            <wp:docPr id="801930567" name="圖片 1"/>
-            <wp:cNvGraphicFramePr>
-              <a:graphicFrameLocks xmlns:a="http://schemas.openxmlformats.org/drawingml/2006/main" noChangeAspect="1"/>
-            </wp:cNvGraphicFramePr>
-            <a:graphic xmlns:a="http://schemas.openxmlformats.org/drawingml/2006/main">
-              <a:graphicData uri="http://schemas.openxmlformats.org/drawingml/2006/picture">
-                <pic:pic xmlns:pic="http://schemas.openxmlformats.org/drawingml/2006/picture">
-                  <pic:nvPicPr>
-                    <pic:cNvPr id="801930567" name=""/>
-                    <pic:cNvPicPr/>
-                  </pic:nvPicPr>
-                  <pic:blipFill>
-                    <a:blip r:embed="rId5"/>
-                    <a:stretch>
-                      <a:fillRect/>
-                    </a:stretch>
-                  </pic:blipFill>
-                  <pic:spPr>
-                    <a:xfrm>
-                      <a:off x="0" y="0"/>
-                      <a:ext cx="5274310" cy="8007985"/>
-                    </a:xfrm>
-                    <a:prstGeom prst="rect">
-                      <a:avLst/>
-                    </a:prstGeom>
-                  </pic:spPr>
-                </pic:pic>
-              </a:graphicData>
-            </a:graphic>
-          </wp:inline>
-        </w:drawing>
-      </w:r>
-    </w:p>
-    <w:p/>
-    <w:p>
-      <w:r>
-        <w:t xml:space="preserve">7-4 </w:t>
-      </w:r>
-      <w:r>
-        <w:t>狀態機圖</w:t>
-      </w:r>
-      <w:r>
-        <w:rPr>
-          <w:rFonts w:hint="eastAsia"/>
-        </w:rPr>
-        <w:t>及</w:t>
-      </w:r>
-      <w:r>
-        <w:t>時序圖</w:t>
-      </w:r>
-    </w:p>
-    <w:p>
-      <w:r>
-        <w:rPr>
-          <w:rFonts w:hint="eastAsia"/>
-        </w:rPr>
-        <w:t>【</w:t>
-      </w:r>
-      <w:r>
-        <w:t>狀態機圖</w:t>
-      </w:r>
-      <w:r>
-        <w:rPr>
-          <w:rFonts w:hint="eastAsia"/>
-        </w:rPr>
-        <w:t>】</w:t>
-      </w:r>
-    </w:p>
-    <w:p>
-      <w:r>
-        <w:rPr>
-          <w:noProof/>
-        </w:rPr>
-        <w:drawing>
-          <wp:inline distT="0" distB="0" distL="0" distR="0" wp14:anchorId="0961846C" wp14:editId="594A2BA0">
-            <wp:extent cx="2696533" cy="4638675"/>
-            <wp:effectExtent l="0" t="0" r="8890" b="0"/>
-            <wp:docPr id="1814122531" name="圖片 1"/>
-            <wp:cNvGraphicFramePr>
-              <a:graphicFrameLocks xmlns:a="http://schemas.openxmlformats.org/drawingml/2006/main" noChangeAspect="1"/>
-            </wp:cNvGraphicFramePr>
-            <a:graphic xmlns:a="http://schemas.openxmlformats.org/drawingml/2006/main">
-              <a:graphicData uri="http://schemas.openxmlformats.org/drawingml/2006/picture">
-                <pic:pic xmlns:pic="http://schemas.openxmlformats.org/drawingml/2006/picture">
-                  <pic:nvPicPr>
-                    <pic:cNvPr id="1814122531" name=""/>
-                    <pic:cNvPicPr/>
-                  </pic:nvPicPr>
-                  <pic:blipFill>
-                    <a:blip r:embed="rId6"/>
-                    <a:stretch>
-                      <a:fillRect/>
-                    </a:stretch>
-                  </pic:blipFill>
-                  <pic:spPr>
-                    <a:xfrm>
-                      <a:off x="0" y="0"/>
-                      <a:ext cx="2702532" cy="4648994"/>
-                    </a:xfrm>
-                    <a:prstGeom prst="rect">
-                      <a:avLst/>
-                    </a:prstGeom>
-                  </pic:spPr>
-                </pic:pic>
-              </a:graphicData>
-            </a:graphic>
-          </wp:inline>
-        </w:drawing>
-      </w:r>
-    </w:p>
-    <w:p>
-      <w:r>
-        <w:rPr>
-          <w:rFonts w:hint="eastAsia"/>
-        </w:rPr>
-        <w:t>【時序圖】</w:t>
-      </w:r>
-    </w:p>
-    <w:p>
-      <w:r>
-        <w:rPr>
-          <w:noProof/>
-        </w:rPr>
-        <w:drawing>
-          <wp:inline distT="0" distB="0" distL="0" distR="0" wp14:anchorId="50FB4C7C" wp14:editId="0AE757CC">
-            <wp:extent cx="4818918" cy="2828925"/>
-            <wp:effectExtent l="0" t="0" r="1270" b="0"/>
-            <wp:docPr id="1895713502" name="圖片 1"/>
-            <wp:cNvGraphicFramePr>
-              <a:graphicFrameLocks xmlns:a="http://schemas.openxmlformats.org/drawingml/2006/main" noChangeAspect="1"/>
-            </wp:cNvGraphicFramePr>
-            <a:graphic xmlns:a="http://schemas.openxmlformats.org/drawingml/2006/main">
-              <a:graphicData uri="http://schemas.openxmlformats.org/drawingml/2006/picture">
-                <pic:pic xmlns:pic="http://schemas.openxmlformats.org/drawingml/2006/picture">
-                  <pic:nvPicPr>
-                    <pic:cNvPr id="1895713502" name=""/>
-                    <pic:cNvPicPr/>
-                  </pic:nvPicPr>
-                  <pic:blipFill>
-                    <a:blip r:embed="rId7"/>
-                    <a:stretch>
-                      <a:fillRect/>
-                    </a:stretch>
-                  </pic:blipFill>
-                  <pic:spPr>
-                    <a:xfrm>
-                      <a:off x="0" y="0"/>
-                      <a:ext cx="4828911" cy="2834791"/>
-                    </a:xfrm>
-                    <a:prstGeom prst="rect">
-                      <a:avLst/>
-                    </a:prstGeom>
-                  </pic:spPr>
-                </pic:pic>
-              </a:graphicData>
-            </a:graphic>
-          </wp:inline>
-        </w:drawing>
-      </w:r>
-    </w:p>
-    <w:p/>
+    <w:tbl>
+      <w:tblPr>
+        <w:tblStyle w:val="af0"/>
+        <w:tblW w:w="5000" w:type="pct"/>
+        <w:tblLook w:val="04A0" w:firstRow="1" w:lastRow="0" w:firstColumn="1" w:lastColumn="0" w:noHBand="0" w:noVBand="1"/>
+      </w:tblPr>
+      <w:tblGrid>
+        <w:gridCol w:w="2560"/>
+        <w:gridCol w:w="1912"/>
+        <w:gridCol w:w="1911"/>
+        <w:gridCol w:w="1913"/>
+      </w:tblGrid>
+      <w:tr>
+        <w:trPr>
+          <w:trHeight w:val="737"/>
+        </w:trPr>
+        <w:tc>
+          <w:tcPr>
+            <w:tcW w:w="1542" w:type="pct"/>
+            <w:tcBorders>
+              <w:bottom w:val="single" w:sz="4" w:space="0" w:color="auto"/>
+              <w:tl2br w:val="single" w:sz="4" w:space="0" w:color="auto"/>
+            </w:tcBorders>
+            <w:shd w:val="pct10" w:color="auto" w:fill="auto"/>
+          </w:tcPr>
+          <w:p>
+            <w:pPr>
+              <w:widowControl/>
+              <w:tabs>
+                <w:tab w:val="right" w:pos="3182"/>
+              </w:tabs>
+              <w:rPr>
+                <w:rFonts w:eastAsia="標楷體"/>
+                <w:sz w:val="28"/>
+              </w:rPr>
+            </w:pPr>
+            <w:bookmarkStart w:id="37" w:name="_Toc167696233"/>
+            <w:r>
+              <w:rPr>
+                <w:rFonts w:eastAsia="標楷體" w:hint="eastAsia"/>
+                <w:sz w:val="28"/>
+              </w:rPr>
+              <w:t>功能</w:t>
+            </w:r>
+            <w:r>
+              <w:rPr>
+                <w:rFonts w:eastAsia="標楷體"/>
+                <w:sz w:val="28"/>
+              </w:rPr>
+              <w:tab/>
+            </w:r>
+            <w:r>
+              <w:rPr>
+                <w:rFonts w:eastAsia="標楷體" w:hint="eastAsia"/>
+                <w:sz w:val="28"/>
+              </w:rPr>
+              <w:t>系統</w:t>
+            </w:r>
+            <w:bookmarkEnd w:id="37"/>
+          </w:p>
+        </w:tc>
+        <w:tc>
+          <w:tcPr>
+            <w:tcW w:w="1152" w:type="pct"/>
+            <w:shd w:val="pct10" w:color="auto" w:fill="auto"/>
+            <w:vAlign w:val="center"/>
+          </w:tcPr>
+          <w:p>
+            <w:pPr>
+              <w:widowControl/>
+              <w:jc w:val="center"/>
+              <w:rPr>
+                <w:rFonts w:eastAsia="標楷體"/>
+                <w:sz w:val="28"/>
+                <w:szCs w:val="28"/>
+              </w:rPr>
+            </w:pPr>
+            <w:r>
+              <w:rPr>
+                <w:rFonts w:eastAsia="標楷體" w:hint="eastAsia"/>
+                <w:sz w:val="28"/>
+                <w:szCs w:val="28"/>
+              </w:rPr>
+              <w:t>Risk Genie</w:t>
+            </w:r>
+          </w:p>
+          <w:p>
+            <w:pPr>
+              <w:widowControl/>
+              <w:jc w:val="center"/>
+              <w:rPr>
+                <w:rFonts w:eastAsia="標楷體"/>
+                <w:sz w:val="28"/>
+                <w:szCs w:val="28"/>
+              </w:rPr>
+            </w:pPr>
+            <w:r>
+              <w:rPr>
+                <w:rFonts w:eastAsia="標楷體" w:hint="eastAsia"/>
+                <w:sz w:val="28"/>
+                <w:szCs w:val="28"/>
+              </w:rPr>
+              <w:t>評評理</w:t>
+            </w:r>
+          </w:p>
+        </w:tc>
+        <w:tc>
+          <w:tcPr>
+            <w:tcW w:w="1152" w:type="pct"/>
+            <w:shd w:val="pct10" w:color="auto" w:fill="auto"/>
+            <w:vAlign w:val="center"/>
+          </w:tcPr>
+          <w:p>
+            <w:pPr>
+              <w:widowControl/>
+              <w:jc w:val="center"/>
+              <w:rPr>
+                <w:rFonts w:eastAsia="標楷體"/>
+                <w:sz w:val="28"/>
+              </w:rPr>
+            </w:pPr>
+            <w:r>
+              <w:rPr>
+                <w:rFonts w:eastAsia="標楷體" w:hint="eastAsia"/>
+                <w:sz w:val="28"/>
+              </w:rPr>
+              <w:t>E-SOFT</w:t>
+            </w:r>
+          </w:p>
+        </w:tc>
+        <w:tc>
+          <w:tcPr>
+            <w:tcW w:w="1153" w:type="pct"/>
+            <w:shd w:val="pct10" w:color="auto" w:fill="auto"/>
+            <w:vAlign w:val="center"/>
+          </w:tcPr>
+          <w:p>
+            <w:pPr>
+              <w:widowControl/>
+              <w:jc w:val="center"/>
+              <w:rPr>
+                <w:rFonts w:eastAsia="標楷體"/>
+                <w:sz w:val="28"/>
+              </w:rPr>
+            </w:pPr>
+            <w:r>
+              <w:rPr>
+                <w:rFonts w:eastAsia="標楷體" w:hint="eastAsia"/>
+                <w:sz w:val="28"/>
+              </w:rPr>
+              <w:t>Secorion</w:t>
+            </w:r>
+            <w:r>
+              <w:rPr>
+                <w:rFonts w:eastAsia="標楷體" w:hint="eastAsia"/>
+                <w:sz w:val="28"/>
+              </w:rPr>
+              <w:t>資安合規管理平台</w:t>
+            </w:r>
+          </w:p>
+        </w:tc>
+      </w:tr>
+      <w:tr>
+        <w:trPr>
+          <w:trHeight w:val="737"/>
+        </w:trPr>
+        <w:tc>
+          <w:tcPr>
+            <w:tcW w:w="1542" w:type="pct"/>
+            <w:shd w:val="pct10" w:color="auto" w:fill="auto"/>
+            <w:vAlign w:val="center"/>
+          </w:tcPr>
+          <w:p>
+            <w:pPr>
+              <w:widowControl/>
+              <w:jc w:val="center"/>
+              <w:rPr>
+                <w:rFonts w:eastAsia="標楷體"/>
+                <w:sz w:val="28"/>
+              </w:rPr>
+            </w:pPr>
+            <w:r>
+              <w:rPr>
+                <w:rFonts w:eastAsia="標楷體" w:hint="eastAsia"/>
+                <w:sz w:val="28"/>
+              </w:rPr>
+              <w:t>使用門檻</w:t>
+            </w:r>
+          </w:p>
+        </w:tc>
+        <w:tc>
+          <w:tcPr>
+            <w:tcW w:w="1152" w:type="pct"/>
+            <w:vAlign w:val="center"/>
+          </w:tcPr>
+          <w:p>
+            <w:pPr>
+              <w:widowControl/>
+              <w:jc w:val="center"/>
+              <w:rPr>
+                <w:rFonts w:eastAsia="標楷體"/>
+                <w:sz w:val="28"/>
+              </w:rPr>
+            </w:pPr>
+            <w:r>
+              <w:rPr>
+                <w:rFonts w:eastAsia="標楷體" w:hint="eastAsia"/>
+                <w:sz w:val="28"/>
+              </w:rPr>
+              <w:t>低</w:t>
+            </w:r>
+          </w:p>
+        </w:tc>
+        <w:tc>
+          <w:tcPr>
+            <w:tcW w:w="1152" w:type="pct"/>
+            <w:vAlign w:val="center"/>
+          </w:tcPr>
+          <w:p>
+            <w:pPr>
+              <w:widowControl/>
+              <w:jc w:val="center"/>
+              <w:rPr>
+                <w:rFonts w:eastAsia="標楷體"/>
+                <w:sz w:val="28"/>
+              </w:rPr>
+            </w:pPr>
+            <w:r>
+              <w:rPr>
+                <w:rFonts w:eastAsia="標楷體" w:hint="eastAsia"/>
+                <w:sz w:val="28"/>
+              </w:rPr>
+              <w:t>高</w:t>
+            </w:r>
+          </w:p>
+        </w:tc>
+        <w:tc>
+          <w:tcPr>
+            <w:tcW w:w="1153" w:type="pct"/>
+            <w:vAlign w:val="center"/>
+          </w:tcPr>
+          <w:p>
+            <w:pPr>
+              <w:widowControl/>
+              <w:jc w:val="center"/>
+              <w:rPr>
+                <w:rFonts w:eastAsia="標楷體"/>
+                <w:sz w:val="28"/>
+              </w:rPr>
+            </w:pPr>
+            <w:r>
+              <w:rPr>
+                <w:rFonts w:eastAsia="標楷體" w:hint="eastAsia"/>
+                <w:sz w:val="28"/>
+              </w:rPr>
+              <w:t>高</w:t>
+            </w:r>
+          </w:p>
+        </w:tc>
+      </w:tr>
+      <w:tr>
+        <w:trPr>
+          <w:trHeight w:val="737"/>
+        </w:trPr>
+        <w:tc>
+          <w:tcPr>
+            <w:tcW w:w="1542" w:type="pct"/>
+            <w:shd w:val="pct10" w:color="auto" w:fill="auto"/>
+            <w:vAlign w:val="center"/>
+          </w:tcPr>
+          <w:p>
+            <w:pPr>
+              <w:widowControl/>
+              <w:jc w:val="center"/>
+              <w:rPr>
+                <w:rFonts w:eastAsia="標楷體"/>
+                <w:sz w:val="28"/>
+              </w:rPr>
+            </w:pPr>
+            <w:r>
+              <w:rPr>
+                <w:rFonts w:eastAsia="標楷體" w:hint="eastAsia"/>
+                <w:sz w:val="28"/>
+              </w:rPr>
+              <w:t>AI</w:t>
+            </w:r>
+            <w:r>
+              <w:rPr>
+                <w:rFonts w:eastAsia="標楷體" w:hint="eastAsia"/>
+                <w:sz w:val="28"/>
+              </w:rPr>
+              <w:t>引導輔助</w:t>
+            </w:r>
+          </w:p>
+        </w:tc>
+        <w:tc>
+          <w:tcPr>
+            <w:tcW w:w="1152" w:type="pct"/>
+            <w:vAlign w:val="center"/>
+          </w:tcPr>
+          <w:p>
+            <w:pPr>
+              <w:widowControl/>
+              <w:jc w:val="center"/>
+              <w:rPr>
+                <w:rFonts w:eastAsia="標楷體"/>
+                <w:sz w:val="28"/>
+              </w:rPr>
+            </w:pPr>
+            <w:r>
+              <w:rPr>
+                <w:rFonts w:eastAsia="標楷體" w:hint="eastAsia"/>
+                <w:sz w:val="28"/>
+              </w:rPr>
+              <w:t>高</w:t>
+            </w:r>
+          </w:p>
+        </w:tc>
+        <w:tc>
+          <w:tcPr>
+            <w:tcW w:w="1152" w:type="pct"/>
+            <w:vAlign w:val="center"/>
+          </w:tcPr>
+          <w:p>
+            <w:pPr>
+              <w:widowControl/>
+              <w:jc w:val="center"/>
+              <w:rPr>
+                <w:rFonts w:eastAsia="標楷體"/>
+                <w:sz w:val="28"/>
+              </w:rPr>
+            </w:pPr>
+            <w:r>
+              <w:rPr>
+                <w:rFonts w:eastAsia="標楷體" w:hint="eastAsia"/>
+                <w:sz w:val="28"/>
+              </w:rPr>
+              <w:t>低</w:t>
+            </w:r>
+          </w:p>
+        </w:tc>
+        <w:tc>
+          <w:tcPr>
+            <w:tcW w:w="1153" w:type="pct"/>
+            <w:vAlign w:val="center"/>
+          </w:tcPr>
+          <w:p>
+            <w:pPr>
+              <w:widowControl/>
+              <w:jc w:val="center"/>
+              <w:rPr>
+                <w:rFonts w:eastAsia="標楷體"/>
+                <w:sz w:val="28"/>
+              </w:rPr>
+            </w:pPr>
+            <w:r>
+              <w:rPr>
+                <w:rFonts w:eastAsia="標楷體" w:hint="eastAsia"/>
+                <w:sz w:val="28"/>
+              </w:rPr>
+              <w:t>低</w:t>
+            </w:r>
+          </w:p>
+        </w:tc>
+      </w:tr>
+      <w:tr>
+        <w:trPr>
+          <w:trHeight w:val="737"/>
+        </w:trPr>
+        <w:tc>
+          <w:tcPr>
+            <w:tcW w:w="1542" w:type="pct"/>
+            <w:shd w:val="pct10" w:color="auto" w:fill="auto"/>
+            <w:vAlign w:val="center"/>
+          </w:tcPr>
+          <w:p>
+            <w:pPr>
+              <w:widowControl/>
+              <w:jc w:val="center"/>
+              <w:rPr>
+                <w:rFonts w:eastAsia="標楷體"/>
+                <w:sz w:val="28"/>
+              </w:rPr>
+            </w:pPr>
+            <w:r>
+              <w:rPr>
+                <w:rFonts w:eastAsia="標楷體" w:hint="eastAsia"/>
+                <w:sz w:val="28"/>
+              </w:rPr>
+              <w:t>評鑑效率</w:t>
+            </w:r>
+          </w:p>
+        </w:tc>
+        <w:tc>
+          <w:tcPr>
+            <w:tcW w:w="1152" w:type="pct"/>
+            <w:vAlign w:val="center"/>
+          </w:tcPr>
+          <w:p>
+            <w:pPr>
+              <w:widowControl/>
+              <w:jc w:val="center"/>
+              <w:rPr>
+                <w:rFonts w:eastAsia="標楷體"/>
+                <w:sz w:val="28"/>
+              </w:rPr>
+            </w:pPr>
+            <w:r>
+              <w:rPr>
+                <w:rFonts w:eastAsia="標楷體" w:hint="eastAsia"/>
+                <w:sz w:val="28"/>
+              </w:rPr>
+              <w:t>高</w:t>
+            </w:r>
+          </w:p>
+        </w:tc>
+        <w:tc>
+          <w:tcPr>
+            <w:tcW w:w="1152" w:type="pct"/>
+            <w:vAlign w:val="center"/>
+          </w:tcPr>
+          <w:p>
+            <w:pPr>
+              <w:widowControl/>
+              <w:jc w:val="center"/>
+              <w:rPr>
+                <w:rFonts w:eastAsia="標楷體"/>
+                <w:sz w:val="28"/>
+              </w:rPr>
+            </w:pPr>
+            <w:r>
+              <w:rPr>
+                <w:rFonts w:eastAsia="標楷體" w:hint="eastAsia"/>
+                <w:sz w:val="28"/>
+              </w:rPr>
+              <w:t>低</w:t>
+            </w:r>
+          </w:p>
+        </w:tc>
+        <w:tc>
+          <w:tcPr>
+            <w:tcW w:w="1153" w:type="pct"/>
+            <w:vAlign w:val="center"/>
+          </w:tcPr>
+          <w:p>
+            <w:pPr>
+              <w:widowControl/>
+              <w:jc w:val="center"/>
+              <w:rPr>
+                <w:rFonts w:eastAsia="標楷體"/>
+                <w:sz w:val="28"/>
+              </w:rPr>
+            </w:pPr>
+            <w:bookmarkStart w:id="38" w:name="_Toc167696248"/>
+            <w:r>
+              <w:rPr>
+                <w:rFonts w:eastAsia="標楷體" w:hint="eastAsia"/>
+                <w:sz w:val="28"/>
+              </w:rPr>
+              <w:t>低</w:t>
+            </w:r>
+            <w:bookmarkEnd w:id="38"/>
+          </w:p>
+        </w:tc>
+      </w:tr>
+      <w:tr>
+        <w:trPr>
+          <w:trHeight w:val="737"/>
+        </w:trPr>
+        <w:tc>
+          <w:tcPr>
+            <w:tcW w:w="1542" w:type="pct"/>
+            <w:shd w:val="pct10" w:color="auto" w:fill="auto"/>
+            <w:vAlign w:val="center"/>
+          </w:tcPr>
+          <w:p>
+            <w:pPr>
+              <w:widowControl/>
+              <w:jc w:val="center"/>
+              <w:rPr>
+                <w:rFonts w:eastAsia="標楷體"/>
+                <w:sz w:val="28"/>
+              </w:rPr>
+            </w:pPr>
+            <w:r>
+              <w:rPr>
+                <w:rFonts w:eastAsia="標楷體" w:hint="eastAsia"/>
+                <w:sz w:val="28"/>
+              </w:rPr>
+              <w:t>使用者互動</w:t>
+            </w:r>
+          </w:p>
+        </w:tc>
+        <w:tc>
+          <w:tcPr>
+            <w:tcW w:w="1152" w:type="pct"/>
+            <w:vAlign w:val="center"/>
+          </w:tcPr>
+          <w:p>
+            <w:pPr>
+              <w:widowControl/>
+              <w:jc w:val="center"/>
+              <w:rPr>
+                <w:rFonts w:eastAsia="標楷體"/>
+                <w:sz w:val="28"/>
+              </w:rPr>
+            </w:pPr>
+            <w:r>
+              <w:rPr>
+                <w:rFonts w:eastAsia="標楷體" w:hint="eastAsia"/>
+                <w:sz w:val="28"/>
+              </w:rPr>
+              <w:t>高</w:t>
+            </w:r>
+          </w:p>
+        </w:tc>
+        <w:tc>
+          <w:tcPr>
+            <w:tcW w:w="1152" w:type="pct"/>
+            <w:vAlign w:val="center"/>
+          </w:tcPr>
+          <w:p>
+            <w:pPr>
+              <w:widowControl/>
+              <w:jc w:val="center"/>
+              <w:rPr>
+                <w:rFonts w:eastAsia="標楷體"/>
+                <w:sz w:val="28"/>
+              </w:rPr>
+            </w:pPr>
+            <w:bookmarkStart w:id="39" w:name="_Toc167696251"/>
+            <w:r>
+              <w:rPr>
+                <w:rFonts w:eastAsia="標楷體" w:hint="eastAsia"/>
+                <w:sz w:val="28"/>
+              </w:rPr>
+              <w:t>低</w:t>
+            </w:r>
+            <w:bookmarkEnd w:id="39"/>
+          </w:p>
+        </w:tc>
+        <w:tc>
+          <w:tcPr>
+            <w:tcW w:w="1153" w:type="pct"/>
+            <w:vAlign w:val="center"/>
+          </w:tcPr>
+          <w:p>
+            <w:pPr>
+              <w:widowControl/>
+              <w:jc w:val="center"/>
+              <w:rPr>
+                <w:rFonts w:eastAsia="標楷體"/>
+                <w:sz w:val="28"/>
+              </w:rPr>
+            </w:pPr>
+            <w:bookmarkStart w:id="40" w:name="_Toc167696252"/>
+            <w:r>
+              <w:rPr>
+                <w:rFonts w:eastAsia="標楷體" w:hint="eastAsia"/>
+                <w:sz w:val="28"/>
+              </w:rPr>
+              <w:t>低</w:t>
+            </w:r>
+            <w:bookmarkEnd w:id="40"/>
+          </w:p>
+        </w:tc>
+      </w:tr>
+      <w:tr>
+        <w:trPr>
+          <w:trHeight w:val="737"/>
+        </w:trPr>
+        <w:tc>
+          <w:tcPr>
+            <w:tcW w:w="1542" w:type="pct"/>
+            <w:shd w:val="pct10" w:color="auto" w:fill="auto"/>
+            <w:vAlign w:val="center"/>
+          </w:tcPr>
+          <w:p>
+            <w:pPr>
+              <w:widowControl/>
+              <w:jc w:val="center"/>
+              <w:rPr>
+                <w:rFonts w:eastAsia="標楷體"/>
+                <w:sz w:val="28"/>
+              </w:rPr>
+            </w:pPr>
+            <w:r>
+              <w:rPr>
+                <w:rFonts w:eastAsia="標楷體" w:hint="eastAsia"/>
+                <w:sz w:val="28"/>
+              </w:rPr>
+              <w:t>系統導入成本</w:t>
+            </w:r>
+          </w:p>
+        </w:tc>
+        <w:tc>
+          <w:tcPr>
+            <w:tcW w:w="1152" w:type="pct"/>
+            <w:vAlign w:val="center"/>
+          </w:tcPr>
+          <w:p>
+            <w:pPr>
+              <w:widowControl/>
+              <w:jc w:val="center"/>
+              <w:rPr>
+                <w:rFonts w:eastAsia="標楷體"/>
+                <w:sz w:val="28"/>
+              </w:rPr>
+            </w:pPr>
+            <w:r>
+              <w:rPr>
+                <w:rFonts w:eastAsia="標楷體" w:hint="eastAsia"/>
+                <w:sz w:val="28"/>
+              </w:rPr>
+              <w:t>低</w:t>
+            </w:r>
+          </w:p>
+        </w:tc>
+        <w:tc>
+          <w:tcPr>
+            <w:tcW w:w="1152" w:type="pct"/>
+            <w:vAlign w:val="center"/>
+          </w:tcPr>
+          <w:p>
+            <w:pPr>
+              <w:widowControl/>
+              <w:jc w:val="center"/>
+              <w:rPr>
+                <w:rFonts w:eastAsia="標楷體"/>
+                <w:sz w:val="28"/>
+              </w:rPr>
+            </w:pPr>
+            <w:r>
+              <w:rPr>
+                <w:rFonts w:eastAsia="標楷體" w:hint="eastAsia"/>
+                <w:sz w:val="28"/>
+              </w:rPr>
+              <w:t>高</w:t>
+            </w:r>
+          </w:p>
+        </w:tc>
+        <w:tc>
+          <w:tcPr>
+            <w:tcW w:w="1153" w:type="pct"/>
+            <w:vAlign w:val="center"/>
+          </w:tcPr>
+          <w:p>
+            <w:pPr>
+              <w:widowControl/>
+              <w:jc w:val="center"/>
+              <w:rPr>
+                <w:rFonts w:eastAsia="標楷體"/>
+                <w:sz w:val="28"/>
+              </w:rPr>
+            </w:pPr>
+            <w:r>
+              <w:rPr>
+                <w:rFonts w:eastAsia="標楷體" w:hint="eastAsia"/>
+                <w:sz w:val="28"/>
+              </w:rPr>
+              <w:t>高</w:t>
+            </w:r>
+          </w:p>
+        </w:tc>
+      </w:tr>
+    </w:tbl>
     <w:p/>
     <w:sectPr>
       <w:pgSz w:w="11906" w:h="16838"/>

--- a/文件/系統文件 第二章.docx
+++ b/文件/系統文件 第二章.docx
@@ -3294,7 +3294,32 @@
                 <w:rFonts w:eastAsia="標楷體" w:hint="eastAsia"/>
                 <w:sz w:val="28"/>
               </w:rPr>
-              <w:t>低門檻、高效率</w:t>
+              <w:t>低門檻</w:t>
+            </w:r>
+          </w:p>
+          <w:p>
+            <w:pPr>
+              <w:pStyle w:val="aa"/>
+              <w:numPr>
+                <w:ilvl w:val="0"/>
+                <w:numId w:val="8"/>
+              </w:numPr>
+              <w:tabs>
+                <w:tab w:val="num" w:pos="360"/>
+              </w:tabs>
+              <w:overflowPunct w:val="0"/>
+              <w:jc w:val="both"/>
+              <w:rPr>
+                <w:rFonts w:eastAsia="標楷體"/>
+                <w:sz w:val="28"/>
+              </w:rPr>
+            </w:pPr>
+            <w:r>
+              <w:rPr>
+                <w:rFonts w:eastAsia="標楷體" w:hint="eastAsia"/>
+                <w:sz w:val="28"/>
+              </w:rPr>
+              <w:t>高效率</w:t>
             </w:r>
           </w:p>
         </w:tc>
